--- a/3_ОТЧЁТЫ/2026-09-14/Аналитическая_записка_2026-09-14_данные_по_11.09.docx
+++ b/3_ОТЧЁТЫ/2026-09-14/Аналитическая_записка_2026-09-14_данные_по_11.09.docx
@@ -665,6 +665,524 @@
       <w:pPr>
         <w:spacing w:after="80"/>
       </w:pPr>
+    </w:p>
+    <w:p>
+      <w:pPr>
+        <w:spacing w:before="180" w:after="100"/>
+      </w:pPr>
+      <w:r>
+        <w:rPr>
+          <w:rFonts w:ascii="Arial" w:hAnsi="Arial"/>
+          <w:b/>
+          <w:color w:val="1F3864"/>
+          <w:sz w:val="24"/>
+        </w:rPr>
+        <w:t>Выполнение плана</w:t>
+      </w:r>
+    </w:p>
+    <w:tbl>
+      <w:tblPr>
+        <w:tblStyle w:val="TableGrid"/>
+        <w:tblW w:type="auto" w:w="0"/>
+        <w:jc w:val="center"/>
+        <w:tblLook w:firstColumn="1" w:firstRow="1" w:lastColumn="0" w:lastRow="0" w:noHBand="0" w:noVBand="1" w:val="04A0"/>
+      </w:tblPr>
+      <w:tblGrid>
+        <w:gridCol w:w="2085"/>
+        <w:gridCol w:w="2085"/>
+        <w:gridCol w:w="2085"/>
+        <w:gridCol w:w="2085"/>
+        <w:gridCol w:w="2085"/>
+      </w:tblGrid>
+      <w:tr>
+        <w:tc>
+          <w:tcPr>
+            <w:tcW w:type="dxa" w:w="2381"/>
+            <w:shd w:fill="1F3864"/>
+          </w:tcPr>
+          <w:p>
+            <w:pPr>
+              <w:jc w:val="center"/>
+            </w:pPr>
+            <w:r/>
+            <w:r>
+              <w:rPr>
+                <w:rFonts w:ascii="Arial" w:hAnsi="Arial"/>
+                <w:b/>
+                <w:color w:val="FFFFFF"/>
+                <w:sz w:val="18"/>
+              </w:rPr>
+              <w:t>Вид плана</w:t>
+            </w:r>
+          </w:p>
+        </w:tc>
+        <w:tc>
+          <w:tcPr>
+            <w:tcW w:type="dxa" w:w="1701"/>
+            <w:shd w:fill="1F3864"/>
+          </w:tcPr>
+          <w:p>
+            <w:pPr>
+              <w:jc w:val="center"/>
+            </w:pPr>
+            <w:r/>
+            <w:r>
+              <w:rPr>
+                <w:rFonts w:ascii="Arial" w:hAnsi="Arial"/>
+                <w:b/>
+                <w:color w:val="FFFFFF"/>
+                <w:sz w:val="18"/>
+              </w:rPr>
+              <w:t>План, млн ₽</w:t>
+            </w:r>
+          </w:p>
+        </w:tc>
+        <w:tc>
+          <w:tcPr>
+            <w:tcW w:type="dxa" w:w="1701"/>
+            <w:shd w:fill="1F3864"/>
+          </w:tcPr>
+          <w:p>
+            <w:pPr>
+              <w:jc w:val="center"/>
+            </w:pPr>
+            <w:r/>
+            <w:r>
+              <w:rPr>
+                <w:rFonts w:ascii="Arial" w:hAnsi="Arial"/>
+                <w:b/>
+                <w:color w:val="FFFFFF"/>
+                <w:sz w:val="18"/>
+              </w:rPr>
+              <w:t>Факт, млн ₽</w:t>
+            </w:r>
+          </w:p>
+        </w:tc>
+        <w:tc>
+          <w:tcPr>
+            <w:tcW w:type="dxa" w:w="1701"/>
+            <w:shd w:fill="1F3864"/>
+          </w:tcPr>
+          <w:p>
+            <w:pPr>
+              <w:jc w:val="center"/>
+            </w:pPr>
+            <w:r/>
+            <w:r>
+              <w:rPr>
+                <w:rFonts w:ascii="Arial" w:hAnsi="Arial"/>
+                <w:b/>
+                <w:color w:val="FFFFFF"/>
+                <w:sz w:val="18"/>
+              </w:rPr>
+              <w:t>Разница, млн ₽</w:t>
+            </w:r>
+          </w:p>
+        </w:tc>
+        <w:tc>
+          <w:tcPr>
+            <w:tcW w:type="dxa" w:w="1587"/>
+            <w:shd w:fill="1F3864"/>
+          </w:tcPr>
+          <w:p>
+            <w:pPr>
+              <w:jc w:val="center"/>
+            </w:pPr>
+            <w:r/>
+            <w:r>
+              <w:rPr>
+                <w:rFonts w:ascii="Arial" w:hAnsi="Arial"/>
+                <w:b/>
+                <w:color w:val="FFFFFF"/>
+                <w:sz w:val="18"/>
+              </w:rPr>
+              <w:t>Выполнение</w:t>
+            </w:r>
+          </w:p>
+        </w:tc>
+      </w:tr>
+      <w:tr>
+        <w:tc>
+          <w:tcPr>
+            <w:tcW w:type="dxa" w:w="2381"/>
+          </w:tcPr>
+          <w:p>
+            <w:r/>
+            <w:r>
+              <w:rPr>
+                <w:rFonts w:ascii="Arial" w:hAnsi="Arial"/>
+                <w:sz w:val="18"/>
+              </w:rPr>
+              <w:t>ИТАН</w:t>
+            </w:r>
+          </w:p>
+        </w:tc>
+        <w:tc>
+          <w:tcPr>
+            <w:tcW w:type="dxa" w:w="1701"/>
+          </w:tcPr>
+          <w:p>
+            <w:pPr>
+              <w:jc w:val="right"/>
+            </w:pPr>
+            <w:r/>
+            <w:r>
+              <w:rPr>
+                <w:rFonts w:ascii="Arial" w:hAnsi="Arial"/>
+                <w:sz w:val="18"/>
+              </w:rPr>
+              <w:t>128,99</w:t>
+            </w:r>
+          </w:p>
+        </w:tc>
+        <w:tc>
+          <w:tcPr>
+            <w:tcW w:type="dxa" w:w="1701"/>
+          </w:tcPr>
+          <w:p>
+            <w:pPr>
+              <w:jc w:val="right"/>
+            </w:pPr>
+            <w:r/>
+            <w:r>
+              <w:rPr>
+                <w:rFonts w:ascii="Arial" w:hAnsi="Arial"/>
+                <w:sz w:val="18"/>
+              </w:rPr>
+              <w:t>100,22</w:t>
+            </w:r>
+          </w:p>
+        </w:tc>
+        <w:tc>
+          <w:tcPr>
+            <w:tcW w:type="dxa" w:w="1701"/>
+          </w:tcPr>
+          <w:p>
+            <w:pPr>
+              <w:jc w:val="right"/>
+            </w:pPr>
+            <w:r/>
+            <w:r>
+              <w:rPr>
+                <w:rFonts w:ascii="Arial" w:hAnsi="Arial"/>
+                <w:b/>
+                <w:color w:val="C00000"/>
+                <w:sz w:val="18"/>
+              </w:rPr>
+              <w:t>−28,76</w:t>
+            </w:r>
+          </w:p>
+        </w:tc>
+        <w:tc>
+          <w:tcPr>
+            <w:tcW w:type="dxa" w:w="1587"/>
+          </w:tcPr>
+          <w:p>
+            <w:pPr>
+              <w:jc w:val="right"/>
+            </w:pPr>
+            <w:r/>
+            <w:r>
+              <w:rPr>
+                <w:rFonts w:ascii="Arial" w:hAnsi="Arial"/>
+                <w:sz w:val="18"/>
+              </w:rPr>
+              <w:t>77,7 %</w:t>
+            </w:r>
+          </w:p>
+        </w:tc>
+      </w:tr>
+      <w:tr>
+        <w:tc>
+          <w:tcPr>
+            <w:tcW w:type="dxa" w:w="2381"/>
+          </w:tcPr>
+          <w:p>
+            <w:r/>
+            <w:r>
+              <w:rPr>
+                <w:rFonts w:ascii="Arial" w:hAnsi="Arial"/>
+                <w:sz w:val="18"/>
+              </w:rPr>
+              <w:t>Оперативный</w:t>
+            </w:r>
+          </w:p>
+        </w:tc>
+        <w:tc>
+          <w:tcPr>
+            <w:tcW w:type="dxa" w:w="1701"/>
+          </w:tcPr>
+          <w:p>
+            <w:pPr>
+              <w:jc w:val="right"/>
+            </w:pPr>
+            <w:r/>
+            <w:r>
+              <w:rPr>
+                <w:rFonts w:ascii="Arial" w:hAnsi="Arial"/>
+                <w:sz w:val="18"/>
+              </w:rPr>
+              <w:t>142,54</w:t>
+            </w:r>
+          </w:p>
+        </w:tc>
+        <w:tc>
+          <w:tcPr>
+            <w:tcW w:type="dxa" w:w="1701"/>
+          </w:tcPr>
+          <w:p>
+            <w:pPr>
+              <w:jc w:val="right"/>
+            </w:pPr>
+            <w:r/>
+            <w:r>
+              <w:rPr>
+                <w:rFonts w:ascii="Arial" w:hAnsi="Arial"/>
+                <w:sz w:val="18"/>
+              </w:rPr>
+              <w:t>100,22</w:t>
+            </w:r>
+          </w:p>
+        </w:tc>
+        <w:tc>
+          <w:tcPr>
+            <w:tcW w:type="dxa" w:w="1701"/>
+          </w:tcPr>
+          <w:p>
+            <w:pPr>
+              <w:jc w:val="right"/>
+            </w:pPr>
+            <w:r/>
+            <w:r>
+              <w:rPr>
+                <w:rFonts w:ascii="Arial" w:hAnsi="Arial"/>
+                <w:b/>
+                <w:color w:val="C00000"/>
+                <w:sz w:val="18"/>
+              </w:rPr>
+              <w:t>−42,32</w:t>
+            </w:r>
+          </w:p>
+        </w:tc>
+        <w:tc>
+          <w:tcPr>
+            <w:tcW w:type="dxa" w:w="1587"/>
+          </w:tcPr>
+          <w:p>
+            <w:pPr>
+              <w:jc w:val="right"/>
+            </w:pPr>
+            <w:r/>
+            <w:r>
+              <w:rPr>
+                <w:rFonts w:ascii="Arial" w:hAnsi="Arial"/>
+                <w:sz w:val="18"/>
+              </w:rPr>
+              <w:t>70,3 %</w:t>
+            </w:r>
+          </w:p>
+        </w:tc>
+      </w:tr>
+      <w:tr>
+        <w:tc>
+          <w:tcPr>
+            <w:tcW w:type="dxa" w:w="2381"/>
+          </w:tcPr>
+          <w:p>
+            <w:r/>
+            <w:r>
+              <w:rPr>
+                <w:rFonts w:ascii="Arial" w:hAnsi="Arial"/>
+                <w:sz w:val="18"/>
+              </w:rPr>
+              <w:t>Дефицит</w:t>
+            </w:r>
+          </w:p>
+        </w:tc>
+        <w:tc>
+          <w:tcPr>
+            <w:tcW w:type="dxa" w:w="1701"/>
+          </w:tcPr>
+          <w:p>
+            <w:pPr>
+              <w:jc w:val="right"/>
+            </w:pPr>
+            <w:r/>
+            <w:r>
+              <w:rPr>
+                <w:rFonts w:ascii="Arial" w:hAnsi="Arial"/>
+                <w:sz w:val="18"/>
+              </w:rPr>
+              <w:t>133,10</w:t>
+            </w:r>
+          </w:p>
+        </w:tc>
+        <w:tc>
+          <w:tcPr>
+            <w:tcW w:type="dxa" w:w="1701"/>
+          </w:tcPr>
+          <w:p>
+            <w:pPr>
+              <w:jc w:val="right"/>
+            </w:pPr>
+            <w:r/>
+            <w:r>
+              <w:rPr>
+                <w:rFonts w:ascii="Arial" w:hAnsi="Arial"/>
+                <w:sz w:val="18"/>
+              </w:rPr>
+              <w:t>100,22</w:t>
+            </w:r>
+          </w:p>
+        </w:tc>
+        <w:tc>
+          <w:tcPr>
+            <w:tcW w:type="dxa" w:w="1701"/>
+          </w:tcPr>
+          <w:p>
+            <w:pPr>
+              <w:jc w:val="right"/>
+            </w:pPr>
+            <w:r/>
+            <w:r>
+              <w:rPr>
+                <w:rFonts w:ascii="Arial" w:hAnsi="Arial"/>
+                <w:b/>
+                <w:color w:val="C00000"/>
+                <w:sz w:val="18"/>
+              </w:rPr>
+              <w:t>−32,88</w:t>
+            </w:r>
+          </w:p>
+        </w:tc>
+        <w:tc>
+          <w:tcPr>
+            <w:tcW w:type="dxa" w:w="1587"/>
+          </w:tcPr>
+          <w:p>
+            <w:pPr>
+              <w:jc w:val="right"/>
+            </w:pPr>
+            <w:r/>
+            <w:r>
+              <w:rPr>
+                <w:rFonts w:ascii="Arial" w:hAnsi="Arial"/>
+                <w:sz w:val="18"/>
+              </w:rPr>
+              <w:t>75,3 %</w:t>
+            </w:r>
+          </w:p>
+        </w:tc>
+      </w:tr>
+    </w:tbl>
+    <w:p>
+      <w:pPr>
+        <w:spacing w:after="40"/>
+      </w:pPr>
+    </w:p>
+    <w:p>
+      <w:pPr>
+        <w:spacing w:after="100"/>
+        <w:jc w:val="both"/>
+      </w:pPr>
+      <w:r>
+        <w:rPr>
+          <w:rFonts w:ascii="Arial" w:hAnsi="Arial"/>
+          <w:b w:val="0"/>
+          <w:i/>
+          <w:sz w:val="17"/>
+        </w:rPr>
+        <w:t>За 8 завершённых месяцев. Текущий месяц не учитывается — он неполный.</w:t>
+      </w:r>
+    </w:p>
+    <w:tbl>
+      <w:tblPr>
+        <w:tblStyle w:val="TableGrid"/>
+        <w:tblW w:type="auto" w:w="0"/>
+        <w:tblLook w:firstColumn="1" w:firstRow="1" w:lastColumn="0" w:lastRow="0" w:noHBand="0" w:noVBand="1" w:val="04A0"/>
+      </w:tblPr>
+      <w:tblGrid>
+        <w:gridCol w:w="10426"/>
+      </w:tblGrid>
+      <w:tr>
+        <w:tc>
+          <w:tcPr>
+            <w:tcW w:type="dxa" w:w="10426"/>
+            <w:shd w:fill="FDECEA"/>
+            <w:tcBorders>
+              <w:left w:val="single" w:sz="24" w:color="C00000"/>
+              <w:top w:val="single" w:sz="4" w:color="D6DCE5"/>
+              <w:bottom w:val="single" w:sz="4" w:color="D6DCE5"/>
+              <w:right w:val="single" w:sz="4" w:color="D6DCE5"/>
+            </w:tcBorders>
+          </w:tcPr>
+          <w:p>
+            <w:pPr>
+              <w:spacing w:before="80" w:after="80"/>
+            </w:pPr>
+            <w:r/>
+            <w:r>
+              <w:rPr>
+                <w:rFonts w:ascii="Arial" w:hAnsi="Arial"/>
+                <w:b/>
+                <w:color w:val="C00000"/>
+                <w:sz w:val="21"/>
+              </w:rPr>
+              <w:t>План выполнен на 77,7 %. Отставание 28,76 млн ₽ за 8 месяцев — это главный вопрос, на который отвечает вся остальная записка.</w:t>
+            </w:r>
+          </w:p>
+        </w:tc>
+      </w:tr>
+    </w:tbl>
+    <w:p>
+      <w:pPr>
+        <w:spacing w:after="80"/>
+      </w:pPr>
+    </w:p>
+    <w:p>
+      <w:pPr>
+        <w:spacing w:before="180" w:after="100"/>
+      </w:pPr>
+      <w:r>
+        <w:rPr>
+          <w:rFonts w:ascii="Arial" w:hAnsi="Arial"/>
+          <w:b/>
+          <w:color w:val="1F3864"/>
+          <w:sz w:val="24"/>
+        </w:rPr>
+        <w:t>Сравнение с прошлым годом</w:t>
+      </w:r>
+    </w:p>
+    <w:p>
+      <w:pPr>
+        <w:spacing w:after="100"/>
+        <w:jc w:val="both"/>
+      </w:pPr>
+      <w:r>
+        <w:rPr>
+          <w:rFonts w:ascii="Arial" w:hAnsi="Arial"/>
+          <w:b/>
+          <w:i w:val="0"/>
+          <w:sz w:val="21"/>
+        </w:rPr>
+        <w:t>За те же 8 месяцев: 104,03 млн ₽ в прошлом году против 100,22 млн ₽ в этом — -3,7 %.</w:t>
+      </w:r>
+    </w:p>
+    <w:p>
+      <w:pPr>
+        <w:spacing w:after="100"/>
+        <w:jc w:val="both"/>
+      </w:pPr>
+      <w:r>
+        <w:rPr>
+          <w:rFonts w:ascii="Arial" w:hAnsi="Arial"/>
+          <w:b w:val="0"/>
+          <w:i/>
+          <w:color w:val="6B7280"/>
+          <w:sz w:val="18"/>
+        </w:rPr>
+        <w:t>Сравнение возможно только по периметру целиком: между годами товар переразнесли по направлениям (доля отдельных направлений сдвинулась до 78 п.п.). Сопоставлять направления год к году — сравнивать разные наборы товара. Как именно переразнесли — лист «0e.Сдвиг структуры».</w:t>
+      </w:r>
     </w:p>
     <w:p>
       <w:pPr>
@@ -18430,6 +18948,505 @@
       </w:pPr>
     </w:p>
     <w:p>
+      <w:pPr>
+        <w:spacing w:before="180" w:after="100"/>
+      </w:pPr>
+      <w:r>
+        <w:rPr>
+          <w:rFonts w:ascii="Arial" w:hAnsi="Arial"/>
+          <w:b/>
+          <w:color w:val="1F3864"/>
+          <w:sz w:val="24"/>
+        </w:rPr>
+        <w:t>Почему товара не было</w:t>
+      </w:r>
+    </w:p>
+    <w:tbl>
+      <w:tblPr>
+        <w:tblStyle w:val="TableGrid"/>
+        <w:tblW w:type="auto" w:w="0"/>
+        <w:jc w:val="center"/>
+        <w:tblLook w:firstColumn="1" w:firstRow="1" w:lastColumn="0" w:lastRow="0" w:noHBand="0" w:noVBand="1" w:val="04A0"/>
+      </w:tblPr>
+      <w:tblGrid>
+        <w:gridCol w:w="1738"/>
+        <w:gridCol w:w="1738"/>
+        <w:gridCol w:w="1738"/>
+        <w:gridCol w:w="1738"/>
+        <w:gridCol w:w="1738"/>
+        <w:gridCol w:w="1738"/>
+      </w:tblGrid>
+      <w:tr>
+        <w:tc>
+          <w:tcPr>
+            <w:tcW w:type="dxa" w:w="2494"/>
+            <w:shd w:fill="1F3864"/>
+          </w:tcPr>
+          <w:p>
+            <w:pPr>
+              <w:jc w:val="center"/>
+            </w:pPr>
+            <w:r/>
+            <w:r>
+              <w:rPr>
+                <w:rFonts w:ascii="Arial" w:hAnsi="Arial"/>
+                <w:b/>
+                <w:color w:val="FFFFFF"/>
+                <w:sz w:val="16"/>
+              </w:rPr>
+              <w:t>Причина</w:t>
+            </w:r>
+          </w:p>
+        </w:tc>
+        <w:tc>
+          <w:tcPr>
+            <w:tcW w:type="dxa" w:w="907"/>
+            <w:shd w:fill="1F3864"/>
+          </w:tcPr>
+          <w:p>
+            <w:pPr>
+              <w:jc w:val="center"/>
+            </w:pPr>
+            <w:r/>
+            <w:r>
+              <w:rPr>
+                <w:rFonts w:ascii="Arial" w:hAnsi="Arial"/>
+                <w:b/>
+                <w:color w:val="FFFFFF"/>
+                <w:sz w:val="16"/>
+              </w:rPr>
+              <w:t>SKU</w:t>
+            </w:r>
+          </w:p>
+        </w:tc>
+        <w:tc>
+          <w:tcPr>
+            <w:tcW w:type="dxa" w:w="1361"/>
+            <w:shd w:fill="1F3864"/>
+          </w:tcPr>
+          <w:p>
+            <w:pPr>
+              <w:jc w:val="center"/>
+            </w:pPr>
+            <w:r/>
+            <w:r>
+              <w:rPr>
+                <w:rFonts w:ascii="Arial" w:hAnsi="Arial"/>
+                <w:b/>
+                <w:color w:val="FFFFFF"/>
+                <w:sz w:val="16"/>
+              </w:rPr>
+              <w:t>Месяцев в нуле</w:t>
+            </w:r>
+          </w:p>
+        </w:tc>
+        <w:tc>
+          <w:tcPr>
+            <w:tcW w:type="dxa" w:w="1474"/>
+            <w:shd w:fill="1F3864"/>
+          </w:tcPr>
+          <w:p>
+            <w:pPr>
+              <w:jc w:val="center"/>
+            </w:pPr>
+            <w:r/>
+            <w:r>
+              <w:rPr>
+                <w:rFonts w:ascii="Arial" w:hAnsi="Arial"/>
+                <w:b/>
+                <w:color w:val="FFFFFF"/>
+                <w:sz w:val="16"/>
+              </w:rPr>
+              <w:t>Упущено, млн ₽</w:t>
+            </w:r>
+          </w:p>
+        </w:tc>
+        <w:tc>
+          <w:tcPr>
+            <w:tcW w:type="dxa" w:w="1134"/>
+            <w:shd w:fill="1F3864"/>
+          </w:tcPr>
+          <w:p>
+            <w:pPr>
+              <w:jc w:val="center"/>
+            </w:pPr>
+            <w:r/>
+            <w:r>
+              <w:rPr>
+                <w:rFonts w:ascii="Arial" w:hAnsi="Arial"/>
+                <w:b/>
+                <w:color w:val="FFFFFF"/>
+                <w:sz w:val="16"/>
+              </w:rPr>
+              <w:t>Доля потерь</w:t>
+            </w:r>
+          </w:p>
+        </w:tc>
+        <w:tc>
+          <w:tcPr>
+            <w:tcW w:type="dxa" w:w="2835"/>
+            <w:shd w:fill="1F3864"/>
+          </w:tcPr>
+          <w:p>
+            <w:pPr>
+              <w:jc w:val="center"/>
+            </w:pPr>
+            <w:r/>
+            <w:r>
+              <w:rPr>
+                <w:rFonts w:ascii="Arial" w:hAnsi="Arial"/>
+                <w:b/>
+                <w:color w:val="FFFFFF"/>
+                <w:sz w:val="16"/>
+              </w:rPr>
+              <w:t>Кому адресовать</w:t>
+            </w:r>
+          </w:p>
+        </w:tc>
+      </w:tr>
+      <w:tr>
+        <w:tc>
+          <w:tcPr>
+            <w:tcW w:type="dxa" w:w="2494"/>
+          </w:tcPr>
+          <w:p>
+            <w:r/>
+            <w:r>
+              <w:rPr>
+                <w:rFonts w:ascii="Arial" w:hAnsi="Arial"/>
+                <w:sz w:val="16"/>
+              </w:rPr>
+              <w:t>Не закупали в этом году</w:t>
+            </w:r>
+          </w:p>
+        </w:tc>
+        <w:tc>
+          <w:tcPr>
+            <w:tcW w:type="dxa" w:w="907"/>
+          </w:tcPr>
+          <w:p>
+            <w:pPr>
+              <w:jc w:val="right"/>
+            </w:pPr>
+            <w:r/>
+            <w:r>
+              <w:rPr>
+                <w:rFonts w:ascii="Arial" w:hAnsi="Arial"/>
+                <w:sz w:val="16"/>
+              </w:rPr>
+              <w:t>565</w:t>
+            </w:r>
+          </w:p>
+        </w:tc>
+        <w:tc>
+          <w:tcPr>
+            <w:tcW w:type="dxa" w:w="1361"/>
+          </w:tcPr>
+          <w:p>
+            <w:pPr>
+              <w:jc w:val="right"/>
+            </w:pPr>
+            <w:r/>
+            <w:r>
+              <w:rPr>
+                <w:rFonts w:ascii="Arial" w:hAnsi="Arial"/>
+                <w:sz w:val="16"/>
+              </w:rPr>
+              <w:t>3 982</w:t>
+            </w:r>
+          </w:p>
+        </w:tc>
+        <w:tc>
+          <w:tcPr>
+            <w:tcW w:type="dxa" w:w="1474"/>
+          </w:tcPr>
+          <w:p>
+            <w:pPr>
+              <w:jc w:val="right"/>
+            </w:pPr>
+            <w:r/>
+            <w:r>
+              <w:rPr>
+                <w:rFonts w:ascii="Arial" w:hAnsi="Arial"/>
+                <w:sz w:val="16"/>
+              </w:rPr>
+              <w:t>1,81</w:t>
+            </w:r>
+          </w:p>
+        </w:tc>
+        <w:tc>
+          <w:tcPr>
+            <w:tcW w:type="dxa" w:w="1134"/>
+          </w:tcPr>
+          <w:p>
+            <w:pPr>
+              <w:jc w:val="right"/>
+            </w:pPr>
+            <w:r/>
+            <w:r>
+              <w:rPr>
+                <w:rFonts w:ascii="Arial" w:hAnsi="Arial"/>
+                <w:sz w:val="16"/>
+              </w:rPr>
+              <w:t>55,6 %</w:t>
+            </w:r>
+          </w:p>
+        </w:tc>
+        <w:tc>
+          <w:tcPr>
+            <w:tcW w:type="dxa" w:w="2835"/>
+          </w:tcPr>
+          <w:p>
+            <w:pPr>
+              <w:jc w:val="right"/>
+            </w:pPr>
+            <w:r/>
+            <w:r>
+              <w:rPr>
+                <w:rFonts w:ascii="Arial" w:hAnsi="Arial"/>
+                <w:sz w:val="16"/>
+              </w:rPr>
+              <w:t>закупки — позиция не заказывалась</w:t>
+            </w:r>
+          </w:p>
+        </w:tc>
+      </w:tr>
+      <w:tr>
+        <w:tc>
+          <w:tcPr>
+            <w:tcW w:type="dxa" w:w="2494"/>
+          </w:tcPr>
+          <w:p>
+            <w:r/>
+            <w:r>
+              <w:rPr>
+                <w:rFonts w:ascii="Arial" w:hAnsi="Arial"/>
+                <w:sz w:val="16"/>
+              </w:rPr>
+              <w:t>Закупали, но не хватило</w:t>
+            </w:r>
+          </w:p>
+        </w:tc>
+        <w:tc>
+          <w:tcPr>
+            <w:tcW w:type="dxa" w:w="907"/>
+          </w:tcPr>
+          <w:p>
+            <w:pPr>
+              <w:jc w:val="right"/>
+            </w:pPr>
+            <w:r/>
+            <w:r>
+              <w:rPr>
+                <w:rFonts w:ascii="Arial" w:hAnsi="Arial"/>
+                <w:sz w:val="16"/>
+              </w:rPr>
+              <w:t>596</w:t>
+            </w:r>
+          </w:p>
+        </w:tc>
+        <w:tc>
+          <w:tcPr>
+            <w:tcW w:type="dxa" w:w="1361"/>
+          </w:tcPr>
+          <w:p>
+            <w:pPr>
+              <w:jc w:val="right"/>
+            </w:pPr>
+            <w:r/>
+            <w:r>
+              <w:rPr>
+                <w:rFonts w:ascii="Arial" w:hAnsi="Arial"/>
+                <w:sz w:val="16"/>
+              </w:rPr>
+              <w:t>3 713</w:t>
+            </w:r>
+          </w:p>
+        </w:tc>
+        <w:tc>
+          <w:tcPr>
+            <w:tcW w:type="dxa" w:w="1474"/>
+          </w:tcPr>
+          <w:p>
+            <w:pPr>
+              <w:jc w:val="right"/>
+            </w:pPr>
+            <w:r/>
+            <w:r>
+              <w:rPr>
+                <w:rFonts w:ascii="Arial" w:hAnsi="Arial"/>
+                <w:sz w:val="16"/>
+              </w:rPr>
+              <w:t>1,45</w:t>
+            </w:r>
+          </w:p>
+        </w:tc>
+        <w:tc>
+          <w:tcPr>
+            <w:tcW w:type="dxa" w:w="1134"/>
+          </w:tcPr>
+          <w:p>
+            <w:pPr>
+              <w:jc w:val="right"/>
+            </w:pPr>
+            <w:r/>
+            <w:r>
+              <w:rPr>
+                <w:rFonts w:ascii="Arial" w:hAnsi="Arial"/>
+                <w:sz w:val="16"/>
+              </w:rPr>
+              <w:t>44,4 %</w:t>
+            </w:r>
+          </w:p>
+        </w:tc>
+        <w:tc>
+          <w:tcPr>
+            <w:tcW w:type="dxa" w:w="2835"/>
+          </w:tcPr>
+          <w:p>
+            <w:pPr>
+              <w:jc w:val="right"/>
+            </w:pPr>
+            <w:r/>
+            <w:r>
+              <w:rPr>
+                <w:rFonts w:ascii="Arial" w:hAnsi="Arial"/>
+                <w:sz w:val="16"/>
+              </w:rPr>
+              <w:t>закупки и нормы — объём партии мал</w:t>
+            </w:r>
+          </w:p>
+        </w:tc>
+      </w:tr>
+      <w:tr>
+        <w:tc>
+          <w:tcPr>
+            <w:tcW w:type="dxa" w:w="2494"/>
+          </w:tcPr>
+          <w:p>
+            <w:r/>
+            <w:r>
+              <w:rPr>
+                <w:rFonts w:ascii="Arial" w:hAnsi="Arial"/>
+                <w:sz w:val="16"/>
+              </w:rPr>
+              <w:t>Закупали, но не продавалось</w:t>
+            </w:r>
+          </w:p>
+        </w:tc>
+        <w:tc>
+          <w:tcPr>
+            <w:tcW w:type="dxa" w:w="907"/>
+          </w:tcPr>
+          <w:p>
+            <w:pPr>
+              <w:jc w:val="right"/>
+            </w:pPr>
+            <w:r/>
+            <w:r>
+              <w:rPr>
+                <w:rFonts w:ascii="Arial" w:hAnsi="Arial"/>
+                <w:sz w:val="16"/>
+              </w:rPr>
+              <w:t>33</w:t>
+            </w:r>
+          </w:p>
+        </w:tc>
+        <w:tc>
+          <w:tcPr>
+            <w:tcW w:type="dxa" w:w="1361"/>
+          </w:tcPr>
+          <w:p>
+            <w:pPr>
+              <w:jc w:val="right"/>
+            </w:pPr>
+            <w:r/>
+            <w:r>
+              <w:rPr>
+                <w:rFonts w:ascii="Arial" w:hAnsi="Arial"/>
+                <w:sz w:val="16"/>
+              </w:rPr>
+              <w:t>247</w:t>
+            </w:r>
+          </w:p>
+        </w:tc>
+        <w:tc>
+          <w:tcPr>
+            <w:tcW w:type="dxa" w:w="1474"/>
+          </w:tcPr>
+          <w:p>
+            <w:pPr>
+              <w:jc w:val="right"/>
+            </w:pPr>
+            <w:r/>
+            <w:r>
+              <w:rPr>
+                <w:rFonts w:ascii="Arial" w:hAnsi="Arial"/>
+                <w:sz w:val="16"/>
+              </w:rPr>
+              <w:t>0,00</w:t>
+            </w:r>
+          </w:p>
+        </w:tc>
+        <w:tc>
+          <w:tcPr>
+            <w:tcW w:type="dxa" w:w="1134"/>
+          </w:tcPr>
+          <w:p>
+            <w:pPr>
+              <w:jc w:val="right"/>
+            </w:pPr>
+            <w:r/>
+            <w:r>
+              <w:rPr>
+                <w:rFonts w:ascii="Arial" w:hAnsi="Arial"/>
+                <w:sz w:val="16"/>
+              </w:rPr>
+              <w:t>0,0 %</w:t>
+            </w:r>
+          </w:p>
+        </w:tc>
+        <w:tc>
+          <w:tcPr>
+            <w:tcW w:type="dxa" w:w="2835"/>
+          </w:tcPr>
+          <w:p>
+            <w:pPr>
+              <w:jc w:val="right"/>
+            </w:pPr>
+            <w:r/>
+            <w:r>
+              <w:rPr>
+                <w:rFonts w:ascii="Arial" w:hAnsi="Arial"/>
+                <w:sz w:val="16"/>
+              </w:rPr>
+              <w:t>категорийный менеджмент — спрос не подтвердился</w:t>
+            </w:r>
+          </w:p>
+        </w:tc>
+      </w:tr>
+    </w:tbl>
+    <w:p>
+      <w:pPr>
+        <w:spacing w:after="40"/>
+      </w:pPr>
+    </w:p>
+    <w:p>
+      <w:pPr>
+        <w:spacing w:after="100"/>
+        <w:jc w:val="both"/>
+      </w:pPr>
+      <w:r>
+        <w:rPr>
+          <w:rFonts w:ascii="Arial" w:hAnsi="Arial"/>
+          <w:b w:val="0"/>
+          <w:i/>
+          <w:sz w:val="18"/>
+        </w:rPr>
+        <w:t>Разделение по причинам меняет адресата: «не закупали» — вопрос к плану закупок, «закупали, но не хватило» — к нормам и размеру партии.</w:t>
+      </w:r>
+    </w:p>
+    <w:p>
       <w:r>
         <w:br w:type="page"/>
       </w:r>
@@ -18942,6 +19959,11 @@
       </w:r>
     </w:p>
     <w:p>
+      <w:r>
+        <w:br w:type="page"/>
+      </w:r>
+    </w:p>
+    <w:p>
       <w:pPr>
         <w:spacing w:before="260" w:after="100"/>
       </w:pPr>
@@ -18952,7 +19974,4744 @@
           <w:color w:val="1F3864"/>
           <w:sz w:val="30"/>
         </w:rPr>
-        <w:t>7. План действий</w:t>
+        <w:t>7. Ассортиментная политика и поставщики</w:t>
+      </w:r>
+    </w:p>
+    <w:p>
+      <w:pPr>
+        <w:spacing w:before="180" w:after="100"/>
+      </w:pPr>
+      <w:r>
+        <w:rPr>
+          <w:rFonts w:ascii="Arial" w:hAnsi="Arial"/>
+          <w:b/>
+          <w:color w:val="1F3864"/>
+          <w:sz w:val="24"/>
+        </w:rPr>
+        <w:t>Матрица ABC × XYZ: что с чем делать</w:t>
+      </w:r>
+    </w:p>
+    <w:p>
+      <w:pPr>
+        <w:spacing w:after="100"/>
+        <w:jc w:val="both"/>
+      </w:pPr>
+      <w:r>
+        <w:rPr>
+          <w:rFonts w:ascii="Arial" w:hAnsi="Arial"/>
+          <w:b w:val="0"/>
+          <w:i w:val="0"/>
+          <w:sz w:val="21"/>
+        </w:rPr>
+        <w:t>ABC — вклад в оборот, XYZ — предсказуемость спроса. На пересечении получается готовая политика: один и тот же оборот при стабильном и при рваном спросе требует разных норм.</w:t>
+      </w:r>
+    </w:p>
+    <w:tbl>
+      <w:tblPr>
+        <w:tblStyle w:val="TableGrid"/>
+        <w:tblW w:type="auto" w:w="0"/>
+        <w:jc w:val="center"/>
+        <w:tblLook w:firstColumn="1" w:firstRow="1" w:lastColumn="0" w:lastRow="0" w:noHBand="0" w:noVBand="1" w:val="04A0"/>
+      </w:tblPr>
+      <w:tblGrid>
+        <w:gridCol w:w="1489"/>
+        <w:gridCol w:w="1489"/>
+        <w:gridCol w:w="1489"/>
+        <w:gridCol w:w="1489"/>
+        <w:gridCol w:w="1489"/>
+        <w:gridCol w:w="1489"/>
+        <w:gridCol w:w="1489"/>
+      </w:tblGrid>
+      <w:tr>
+        <w:tc>
+          <w:tcPr>
+            <w:tcW w:type="dxa" w:w="1474"/>
+            <w:shd w:fill="1F3864"/>
+          </w:tcPr>
+          <w:p>
+            <w:pPr>
+              <w:jc w:val="center"/>
+            </w:pPr>
+            <w:r/>
+            <w:r>
+              <w:rPr>
+                <w:rFonts w:ascii="Arial" w:hAnsi="Arial"/>
+                <w:b/>
+                <w:color w:val="FFFFFF"/>
+                <w:sz w:val="16"/>
+              </w:rPr>
+              <w:t>ABC</w:t>
+            </w:r>
+          </w:p>
+        </w:tc>
+        <w:tc>
+          <w:tcPr>
+            <w:tcW w:type="dxa" w:w="567"/>
+            <w:shd w:fill="1F3864"/>
+          </w:tcPr>
+          <w:p>
+            <w:pPr>
+              <w:jc w:val="center"/>
+            </w:pPr>
+            <w:r/>
+            <w:r>
+              <w:rPr>
+                <w:rFonts w:ascii="Arial" w:hAnsi="Arial"/>
+                <w:b/>
+                <w:color w:val="FFFFFF"/>
+                <w:sz w:val="16"/>
+              </w:rPr>
+              <w:t>XYZ</w:t>
+            </w:r>
+          </w:p>
+        </w:tc>
+        <w:tc>
+          <w:tcPr>
+            <w:tcW w:type="dxa" w:w="794"/>
+            <w:shd w:fill="1F3864"/>
+          </w:tcPr>
+          <w:p>
+            <w:pPr>
+              <w:jc w:val="center"/>
+            </w:pPr>
+            <w:r/>
+            <w:r>
+              <w:rPr>
+                <w:rFonts w:ascii="Arial" w:hAnsi="Arial"/>
+                <w:b/>
+                <w:color w:val="FFFFFF"/>
+                <w:sz w:val="16"/>
+              </w:rPr>
+              <w:t>SKU</w:t>
+            </w:r>
+          </w:p>
+        </w:tc>
+        <w:tc>
+          <w:tcPr>
+            <w:tcW w:type="dxa" w:w="1134"/>
+            <w:shd w:fill="1F3864"/>
+          </w:tcPr>
+          <w:p>
+            <w:pPr>
+              <w:jc w:val="center"/>
+            </w:pPr>
+            <w:r/>
+            <w:r>
+              <w:rPr>
+                <w:rFonts w:ascii="Arial" w:hAnsi="Arial"/>
+                <w:b/>
+                <w:color w:val="FFFFFF"/>
+                <w:sz w:val="16"/>
+              </w:rPr>
+              <w:t>Оборот, млн ₽</w:t>
+            </w:r>
+          </w:p>
+        </w:tc>
+        <w:tc>
+          <w:tcPr>
+            <w:tcW w:type="dxa" w:w="1020"/>
+            <w:shd w:fill="1F3864"/>
+          </w:tcPr>
+          <w:p>
+            <w:pPr>
+              <w:jc w:val="center"/>
+            </w:pPr>
+            <w:r/>
+            <w:r>
+              <w:rPr>
+                <w:rFonts w:ascii="Arial" w:hAnsi="Arial"/>
+                <w:b/>
+                <w:color w:val="FFFFFF"/>
+                <w:sz w:val="16"/>
+              </w:rPr>
+              <w:t>Доля оборота</w:t>
+            </w:r>
+          </w:p>
+        </w:tc>
+        <w:tc>
+          <w:tcPr>
+            <w:tcW w:type="dxa" w:w="1134"/>
+            <w:shd w:fill="1F3864"/>
+          </w:tcPr>
+          <w:p>
+            <w:pPr>
+              <w:jc w:val="center"/>
+            </w:pPr>
+            <w:r/>
+            <w:r>
+              <w:rPr>
+                <w:rFonts w:ascii="Arial" w:hAnsi="Arial"/>
+                <w:b/>
+                <w:color w:val="FFFFFF"/>
+                <w:sz w:val="16"/>
+              </w:rPr>
+              <w:t>Запас, млн ₽</w:t>
+            </w:r>
+          </w:p>
+        </w:tc>
+        <w:tc>
+          <w:tcPr>
+            <w:tcW w:type="dxa" w:w="3515"/>
+            <w:shd w:fill="1F3864"/>
+          </w:tcPr>
+          <w:p>
+            <w:pPr>
+              <w:jc w:val="center"/>
+            </w:pPr>
+            <w:r/>
+            <w:r>
+              <w:rPr>
+                <w:rFonts w:ascii="Arial" w:hAnsi="Arial"/>
+                <w:b/>
+                <w:color w:val="FFFFFF"/>
+                <w:sz w:val="16"/>
+              </w:rPr>
+              <w:t>Что делать</w:t>
+            </w:r>
+          </w:p>
+        </w:tc>
+      </w:tr>
+      <w:tr>
+        <w:tc>
+          <w:tcPr>
+            <w:tcW w:type="dxa" w:w="1474"/>
+          </w:tcPr>
+          <w:p>
+            <w:r/>
+            <w:r>
+              <w:rPr>
+                <w:rFonts w:ascii="Arial" w:hAnsi="Arial"/>
+                <w:sz w:val="16"/>
+              </w:rPr>
+              <w:t>A</w:t>
+            </w:r>
+          </w:p>
+        </w:tc>
+        <w:tc>
+          <w:tcPr>
+            <w:tcW w:type="dxa" w:w="567"/>
+          </w:tcPr>
+          <w:p>
+            <w:pPr>
+              <w:jc w:val="right"/>
+            </w:pPr>
+            <w:r/>
+            <w:r>
+              <w:rPr>
+                <w:rFonts w:ascii="Arial" w:hAnsi="Arial"/>
+                <w:sz w:val="16"/>
+              </w:rPr>
+              <w:t>X</w:t>
+            </w:r>
+          </w:p>
+        </w:tc>
+        <w:tc>
+          <w:tcPr>
+            <w:tcW w:type="dxa" w:w="794"/>
+          </w:tcPr>
+          <w:p>
+            <w:pPr>
+              <w:jc w:val="right"/>
+            </w:pPr>
+            <w:r/>
+            <w:r>
+              <w:rPr>
+                <w:rFonts w:ascii="Arial" w:hAnsi="Arial"/>
+                <w:sz w:val="16"/>
+              </w:rPr>
+              <w:t>12</w:t>
+            </w:r>
+          </w:p>
+        </w:tc>
+        <w:tc>
+          <w:tcPr>
+            <w:tcW w:type="dxa" w:w="1134"/>
+          </w:tcPr>
+          <w:p>
+            <w:pPr>
+              <w:jc w:val="right"/>
+            </w:pPr>
+            <w:r/>
+            <w:r>
+              <w:rPr>
+                <w:rFonts w:ascii="Arial" w:hAnsi="Arial"/>
+                <w:sz w:val="16"/>
+              </w:rPr>
+              <w:t>2,38</w:t>
+            </w:r>
+          </w:p>
+        </w:tc>
+        <w:tc>
+          <w:tcPr>
+            <w:tcW w:type="dxa" w:w="1020"/>
+          </w:tcPr>
+          <w:p>
+            <w:pPr>
+              <w:jc w:val="right"/>
+            </w:pPr>
+            <w:r/>
+            <w:r>
+              <w:rPr>
+                <w:rFonts w:ascii="Arial" w:hAnsi="Arial"/>
+                <w:sz w:val="16"/>
+              </w:rPr>
+              <w:t>2,2 %</w:t>
+            </w:r>
+          </w:p>
+        </w:tc>
+        <w:tc>
+          <w:tcPr>
+            <w:tcW w:type="dxa" w:w="1134"/>
+          </w:tcPr>
+          <w:p>
+            <w:pPr>
+              <w:jc w:val="right"/>
+            </w:pPr>
+            <w:r/>
+            <w:r>
+              <w:rPr>
+                <w:rFonts w:ascii="Arial" w:hAnsi="Arial"/>
+                <w:sz w:val="16"/>
+              </w:rPr>
+              <w:t>0,54</w:t>
+            </w:r>
+          </w:p>
+        </w:tc>
+        <w:tc>
+          <w:tcPr>
+            <w:tcW w:type="dxa" w:w="3515"/>
+          </w:tcPr>
+          <w:p>
+            <w:pPr>
+              <w:jc w:val="right"/>
+            </w:pPr>
+            <w:r/>
+            <w:r>
+              <w:rPr>
+                <w:rFonts w:ascii="Arial" w:hAnsi="Arial"/>
+                <w:sz w:val="16"/>
+              </w:rPr>
+              <w:t>Держать всегда. Автозаказ, страховой запас минимальный — с</w:t>
+            </w:r>
+          </w:p>
+        </w:tc>
+      </w:tr>
+      <w:tr>
+        <w:tc>
+          <w:tcPr>
+            <w:tcW w:type="dxa" w:w="1474"/>
+          </w:tcPr>
+          <w:p>
+            <w:r/>
+            <w:r>
+              <w:rPr>
+                <w:rFonts w:ascii="Arial" w:hAnsi="Arial"/>
+                <w:sz w:val="16"/>
+              </w:rPr>
+              <w:t>A</w:t>
+            </w:r>
+          </w:p>
+        </w:tc>
+        <w:tc>
+          <w:tcPr>
+            <w:tcW w:type="dxa" w:w="567"/>
+          </w:tcPr>
+          <w:p>
+            <w:pPr>
+              <w:jc w:val="right"/>
+            </w:pPr>
+            <w:r/>
+            <w:r>
+              <w:rPr>
+                <w:rFonts w:ascii="Arial" w:hAnsi="Arial"/>
+                <w:sz w:val="16"/>
+              </w:rPr>
+              <w:t>Y</w:t>
+            </w:r>
+          </w:p>
+        </w:tc>
+        <w:tc>
+          <w:tcPr>
+            <w:tcW w:type="dxa" w:w="794"/>
+          </w:tcPr>
+          <w:p>
+            <w:pPr>
+              <w:jc w:val="right"/>
+            </w:pPr>
+            <w:r/>
+            <w:r>
+              <w:rPr>
+                <w:rFonts w:ascii="Arial" w:hAnsi="Arial"/>
+                <w:sz w:val="16"/>
+              </w:rPr>
+              <w:t>126</w:t>
+            </w:r>
+          </w:p>
+        </w:tc>
+        <w:tc>
+          <w:tcPr>
+            <w:tcW w:type="dxa" w:w="1134"/>
+          </w:tcPr>
+          <w:p>
+            <w:pPr>
+              <w:jc w:val="right"/>
+            </w:pPr>
+            <w:r/>
+            <w:r>
+              <w:rPr>
+                <w:rFonts w:ascii="Arial" w:hAnsi="Arial"/>
+                <w:sz w:val="16"/>
+              </w:rPr>
+              <w:t>32,50</w:t>
+            </w:r>
+          </w:p>
+        </w:tc>
+        <w:tc>
+          <w:tcPr>
+            <w:tcW w:type="dxa" w:w="1020"/>
+          </w:tcPr>
+          <w:p>
+            <w:pPr>
+              <w:jc w:val="right"/>
+            </w:pPr>
+            <w:r/>
+            <w:r>
+              <w:rPr>
+                <w:rFonts w:ascii="Arial" w:hAnsi="Arial"/>
+                <w:sz w:val="16"/>
+              </w:rPr>
+              <w:t>30,3 %</w:t>
+            </w:r>
+          </w:p>
+        </w:tc>
+        <w:tc>
+          <w:tcPr>
+            <w:tcW w:type="dxa" w:w="1134"/>
+          </w:tcPr>
+          <w:p>
+            <w:pPr>
+              <w:jc w:val="right"/>
+            </w:pPr>
+            <w:r/>
+            <w:r>
+              <w:rPr>
+                <w:rFonts w:ascii="Arial" w:hAnsi="Arial"/>
+                <w:sz w:val="16"/>
+              </w:rPr>
+              <w:t>7,63</w:t>
+            </w:r>
+          </w:p>
+        </w:tc>
+        <w:tc>
+          <w:tcPr>
+            <w:tcW w:type="dxa" w:w="3515"/>
+          </w:tcPr>
+          <w:p>
+            <w:pPr>
+              <w:jc w:val="right"/>
+            </w:pPr>
+            <w:r/>
+            <w:r>
+              <w:rPr>
+                <w:rFonts w:ascii="Arial" w:hAnsi="Arial"/>
+                <w:sz w:val="16"/>
+              </w:rPr>
+              <w:t>Держать с сезонным запасом. Нормы пересматривать перед сез</w:t>
+            </w:r>
+          </w:p>
+        </w:tc>
+      </w:tr>
+      <w:tr>
+        <w:tc>
+          <w:tcPr>
+            <w:tcW w:type="dxa" w:w="1474"/>
+          </w:tcPr>
+          <w:p>
+            <w:r/>
+            <w:r>
+              <w:rPr>
+                <w:rFonts w:ascii="Arial" w:hAnsi="Arial"/>
+                <w:sz w:val="16"/>
+              </w:rPr>
+              <w:t>A</w:t>
+            </w:r>
+          </w:p>
+        </w:tc>
+        <w:tc>
+          <w:tcPr>
+            <w:tcW w:type="dxa" w:w="567"/>
+          </w:tcPr>
+          <w:p>
+            <w:pPr>
+              <w:jc w:val="right"/>
+            </w:pPr>
+            <w:r/>
+            <w:r>
+              <w:rPr>
+                <w:rFonts w:ascii="Arial" w:hAnsi="Arial"/>
+                <w:sz w:val="16"/>
+              </w:rPr>
+              <w:t>Z</w:t>
+            </w:r>
+          </w:p>
+        </w:tc>
+        <w:tc>
+          <w:tcPr>
+            <w:tcW w:type="dxa" w:w="794"/>
+          </w:tcPr>
+          <w:p>
+            <w:pPr>
+              <w:jc w:val="right"/>
+            </w:pPr>
+            <w:r/>
+            <w:r>
+              <w:rPr>
+                <w:rFonts w:ascii="Arial" w:hAnsi="Arial"/>
+                <w:sz w:val="16"/>
+              </w:rPr>
+              <w:t>305</w:t>
+            </w:r>
+          </w:p>
+        </w:tc>
+        <w:tc>
+          <w:tcPr>
+            <w:tcW w:type="dxa" w:w="1134"/>
+          </w:tcPr>
+          <w:p>
+            <w:pPr>
+              <w:jc w:val="right"/>
+            </w:pPr>
+            <w:r/>
+            <w:r>
+              <w:rPr>
+                <w:rFonts w:ascii="Arial" w:hAnsi="Arial"/>
+                <w:sz w:val="16"/>
+              </w:rPr>
+              <w:t>50,99</w:t>
+            </w:r>
+          </w:p>
+        </w:tc>
+        <w:tc>
+          <w:tcPr>
+            <w:tcW w:type="dxa" w:w="1020"/>
+          </w:tcPr>
+          <w:p>
+            <w:pPr>
+              <w:jc w:val="right"/>
+            </w:pPr>
+            <w:r/>
+            <w:r>
+              <w:rPr>
+                <w:rFonts w:ascii="Arial" w:hAnsi="Arial"/>
+                <w:sz w:val="16"/>
+              </w:rPr>
+              <w:t>47,5 %</w:t>
+            </w:r>
+          </w:p>
+        </w:tc>
+        <w:tc>
+          <w:tcPr>
+            <w:tcW w:type="dxa" w:w="1134"/>
+          </w:tcPr>
+          <w:p>
+            <w:pPr>
+              <w:jc w:val="right"/>
+            </w:pPr>
+            <w:r/>
+            <w:r>
+              <w:rPr>
+                <w:rFonts w:ascii="Arial" w:hAnsi="Arial"/>
+                <w:sz w:val="16"/>
+              </w:rPr>
+              <w:t>10,21</w:t>
+            </w:r>
+          </w:p>
+        </w:tc>
+        <w:tc>
+          <w:tcPr>
+            <w:tcW w:type="dxa" w:w="3515"/>
+          </w:tcPr>
+          <w:p>
+            <w:pPr>
+              <w:jc w:val="right"/>
+            </w:pPr>
+            <w:r/>
+            <w:r>
+              <w:rPr>
+                <w:rFonts w:ascii="Arial" w:hAnsi="Arial"/>
+                <w:sz w:val="16"/>
+              </w:rPr>
+              <w:t>Держать, но страховой запас выше. Спрос рваный — следить в</w:t>
+            </w:r>
+          </w:p>
+        </w:tc>
+      </w:tr>
+      <w:tr>
+        <w:tc>
+          <w:tcPr>
+            <w:tcW w:type="dxa" w:w="1474"/>
+          </w:tcPr>
+          <w:p>
+            <w:r/>
+            <w:r>
+              <w:rPr>
+                <w:rFonts w:ascii="Arial" w:hAnsi="Arial"/>
+                <w:sz w:val="16"/>
+              </w:rPr>
+              <w:t>B</w:t>
+            </w:r>
+          </w:p>
+        </w:tc>
+        <w:tc>
+          <w:tcPr>
+            <w:tcW w:type="dxa" w:w="567"/>
+          </w:tcPr>
+          <w:p>
+            <w:pPr>
+              <w:jc w:val="right"/>
+            </w:pPr>
+            <w:r/>
+            <w:r>
+              <w:rPr>
+                <w:rFonts w:ascii="Arial" w:hAnsi="Arial"/>
+                <w:sz w:val="16"/>
+              </w:rPr>
+              <w:t>X</w:t>
+            </w:r>
+          </w:p>
+        </w:tc>
+        <w:tc>
+          <w:tcPr>
+            <w:tcW w:type="dxa" w:w="794"/>
+          </w:tcPr>
+          <w:p>
+            <w:pPr>
+              <w:jc w:val="right"/>
+            </w:pPr>
+            <w:r/>
+            <w:r>
+              <w:rPr>
+                <w:rFonts w:ascii="Arial" w:hAnsi="Arial"/>
+                <w:sz w:val="16"/>
+              </w:rPr>
+              <w:t>9</w:t>
+            </w:r>
+          </w:p>
+        </w:tc>
+        <w:tc>
+          <w:tcPr>
+            <w:tcW w:type="dxa" w:w="1134"/>
+          </w:tcPr>
+          <w:p>
+            <w:pPr>
+              <w:jc w:val="right"/>
+            </w:pPr>
+            <w:r/>
+            <w:r>
+              <w:rPr>
+                <w:rFonts w:ascii="Arial" w:hAnsi="Arial"/>
+                <w:sz w:val="16"/>
+              </w:rPr>
+              <w:t>0,26</w:t>
+            </w:r>
+          </w:p>
+        </w:tc>
+        <w:tc>
+          <w:tcPr>
+            <w:tcW w:type="dxa" w:w="1020"/>
+          </w:tcPr>
+          <w:p>
+            <w:pPr>
+              <w:jc w:val="right"/>
+            </w:pPr>
+            <w:r/>
+            <w:r>
+              <w:rPr>
+                <w:rFonts w:ascii="Arial" w:hAnsi="Arial"/>
+                <w:sz w:val="16"/>
+              </w:rPr>
+              <w:t>0,2 %</w:t>
+            </w:r>
+          </w:p>
+        </w:tc>
+        <w:tc>
+          <w:tcPr>
+            <w:tcW w:type="dxa" w:w="1134"/>
+          </w:tcPr>
+          <w:p>
+            <w:pPr>
+              <w:jc w:val="right"/>
+            </w:pPr>
+            <w:r/>
+            <w:r>
+              <w:rPr>
+                <w:rFonts w:ascii="Arial" w:hAnsi="Arial"/>
+                <w:sz w:val="16"/>
+              </w:rPr>
+              <w:t>0,08</w:t>
+            </w:r>
+          </w:p>
+        </w:tc>
+        <w:tc>
+          <w:tcPr>
+            <w:tcW w:type="dxa" w:w="3515"/>
+          </w:tcPr>
+          <w:p>
+            <w:pPr>
+              <w:jc w:val="right"/>
+            </w:pPr>
+            <w:r/>
+            <w:r>
+              <w:rPr>
+                <w:rFonts w:ascii="Arial" w:hAnsi="Arial"/>
+                <w:sz w:val="16"/>
+              </w:rPr>
+              <w:t>Автозаказ по норме. Внимания почти не требует</w:t>
+            </w:r>
+          </w:p>
+        </w:tc>
+      </w:tr>
+      <w:tr>
+        <w:tc>
+          <w:tcPr>
+            <w:tcW w:type="dxa" w:w="1474"/>
+          </w:tcPr>
+          <w:p>
+            <w:r/>
+            <w:r>
+              <w:rPr>
+                <w:rFonts w:ascii="Arial" w:hAnsi="Arial"/>
+                <w:sz w:val="16"/>
+              </w:rPr>
+              <w:t>B</w:t>
+            </w:r>
+          </w:p>
+        </w:tc>
+        <w:tc>
+          <w:tcPr>
+            <w:tcW w:type="dxa" w:w="567"/>
+          </w:tcPr>
+          <w:p>
+            <w:pPr>
+              <w:jc w:val="right"/>
+            </w:pPr>
+            <w:r/>
+            <w:r>
+              <w:rPr>
+                <w:rFonts w:ascii="Arial" w:hAnsi="Arial"/>
+                <w:sz w:val="16"/>
+              </w:rPr>
+              <w:t>Y</w:t>
+            </w:r>
+          </w:p>
+        </w:tc>
+        <w:tc>
+          <w:tcPr>
+            <w:tcW w:type="dxa" w:w="794"/>
+          </w:tcPr>
+          <w:p>
+            <w:pPr>
+              <w:jc w:val="right"/>
+            </w:pPr>
+            <w:r/>
+            <w:r>
+              <w:rPr>
+                <w:rFonts w:ascii="Arial" w:hAnsi="Arial"/>
+                <w:sz w:val="16"/>
+              </w:rPr>
+              <w:t>144</w:t>
+            </w:r>
+          </w:p>
+        </w:tc>
+        <w:tc>
+          <w:tcPr>
+            <w:tcW w:type="dxa" w:w="1134"/>
+          </w:tcPr>
+          <w:p>
+            <w:pPr>
+              <w:jc w:val="right"/>
+            </w:pPr>
+            <w:r/>
+            <w:r>
+              <w:rPr>
+                <w:rFonts w:ascii="Arial" w:hAnsi="Arial"/>
+                <w:sz w:val="16"/>
+              </w:rPr>
+              <w:t>3,20</w:t>
+            </w:r>
+          </w:p>
+        </w:tc>
+        <w:tc>
+          <w:tcPr>
+            <w:tcW w:type="dxa" w:w="1020"/>
+          </w:tcPr>
+          <w:p>
+            <w:pPr>
+              <w:jc w:val="right"/>
+            </w:pPr>
+            <w:r/>
+            <w:r>
+              <w:rPr>
+                <w:rFonts w:ascii="Arial" w:hAnsi="Arial"/>
+                <w:sz w:val="16"/>
+              </w:rPr>
+              <w:t>3,0 %</w:t>
+            </w:r>
+          </w:p>
+        </w:tc>
+        <w:tc>
+          <w:tcPr>
+            <w:tcW w:type="dxa" w:w="1134"/>
+          </w:tcPr>
+          <w:p>
+            <w:pPr>
+              <w:jc w:val="right"/>
+            </w:pPr>
+            <w:r/>
+            <w:r>
+              <w:rPr>
+                <w:rFonts w:ascii="Arial" w:hAnsi="Arial"/>
+                <w:sz w:val="16"/>
+              </w:rPr>
+              <w:t>1,63</w:t>
+            </w:r>
+          </w:p>
+        </w:tc>
+        <w:tc>
+          <w:tcPr>
+            <w:tcW w:type="dxa" w:w="3515"/>
+          </w:tcPr>
+          <w:p>
+            <w:pPr>
+              <w:jc w:val="right"/>
+            </w:pPr>
+            <w:r/>
+            <w:r>
+              <w:rPr>
+                <w:rFonts w:ascii="Arial" w:hAnsi="Arial"/>
+                <w:sz w:val="16"/>
+              </w:rPr>
+              <w:t>Автозаказ с сезонной поправкой</w:t>
+            </w:r>
+          </w:p>
+        </w:tc>
+      </w:tr>
+      <w:tr>
+        <w:tc>
+          <w:tcPr>
+            <w:tcW w:type="dxa" w:w="1474"/>
+          </w:tcPr>
+          <w:p>
+            <w:r/>
+            <w:r>
+              <w:rPr>
+                <w:rFonts w:ascii="Arial" w:hAnsi="Arial"/>
+                <w:sz w:val="16"/>
+              </w:rPr>
+              <w:t>B</w:t>
+            </w:r>
+          </w:p>
+        </w:tc>
+        <w:tc>
+          <w:tcPr>
+            <w:tcW w:type="dxa" w:w="567"/>
+          </w:tcPr>
+          <w:p>
+            <w:pPr>
+              <w:jc w:val="right"/>
+            </w:pPr>
+            <w:r/>
+            <w:r>
+              <w:rPr>
+                <w:rFonts w:ascii="Arial" w:hAnsi="Arial"/>
+                <w:sz w:val="16"/>
+              </w:rPr>
+              <w:t>Z</w:t>
+            </w:r>
+          </w:p>
+        </w:tc>
+        <w:tc>
+          <w:tcPr>
+            <w:tcW w:type="dxa" w:w="794"/>
+          </w:tcPr>
+          <w:p>
+            <w:pPr>
+              <w:jc w:val="right"/>
+            </w:pPr>
+            <w:r/>
+            <w:r>
+              <w:rPr>
+                <w:rFonts w:ascii="Arial" w:hAnsi="Arial"/>
+                <w:sz w:val="16"/>
+              </w:rPr>
+              <w:t>674</w:t>
+            </w:r>
+          </w:p>
+        </w:tc>
+        <w:tc>
+          <w:tcPr>
+            <w:tcW w:type="dxa" w:w="1134"/>
+          </w:tcPr>
+          <w:p>
+            <w:pPr>
+              <w:jc w:val="right"/>
+            </w:pPr>
+            <w:r/>
+            <w:r>
+              <w:rPr>
+                <w:rFonts w:ascii="Arial" w:hAnsi="Arial"/>
+                <w:sz w:val="16"/>
+              </w:rPr>
+              <w:t>12,65</w:t>
+            </w:r>
+          </w:p>
+        </w:tc>
+        <w:tc>
+          <w:tcPr>
+            <w:tcW w:type="dxa" w:w="1020"/>
+          </w:tcPr>
+          <w:p>
+            <w:pPr>
+              <w:jc w:val="right"/>
+            </w:pPr>
+            <w:r/>
+            <w:r>
+              <w:rPr>
+                <w:rFonts w:ascii="Arial" w:hAnsi="Arial"/>
+                <w:sz w:val="16"/>
+              </w:rPr>
+              <w:t>11,8 %</w:t>
+            </w:r>
+          </w:p>
+        </w:tc>
+        <w:tc>
+          <w:tcPr>
+            <w:tcW w:type="dxa" w:w="1134"/>
+          </w:tcPr>
+          <w:p>
+            <w:pPr>
+              <w:jc w:val="right"/>
+            </w:pPr>
+            <w:r/>
+            <w:r>
+              <w:rPr>
+                <w:rFonts w:ascii="Arial" w:hAnsi="Arial"/>
+                <w:sz w:val="16"/>
+              </w:rPr>
+              <w:t>6,23</w:t>
+            </w:r>
+          </w:p>
+        </w:tc>
+        <w:tc>
+          <w:tcPr>
+            <w:tcW w:type="dxa" w:w="3515"/>
+          </w:tcPr>
+          <w:p>
+            <w:pPr>
+              <w:jc w:val="right"/>
+            </w:pPr>
+            <w:r/>
+            <w:r>
+              <w:rPr>
+                <w:rFonts w:ascii="Arial" w:hAnsi="Arial"/>
+                <w:sz w:val="16"/>
+              </w:rPr>
+              <w:t>Снизить норму, часть перевести в заказные</w:t>
+            </w:r>
+          </w:p>
+        </w:tc>
+      </w:tr>
+      <w:tr>
+        <w:tc>
+          <w:tcPr>
+            <w:tcW w:type="dxa" w:w="1474"/>
+          </w:tcPr>
+          <w:p>
+            <w:r/>
+            <w:r>
+              <w:rPr>
+                <w:rFonts w:ascii="Arial" w:hAnsi="Arial"/>
+                <w:sz w:val="16"/>
+              </w:rPr>
+              <w:t>C</w:t>
+            </w:r>
+          </w:p>
+        </w:tc>
+        <w:tc>
+          <w:tcPr>
+            <w:tcW w:type="dxa" w:w="567"/>
+          </w:tcPr>
+          <w:p>
+            <w:pPr>
+              <w:jc w:val="right"/>
+            </w:pPr>
+            <w:r/>
+            <w:r>
+              <w:rPr>
+                <w:rFonts w:ascii="Arial" w:hAnsi="Arial"/>
+                <w:sz w:val="16"/>
+              </w:rPr>
+              <w:t>X</w:t>
+            </w:r>
+          </w:p>
+        </w:tc>
+        <w:tc>
+          <w:tcPr>
+            <w:tcW w:type="dxa" w:w="794"/>
+          </w:tcPr>
+          <w:p>
+            <w:pPr>
+              <w:jc w:val="right"/>
+            </w:pPr>
+            <w:r/>
+            <w:r>
+              <w:rPr>
+                <w:rFonts w:ascii="Arial" w:hAnsi="Arial"/>
+                <w:sz w:val="16"/>
+              </w:rPr>
+              <w:t>1</w:t>
+            </w:r>
+          </w:p>
+        </w:tc>
+        <w:tc>
+          <w:tcPr>
+            <w:tcW w:type="dxa" w:w="1134"/>
+          </w:tcPr>
+          <w:p>
+            <w:pPr>
+              <w:jc w:val="right"/>
+            </w:pPr>
+            <w:r/>
+            <w:r>
+              <w:rPr>
+                <w:rFonts w:ascii="Arial" w:hAnsi="Arial"/>
+                <w:sz w:val="16"/>
+              </w:rPr>
+              <w:t>0,00</w:t>
+            </w:r>
+          </w:p>
+        </w:tc>
+        <w:tc>
+          <w:tcPr>
+            <w:tcW w:type="dxa" w:w="1020"/>
+          </w:tcPr>
+          <w:p>
+            <w:pPr>
+              <w:jc w:val="right"/>
+            </w:pPr>
+            <w:r/>
+            <w:r>
+              <w:rPr>
+                <w:rFonts w:ascii="Arial" w:hAnsi="Arial"/>
+                <w:sz w:val="16"/>
+              </w:rPr>
+              <w:t>0,0 %</w:t>
+            </w:r>
+          </w:p>
+        </w:tc>
+        <w:tc>
+          <w:tcPr>
+            <w:tcW w:type="dxa" w:w="1134"/>
+          </w:tcPr>
+          <w:p>
+            <w:pPr>
+              <w:jc w:val="right"/>
+            </w:pPr>
+            <w:r/>
+            <w:r>
+              <w:rPr>
+                <w:rFonts w:ascii="Arial" w:hAnsi="Arial"/>
+                <w:sz w:val="16"/>
+              </w:rPr>
+              <w:t>0,02</w:t>
+            </w:r>
+          </w:p>
+        </w:tc>
+        <w:tc>
+          <w:tcPr>
+            <w:tcW w:type="dxa" w:w="3515"/>
+          </w:tcPr>
+          <w:p>
+            <w:pPr>
+              <w:jc w:val="right"/>
+            </w:pPr>
+            <w:r/>
+            <w:r>
+              <w:rPr>
+                <w:rFonts w:ascii="Arial" w:hAnsi="Arial"/>
+                <w:sz w:val="16"/>
+              </w:rPr>
+              <w:t>Минимальная норма, автозаказ редкими партиями</w:t>
+            </w:r>
+          </w:p>
+        </w:tc>
+      </w:tr>
+      <w:tr>
+        <w:tc>
+          <w:tcPr>
+            <w:tcW w:type="dxa" w:w="1474"/>
+          </w:tcPr>
+          <w:p>
+            <w:r/>
+            <w:r>
+              <w:rPr>
+                <w:rFonts w:ascii="Arial" w:hAnsi="Arial"/>
+                <w:sz w:val="16"/>
+              </w:rPr>
+              <w:t>C</w:t>
+            </w:r>
+          </w:p>
+        </w:tc>
+        <w:tc>
+          <w:tcPr>
+            <w:tcW w:type="dxa" w:w="567"/>
+          </w:tcPr>
+          <w:p>
+            <w:pPr>
+              <w:jc w:val="right"/>
+            </w:pPr>
+            <w:r/>
+            <w:r>
+              <w:rPr>
+                <w:rFonts w:ascii="Arial" w:hAnsi="Arial"/>
+                <w:sz w:val="16"/>
+              </w:rPr>
+              <w:t>Y</w:t>
+            </w:r>
+          </w:p>
+        </w:tc>
+        <w:tc>
+          <w:tcPr>
+            <w:tcW w:type="dxa" w:w="794"/>
+          </w:tcPr>
+          <w:p>
+            <w:pPr>
+              <w:jc w:val="right"/>
+            </w:pPr>
+            <w:r/>
+            <w:r>
+              <w:rPr>
+                <w:rFonts w:ascii="Arial" w:hAnsi="Arial"/>
+                <w:sz w:val="16"/>
+              </w:rPr>
+              <w:t>78</w:t>
+            </w:r>
+          </w:p>
+        </w:tc>
+        <w:tc>
+          <w:tcPr>
+            <w:tcW w:type="dxa" w:w="1134"/>
+          </w:tcPr>
+          <w:p>
+            <w:pPr>
+              <w:jc w:val="right"/>
+            </w:pPr>
+            <w:r/>
+            <w:r>
+              <w:rPr>
+                <w:rFonts w:ascii="Arial" w:hAnsi="Arial"/>
+                <w:sz w:val="16"/>
+              </w:rPr>
+              <w:t>0,34</w:t>
+            </w:r>
+          </w:p>
+        </w:tc>
+        <w:tc>
+          <w:tcPr>
+            <w:tcW w:type="dxa" w:w="1020"/>
+          </w:tcPr>
+          <w:p>
+            <w:pPr>
+              <w:jc w:val="right"/>
+            </w:pPr>
+            <w:r/>
+            <w:r>
+              <w:rPr>
+                <w:rFonts w:ascii="Arial" w:hAnsi="Arial"/>
+                <w:sz w:val="16"/>
+              </w:rPr>
+              <w:t>0,3 %</w:t>
+            </w:r>
+          </w:p>
+        </w:tc>
+        <w:tc>
+          <w:tcPr>
+            <w:tcW w:type="dxa" w:w="1134"/>
+          </w:tcPr>
+          <w:p>
+            <w:pPr>
+              <w:jc w:val="right"/>
+            </w:pPr>
+            <w:r/>
+            <w:r>
+              <w:rPr>
+                <w:rFonts w:ascii="Arial" w:hAnsi="Arial"/>
+                <w:sz w:val="16"/>
+              </w:rPr>
+              <w:t>0,53</w:t>
+            </w:r>
+          </w:p>
+        </w:tc>
+        <w:tc>
+          <w:tcPr>
+            <w:tcW w:type="dxa" w:w="3515"/>
+          </w:tcPr>
+          <w:p>
+            <w:pPr>
+              <w:jc w:val="right"/>
+            </w:pPr>
+            <w:r/>
+            <w:r>
+              <w:rPr>
+                <w:rFonts w:ascii="Arial" w:hAnsi="Arial"/>
+                <w:sz w:val="16"/>
+              </w:rPr>
+              <w:t>Под заказ или минимальный запас в одном месте</w:t>
+            </w:r>
+          </w:p>
+        </w:tc>
+      </w:tr>
+      <w:tr>
+        <w:tc>
+          <w:tcPr>
+            <w:tcW w:type="dxa" w:w="1474"/>
+          </w:tcPr>
+          <w:p>
+            <w:r/>
+            <w:r>
+              <w:rPr>
+                <w:rFonts w:ascii="Arial" w:hAnsi="Arial"/>
+                <w:sz w:val="16"/>
+              </w:rPr>
+              <w:t>C</w:t>
+            </w:r>
+          </w:p>
+        </w:tc>
+        <w:tc>
+          <w:tcPr>
+            <w:tcW w:type="dxa" w:w="567"/>
+          </w:tcPr>
+          <w:p>
+            <w:pPr>
+              <w:jc w:val="right"/>
+            </w:pPr>
+            <w:r/>
+            <w:r>
+              <w:rPr>
+                <w:rFonts w:ascii="Arial" w:hAnsi="Arial"/>
+                <w:sz w:val="16"/>
+              </w:rPr>
+              <w:t>Z</w:t>
+            </w:r>
+          </w:p>
+        </w:tc>
+        <w:tc>
+          <w:tcPr>
+            <w:tcW w:type="dxa" w:w="794"/>
+          </w:tcPr>
+          <w:p>
+            <w:pPr>
+              <w:jc w:val="right"/>
+            </w:pPr>
+            <w:r/>
+            <w:r>
+              <w:rPr>
+                <w:rFonts w:ascii="Arial" w:hAnsi="Arial"/>
+                <w:sz w:val="16"/>
+              </w:rPr>
+              <w:t>2 747</w:t>
+            </w:r>
+          </w:p>
+        </w:tc>
+        <w:tc>
+          <w:tcPr>
+            <w:tcW w:type="dxa" w:w="1134"/>
+          </w:tcPr>
+          <w:p>
+            <w:pPr>
+              <w:jc w:val="right"/>
+            </w:pPr>
+            <w:r/>
+            <w:r>
+              <w:rPr>
+                <w:rFonts w:ascii="Arial" w:hAnsi="Arial"/>
+                <w:sz w:val="16"/>
+              </w:rPr>
+              <w:t>5,04</w:t>
+            </w:r>
+          </w:p>
+        </w:tc>
+        <w:tc>
+          <w:tcPr>
+            <w:tcW w:type="dxa" w:w="1020"/>
+          </w:tcPr>
+          <w:p>
+            <w:pPr>
+              <w:jc w:val="right"/>
+            </w:pPr>
+            <w:r/>
+            <w:r>
+              <w:rPr>
+                <w:rFonts w:ascii="Arial" w:hAnsi="Arial"/>
+                <w:sz w:val="16"/>
+              </w:rPr>
+              <w:t>4,7 %</w:t>
+            </w:r>
+          </w:p>
+        </w:tc>
+        <w:tc>
+          <w:tcPr>
+            <w:tcW w:type="dxa" w:w="1134"/>
+          </w:tcPr>
+          <w:p>
+            <w:pPr>
+              <w:jc w:val="right"/>
+            </w:pPr>
+            <w:r/>
+            <w:r>
+              <w:rPr>
+                <w:rFonts w:ascii="Arial" w:hAnsi="Arial"/>
+                <w:sz w:val="16"/>
+              </w:rPr>
+              <w:t>7,75</w:t>
+            </w:r>
+          </w:p>
+        </w:tc>
+        <w:tc>
+          <w:tcPr>
+            <w:tcW w:type="dxa" w:w="3515"/>
+          </w:tcPr>
+          <w:p>
+            <w:pPr>
+              <w:jc w:val="right"/>
+            </w:pPr>
+            <w:r/>
+            <w:r>
+              <w:rPr>
+                <w:rFonts w:ascii="Arial" w:hAnsi="Arial"/>
+                <w:sz w:val="16"/>
+              </w:rPr>
+              <w:t>Только под заказ. Складской запас не оправдан</w:t>
+            </w:r>
+          </w:p>
+        </w:tc>
+      </w:tr>
+      <w:tr>
+        <w:tc>
+          <w:tcPr>
+            <w:tcW w:type="dxa" w:w="1474"/>
+          </w:tcPr>
+          <w:p>
+            <w:r/>
+            <w:r>
+              <w:rPr>
+                <w:rFonts w:ascii="Arial" w:hAnsi="Arial"/>
+                <w:sz w:val="16"/>
+              </w:rPr>
+              <w:t>D (нет продаж)</w:t>
+            </w:r>
+          </w:p>
+        </w:tc>
+        <w:tc>
+          <w:tcPr>
+            <w:tcW w:type="dxa" w:w="567"/>
+          </w:tcPr>
+          <w:p>
+            <w:pPr>
+              <w:jc w:val="right"/>
+            </w:pPr>
+            <w:r/>
+            <w:r>
+              <w:rPr>
+                <w:rFonts w:ascii="Arial" w:hAnsi="Arial"/>
+                <w:sz w:val="16"/>
+              </w:rPr>
+              <w:t>—</w:t>
+            </w:r>
+          </w:p>
+        </w:tc>
+        <w:tc>
+          <w:tcPr>
+            <w:tcW w:type="dxa" w:w="794"/>
+          </w:tcPr>
+          <w:p>
+            <w:pPr>
+              <w:jc w:val="right"/>
+            </w:pPr>
+            <w:r/>
+            <w:r>
+              <w:rPr>
+                <w:rFonts w:ascii="Arial" w:hAnsi="Arial"/>
+                <w:sz w:val="16"/>
+              </w:rPr>
+              <w:t>1 859</w:t>
+            </w:r>
+          </w:p>
+        </w:tc>
+        <w:tc>
+          <w:tcPr>
+            <w:tcW w:type="dxa" w:w="1134"/>
+          </w:tcPr>
+          <w:p>
+            <w:pPr>
+              <w:jc w:val="right"/>
+            </w:pPr>
+            <w:r/>
+            <w:r>
+              <w:rPr>
+                <w:rFonts w:ascii="Arial" w:hAnsi="Arial"/>
+                <w:sz w:val="16"/>
+              </w:rPr>
+              <w:t>-0,01</w:t>
+            </w:r>
+          </w:p>
+        </w:tc>
+        <w:tc>
+          <w:tcPr>
+            <w:tcW w:type="dxa" w:w="1020"/>
+          </w:tcPr>
+          <w:p>
+            <w:pPr>
+              <w:jc w:val="right"/>
+            </w:pPr>
+            <w:r/>
+            <w:r>
+              <w:rPr>
+                <w:rFonts w:ascii="Arial" w:hAnsi="Arial"/>
+                <w:sz w:val="16"/>
+              </w:rPr>
+              <w:t>-0,0 %</w:t>
+            </w:r>
+          </w:p>
+        </w:tc>
+        <w:tc>
+          <w:tcPr>
+            <w:tcW w:type="dxa" w:w="1134"/>
+          </w:tcPr>
+          <w:p>
+            <w:pPr>
+              <w:jc w:val="right"/>
+            </w:pPr>
+            <w:r/>
+            <w:r>
+              <w:rPr>
+                <w:rFonts w:ascii="Arial" w:hAnsi="Arial"/>
+                <w:sz w:val="16"/>
+              </w:rPr>
+              <w:t>7,12</w:t>
+            </w:r>
+          </w:p>
+        </w:tc>
+        <w:tc>
+          <w:tcPr>
+            <w:tcW w:type="dxa" w:w="3515"/>
+          </w:tcPr>
+          <w:p>
+            <w:pPr>
+              <w:jc w:val="right"/>
+            </w:pPr>
+            <w:r/>
+            <w:r>
+              <w:rPr>
+                <w:rFonts w:ascii="Arial" w:hAnsi="Arial"/>
+                <w:sz w:val="16"/>
+              </w:rPr>
+            </w:r>
+          </w:p>
+        </w:tc>
+      </w:tr>
+    </w:tbl>
+    <w:p>
+      <w:pPr>
+        <w:spacing w:after="40"/>
+      </w:pPr>
+    </w:p>
+    <w:p>
+      <w:pPr>
+        <w:spacing w:before="180" w:after="100"/>
+      </w:pPr>
+      <w:r>
+        <w:rPr>
+          <w:rFonts w:ascii="Arial" w:hAnsi="Arial"/>
+          <w:b/>
+          <w:color w:val="1F3864"/>
+          <w:sz w:val="24"/>
+        </w:rPr>
+        <w:t>Поставщики</w:t>
+      </w:r>
+    </w:p>
+    <w:p>
+      <w:pPr>
+        <w:spacing w:after="100"/>
+        <w:jc w:val="both"/>
+      </w:pPr>
+      <w:r>
+        <w:rPr>
+          <w:rFonts w:ascii="Arial" w:hAnsi="Arial"/>
+          <w:b w:val="0"/>
+          <w:i w:val="0"/>
+          <w:sz w:val="21"/>
+        </w:rPr>
+        <w:t>Решения о возврате, отсрочке и размере партии принимаются по поставщику, а не по позиции. Всего поставщиков в периметре: 36.</w:t>
+      </w:r>
+    </w:p>
+    <w:tbl>
+      <w:tblPr>
+        <w:tblStyle w:val="TableGrid"/>
+        <w:tblW w:type="auto" w:w="0"/>
+        <w:jc w:val="center"/>
+        <w:tblLook w:firstColumn="1" w:firstRow="1" w:lastColumn="0" w:lastRow="0" w:noHBand="0" w:noVBand="1" w:val="04A0"/>
+      </w:tblPr>
+      <w:tblGrid>
+        <w:gridCol w:w="1303"/>
+        <w:gridCol w:w="1303"/>
+        <w:gridCol w:w="1303"/>
+        <w:gridCol w:w="1303"/>
+        <w:gridCol w:w="1303"/>
+        <w:gridCol w:w="1303"/>
+        <w:gridCol w:w="1303"/>
+        <w:gridCol w:w="1303"/>
+      </w:tblGrid>
+      <w:tr>
+        <w:tc>
+          <w:tcPr>
+            <w:tcW w:type="dxa" w:w="2041"/>
+            <w:shd w:fill="1F3864"/>
+          </w:tcPr>
+          <w:p>
+            <w:pPr>
+              <w:jc w:val="center"/>
+            </w:pPr>
+            <w:r/>
+            <w:r>
+              <w:rPr>
+                <w:rFonts w:ascii="Arial" w:hAnsi="Arial"/>
+                <w:b/>
+                <w:color w:val="FFFFFF"/>
+                <w:sz w:val="16"/>
+              </w:rPr>
+              <w:t>Поставщик</w:t>
+            </w:r>
+          </w:p>
+        </w:tc>
+        <w:tc>
+          <w:tcPr>
+            <w:tcW w:type="dxa" w:w="680"/>
+            <w:shd w:fill="1F3864"/>
+          </w:tcPr>
+          <w:p>
+            <w:pPr>
+              <w:jc w:val="center"/>
+            </w:pPr>
+            <w:r/>
+            <w:r>
+              <w:rPr>
+                <w:rFonts w:ascii="Arial" w:hAnsi="Arial"/>
+                <w:b/>
+                <w:color w:val="FFFFFF"/>
+                <w:sz w:val="16"/>
+              </w:rPr>
+              <w:t>SKU</w:t>
+            </w:r>
+          </w:p>
+        </w:tc>
+        <w:tc>
+          <w:tcPr>
+            <w:tcW w:type="dxa" w:w="1077"/>
+            <w:shd w:fill="1F3864"/>
+          </w:tcPr>
+          <w:p>
+            <w:pPr>
+              <w:jc w:val="center"/>
+            </w:pPr>
+            <w:r/>
+            <w:r>
+              <w:rPr>
+                <w:rFonts w:ascii="Arial" w:hAnsi="Arial"/>
+                <w:b/>
+                <w:color w:val="FFFFFF"/>
+                <w:sz w:val="16"/>
+              </w:rPr>
+              <w:t>без продаж</w:t>
+            </w:r>
+          </w:p>
+        </w:tc>
+        <w:tc>
+          <w:tcPr>
+            <w:tcW w:type="dxa" w:w="1134"/>
+            <w:shd w:fill="1F3864"/>
+          </w:tcPr>
+          <w:p>
+            <w:pPr>
+              <w:jc w:val="center"/>
+            </w:pPr>
+            <w:r/>
+            <w:r>
+              <w:rPr>
+                <w:rFonts w:ascii="Arial" w:hAnsi="Arial"/>
+                <w:b/>
+                <w:color w:val="FFFFFF"/>
+                <w:sz w:val="16"/>
+              </w:rPr>
+              <w:t>Оборот, млн ₽</w:t>
+            </w:r>
+          </w:p>
+        </w:tc>
+        <w:tc>
+          <w:tcPr>
+            <w:tcW w:type="dxa" w:w="737"/>
+            <w:shd w:fill="1F3864"/>
+          </w:tcPr>
+          <w:p>
+            <w:pPr>
+              <w:jc w:val="center"/>
+            </w:pPr>
+            <w:r/>
+            <w:r>
+              <w:rPr>
+                <w:rFonts w:ascii="Arial" w:hAnsi="Arial"/>
+                <w:b/>
+                <w:color w:val="FFFFFF"/>
+                <w:sz w:val="16"/>
+              </w:rPr>
+              <w:t>Маржа</w:t>
+            </w:r>
+          </w:p>
+        </w:tc>
+        <w:tc>
+          <w:tcPr>
+            <w:tcW w:type="dxa" w:w="1134"/>
+            <w:shd w:fill="1F3864"/>
+          </w:tcPr>
+          <w:p>
+            <w:pPr>
+              <w:jc w:val="center"/>
+            </w:pPr>
+            <w:r/>
+            <w:r>
+              <w:rPr>
+                <w:rFonts w:ascii="Arial" w:hAnsi="Arial"/>
+                <w:b/>
+                <w:color w:val="FFFFFF"/>
+                <w:sz w:val="16"/>
+              </w:rPr>
+              <w:t>Запас, млн ₽</w:t>
+            </w:r>
+          </w:p>
+        </w:tc>
+        <w:tc>
+          <w:tcPr>
+            <w:tcW w:type="dxa" w:w="680"/>
+            <w:shd w:fill="1F3864"/>
+          </w:tcPr>
+          <w:p>
+            <w:pPr>
+              <w:jc w:val="center"/>
+            </w:pPr>
+            <w:r/>
+            <w:r>
+              <w:rPr>
+                <w:rFonts w:ascii="Arial" w:hAnsi="Arial"/>
+                <w:b/>
+                <w:color w:val="FFFFFF"/>
+                <w:sz w:val="16"/>
+              </w:rPr>
+              <w:t>GMROI</w:t>
+            </w:r>
+          </w:p>
+        </w:tc>
+        <w:tc>
+          <w:tcPr>
+            <w:tcW w:type="dxa" w:w="1417"/>
+            <w:shd w:fill="1F3864"/>
+          </w:tcPr>
+          <w:p>
+            <w:pPr>
+              <w:jc w:val="center"/>
+            </w:pPr>
+            <w:r/>
+            <w:r>
+              <w:rPr>
+                <w:rFonts w:ascii="Arial" w:hAnsi="Arial"/>
+                <w:b/>
+                <w:color w:val="FFFFFF"/>
+                <w:sz w:val="16"/>
+              </w:rPr>
+              <w:t>Эк. прибыль, млн ₽/год</w:t>
+            </w:r>
+          </w:p>
+        </w:tc>
+      </w:tr>
+      <w:tr>
+        <w:tc>
+          <w:tcPr>
+            <w:tcW w:type="dxa" w:w="2041"/>
+          </w:tcPr>
+          <w:p>
+            <w:r/>
+            <w:r>
+              <w:rPr>
+                <w:rFonts w:ascii="Arial" w:hAnsi="Arial"/>
+                <w:sz w:val="16"/>
+              </w:rPr>
+              <w:t>ТВВД, АО</w:t>
+            </w:r>
+          </w:p>
+        </w:tc>
+        <w:tc>
+          <w:tcPr>
+            <w:tcW w:type="dxa" w:w="680"/>
+          </w:tcPr>
+          <w:p>
+            <w:pPr>
+              <w:jc w:val="right"/>
+            </w:pPr>
+            <w:r/>
+            <w:r>
+              <w:rPr>
+                <w:rFonts w:ascii="Arial" w:hAnsi="Arial"/>
+                <w:sz w:val="16"/>
+              </w:rPr>
+              <w:t>510</w:t>
+            </w:r>
+          </w:p>
+        </w:tc>
+        <w:tc>
+          <w:tcPr>
+            <w:tcW w:type="dxa" w:w="1077"/>
+          </w:tcPr>
+          <w:p>
+            <w:pPr>
+              <w:jc w:val="right"/>
+            </w:pPr>
+            <w:r/>
+            <w:r>
+              <w:rPr>
+                <w:rFonts w:ascii="Arial" w:hAnsi="Arial"/>
+                <w:sz w:val="16"/>
+              </w:rPr>
+              <w:t>40</w:t>
+            </w:r>
+          </w:p>
+        </w:tc>
+        <w:tc>
+          <w:tcPr>
+            <w:tcW w:type="dxa" w:w="1134"/>
+          </w:tcPr>
+          <w:p>
+            <w:pPr>
+              <w:jc w:val="right"/>
+            </w:pPr>
+            <w:r/>
+            <w:r>
+              <w:rPr>
+                <w:rFonts w:ascii="Arial" w:hAnsi="Arial"/>
+                <w:sz w:val="16"/>
+              </w:rPr>
+              <w:t>18,53</w:t>
+            </w:r>
+          </w:p>
+        </w:tc>
+        <w:tc>
+          <w:tcPr>
+            <w:tcW w:type="dxa" w:w="737"/>
+          </w:tcPr>
+          <w:p>
+            <w:pPr>
+              <w:jc w:val="right"/>
+            </w:pPr>
+            <w:r/>
+            <w:r>
+              <w:rPr>
+                <w:rFonts w:ascii="Arial" w:hAnsi="Arial"/>
+                <w:sz w:val="16"/>
+              </w:rPr>
+              <w:t>27,8 %</w:t>
+            </w:r>
+          </w:p>
+        </w:tc>
+        <w:tc>
+          <w:tcPr>
+            <w:tcW w:type="dxa" w:w="1134"/>
+          </w:tcPr>
+          <w:p>
+            <w:pPr>
+              <w:jc w:val="right"/>
+            </w:pPr>
+            <w:r/>
+            <w:r>
+              <w:rPr>
+                <w:rFonts w:ascii="Arial" w:hAnsi="Arial"/>
+                <w:sz w:val="16"/>
+              </w:rPr>
+              <w:t>9,04</w:t>
+            </w:r>
+          </w:p>
+        </w:tc>
+        <w:tc>
+          <w:tcPr>
+            <w:tcW w:type="dxa" w:w="680"/>
+          </w:tcPr>
+          <w:p>
+            <w:pPr>
+              <w:jc w:val="right"/>
+            </w:pPr>
+            <w:r/>
+            <w:r>
+              <w:rPr>
+                <w:rFonts w:ascii="Arial" w:hAnsi="Arial"/>
+                <w:sz w:val="16"/>
+              </w:rPr>
+              <w:t>0,82</w:t>
+            </w:r>
+          </w:p>
+        </w:tc>
+        <w:tc>
+          <w:tcPr>
+            <w:tcW w:type="dxa" w:w="1417"/>
+          </w:tcPr>
+          <w:p>
+            <w:pPr>
+              <w:jc w:val="right"/>
+            </w:pPr>
+            <w:r/>
+            <w:r>
+              <w:rPr>
+                <w:rFonts w:ascii="Arial" w:hAnsi="Arial"/>
+                <w:sz w:val="16"/>
+              </w:rPr>
+              <w:t>3,24</w:t>
+            </w:r>
+          </w:p>
+        </w:tc>
+      </w:tr>
+      <w:tr>
+        <w:tc>
+          <w:tcPr>
+            <w:tcW w:type="dxa" w:w="2041"/>
+          </w:tcPr>
+          <w:p>
+            <w:r/>
+            <w:r>
+              <w:rPr>
+                <w:rFonts w:ascii="Arial" w:hAnsi="Arial"/>
+                <w:sz w:val="16"/>
+              </w:rPr>
+              <w:t>БЕ</w:t>
+            </w:r>
+          </w:p>
+        </w:tc>
+        <w:tc>
+          <w:tcPr>
+            <w:tcW w:type="dxa" w:w="680"/>
+          </w:tcPr>
+          <w:p>
+            <w:pPr>
+              <w:jc w:val="right"/>
+            </w:pPr>
+            <w:r/>
+            <w:r>
+              <w:rPr>
+                <w:rFonts w:ascii="Arial" w:hAnsi="Arial"/>
+                <w:sz w:val="16"/>
+              </w:rPr>
+              <w:t>220</w:t>
+            </w:r>
+          </w:p>
+        </w:tc>
+        <w:tc>
+          <w:tcPr>
+            <w:tcW w:type="dxa" w:w="1077"/>
+          </w:tcPr>
+          <w:p>
+            <w:pPr>
+              <w:jc w:val="right"/>
+            </w:pPr>
+            <w:r/>
+            <w:r>
+              <w:rPr>
+                <w:rFonts w:ascii="Arial" w:hAnsi="Arial"/>
+                <w:sz w:val="16"/>
+              </w:rPr>
+              <w:t>17</w:t>
+            </w:r>
+          </w:p>
+        </w:tc>
+        <w:tc>
+          <w:tcPr>
+            <w:tcW w:type="dxa" w:w="1134"/>
+          </w:tcPr>
+          <w:p>
+            <w:pPr>
+              <w:jc w:val="right"/>
+            </w:pPr>
+            <w:r/>
+            <w:r>
+              <w:rPr>
+                <w:rFonts w:ascii="Arial" w:hAnsi="Arial"/>
+                <w:sz w:val="16"/>
+              </w:rPr>
+              <w:t>15,71</w:t>
+            </w:r>
+          </w:p>
+        </w:tc>
+        <w:tc>
+          <w:tcPr>
+            <w:tcW w:type="dxa" w:w="737"/>
+          </w:tcPr>
+          <w:p>
+            <w:pPr>
+              <w:jc w:val="right"/>
+            </w:pPr>
+            <w:r/>
+            <w:r>
+              <w:rPr>
+                <w:rFonts w:ascii="Arial" w:hAnsi="Arial"/>
+                <w:sz w:val="16"/>
+              </w:rPr>
+              <w:t>26,8 %</w:t>
+            </w:r>
+          </w:p>
+        </w:tc>
+        <w:tc>
+          <w:tcPr>
+            <w:tcW w:type="dxa" w:w="1134"/>
+          </w:tcPr>
+          <w:p>
+            <w:pPr>
+              <w:jc w:val="right"/>
+            </w:pPr>
+            <w:r/>
+            <w:r>
+              <w:rPr>
+                <w:rFonts w:ascii="Arial" w:hAnsi="Arial"/>
+                <w:sz w:val="16"/>
+              </w:rPr>
+              <w:t>4,51</w:t>
+            </w:r>
+          </w:p>
+        </w:tc>
+        <w:tc>
+          <w:tcPr>
+            <w:tcW w:type="dxa" w:w="680"/>
+          </w:tcPr>
+          <w:p>
+            <w:pPr>
+              <w:jc w:val="right"/>
+            </w:pPr>
+            <w:r/>
+            <w:r>
+              <w:rPr>
+                <w:rFonts w:ascii="Arial" w:hAnsi="Arial"/>
+                <w:sz w:val="16"/>
+              </w:rPr>
+              <w:t>1,34</w:t>
+            </w:r>
+          </w:p>
+        </w:tc>
+        <w:tc>
+          <w:tcPr>
+            <w:tcW w:type="dxa" w:w="1417"/>
+          </w:tcPr>
+          <w:p>
+            <w:pPr>
+              <w:jc w:val="right"/>
+            </w:pPr>
+            <w:r/>
+            <w:r>
+              <w:rPr>
+                <w:rFonts w:ascii="Arial" w:hAnsi="Arial"/>
+                <w:sz w:val="16"/>
+              </w:rPr>
+              <w:t>4,12</w:t>
+            </w:r>
+          </w:p>
+        </w:tc>
+      </w:tr>
+      <w:tr>
+        <w:tc>
+          <w:tcPr>
+            <w:tcW w:type="dxa" w:w="2041"/>
+          </w:tcPr>
+          <w:p>
+            <w:r/>
+            <w:r>
+              <w:rPr>
+                <w:rFonts w:ascii="Arial" w:hAnsi="Arial"/>
+                <w:sz w:val="16"/>
+              </w:rPr>
+              <w:t>ПОЛИТЭК ПАЙП, ООО</w:t>
+            </w:r>
+          </w:p>
+        </w:tc>
+        <w:tc>
+          <w:tcPr>
+            <w:tcW w:type="dxa" w:w="680"/>
+          </w:tcPr>
+          <w:p>
+            <w:pPr>
+              <w:jc w:val="right"/>
+            </w:pPr>
+            <w:r/>
+            <w:r>
+              <w:rPr>
+                <w:rFonts w:ascii="Arial" w:hAnsi="Arial"/>
+                <w:sz w:val="16"/>
+              </w:rPr>
+              <w:t>399</w:t>
+            </w:r>
+          </w:p>
+        </w:tc>
+        <w:tc>
+          <w:tcPr>
+            <w:tcW w:type="dxa" w:w="1077"/>
+          </w:tcPr>
+          <w:p>
+            <w:pPr>
+              <w:jc w:val="right"/>
+            </w:pPr>
+            <w:r/>
+            <w:r>
+              <w:rPr>
+                <w:rFonts w:ascii="Arial" w:hAnsi="Arial"/>
+                <w:sz w:val="16"/>
+              </w:rPr>
+              <w:t>62</w:t>
+            </w:r>
+          </w:p>
+        </w:tc>
+        <w:tc>
+          <w:tcPr>
+            <w:tcW w:type="dxa" w:w="1134"/>
+          </w:tcPr>
+          <w:p>
+            <w:pPr>
+              <w:jc w:val="right"/>
+            </w:pPr>
+            <w:r/>
+            <w:r>
+              <w:rPr>
+                <w:rFonts w:ascii="Arial" w:hAnsi="Arial"/>
+                <w:sz w:val="16"/>
+              </w:rPr>
+              <w:t>3,96</w:t>
+            </w:r>
+          </w:p>
+        </w:tc>
+        <w:tc>
+          <w:tcPr>
+            <w:tcW w:type="dxa" w:w="737"/>
+          </w:tcPr>
+          <w:p>
+            <w:pPr>
+              <w:jc w:val="right"/>
+            </w:pPr>
+            <w:r/>
+            <w:r>
+              <w:rPr>
+                <w:rFonts w:ascii="Arial" w:hAnsi="Arial"/>
+                <w:sz w:val="16"/>
+              </w:rPr>
+              <w:t>37,2 %</w:t>
+            </w:r>
+          </w:p>
+        </w:tc>
+        <w:tc>
+          <w:tcPr>
+            <w:tcW w:type="dxa" w:w="1134"/>
+          </w:tcPr>
+          <w:p>
+            <w:pPr>
+              <w:jc w:val="right"/>
+            </w:pPr>
+            <w:r/>
+            <w:r>
+              <w:rPr>
+                <w:rFonts w:ascii="Arial" w:hAnsi="Arial"/>
+                <w:sz w:val="16"/>
+              </w:rPr>
+              <w:t>3,58</w:t>
+            </w:r>
+          </w:p>
+        </w:tc>
+        <w:tc>
+          <w:tcPr>
+            <w:tcW w:type="dxa" w:w="680"/>
+          </w:tcPr>
+          <w:p>
+            <w:pPr>
+              <w:jc w:val="right"/>
+            </w:pPr>
+            <w:r/>
+            <w:r>
+              <w:rPr>
+                <w:rFonts w:ascii="Arial" w:hAnsi="Arial"/>
+                <w:sz w:val="16"/>
+              </w:rPr>
+              <w:t>0,59</w:t>
+            </w:r>
+          </w:p>
+        </w:tc>
+        <w:tc>
+          <w:tcPr>
+            <w:tcW w:type="dxa" w:w="1417"/>
+          </w:tcPr>
+          <w:p>
+            <w:pPr>
+              <w:jc w:val="right"/>
+            </w:pPr>
+            <w:r/>
+            <w:r>
+              <w:rPr>
+                <w:rFonts w:ascii="Arial" w:hAnsi="Arial"/>
+                <w:sz w:val="16"/>
+              </w:rPr>
+              <w:t>0,68</w:t>
+            </w:r>
+          </w:p>
+        </w:tc>
+      </w:tr>
+      <w:tr>
+        <w:tc>
+          <w:tcPr>
+            <w:tcW w:type="dxa" w:w="2041"/>
+          </w:tcPr>
+          <w:p>
+            <w:r/>
+            <w:r>
+              <w:rPr>
+                <w:rFonts w:ascii="Arial" w:hAnsi="Arial"/>
+                <w:sz w:val="16"/>
+              </w:rPr>
+              <w:t>Юсистем</w:t>
+            </w:r>
+          </w:p>
+        </w:tc>
+        <w:tc>
+          <w:tcPr>
+            <w:tcW w:type="dxa" w:w="680"/>
+          </w:tcPr>
+          <w:p>
+            <w:pPr>
+              <w:jc w:val="right"/>
+            </w:pPr>
+            <w:r/>
+            <w:r>
+              <w:rPr>
+                <w:rFonts w:ascii="Arial" w:hAnsi="Arial"/>
+                <w:sz w:val="16"/>
+              </w:rPr>
+              <w:t>108</w:t>
+            </w:r>
+          </w:p>
+        </w:tc>
+        <w:tc>
+          <w:tcPr>
+            <w:tcW w:type="dxa" w:w="1077"/>
+          </w:tcPr>
+          <w:p>
+            <w:pPr>
+              <w:jc w:val="right"/>
+            </w:pPr>
+            <w:r/>
+            <w:r>
+              <w:rPr>
+                <w:rFonts w:ascii="Arial" w:hAnsi="Arial"/>
+                <w:sz w:val="16"/>
+              </w:rPr>
+              <w:t>22</w:t>
+            </w:r>
+          </w:p>
+        </w:tc>
+        <w:tc>
+          <w:tcPr>
+            <w:tcW w:type="dxa" w:w="1134"/>
+          </w:tcPr>
+          <w:p>
+            <w:pPr>
+              <w:jc w:val="right"/>
+            </w:pPr>
+            <w:r/>
+            <w:r>
+              <w:rPr>
+                <w:rFonts w:ascii="Arial" w:hAnsi="Arial"/>
+                <w:sz w:val="16"/>
+              </w:rPr>
+              <w:t>4,46</w:t>
+            </w:r>
+          </w:p>
+        </w:tc>
+        <w:tc>
+          <w:tcPr>
+            <w:tcW w:type="dxa" w:w="737"/>
+          </w:tcPr>
+          <w:p>
+            <w:pPr>
+              <w:jc w:val="right"/>
+            </w:pPr>
+            <w:r/>
+            <w:r>
+              <w:rPr>
+                <w:rFonts w:ascii="Arial" w:hAnsi="Arial"/>
+                <w:sz w:val="16"/>
+              </w:rPr>
+              <w:t>42,0 %</w:t>
+            </w:r>
+          </w:p>
+        </w:tc>
+        <w:tc>
+          <w:tcPr>
+            <w:tcW w:type="dxa" w:w="1134"/>
+          </w:tcPr>
+          <w:p>
+            <w:pPr>
+              <w:jc w:val="right"/>
+            </w:pPr>
+            <w:r/>
+            <w:r>
+              <w:rPr>
+                <w:rFonts w:ascii="Arial" w:hAnsi="Arial"/>
+                <w:sz w:val="16"/>
+              </w:rPr>
+              <w:t>2,30</w:t>
+            </w:r>
+          </w:p>
+        </w:tc>
+        <w:tc>
+          <w:tcPr>
+            <w:tcW w:type="dxa" w:w="680"/>
+          </w:tcPr>
+          <w:p>
+            <w:pPr>
+              <w:jc w:val="right"/>
+            </w:pPr>
+            <w:r/>
+            <w:r>
+              <w:rPr>
+                <w:rFonts w:ascii="Arial" w:hAnsi="Arial"/>
+                <w:sz w:val="16"/>
+              </w:rPr>
+              <w:t>1,17</w:t>
+            </w:r>
+          </w:p>
+        </w:tc>
+        <w:tc>
+          <w:tcPr>
+            <w:tcW w:type="dxa" w:w="1417"/>
+          </w:tcPr>
+          <w:p>
+            <w:pPr>
+              <w:jc w:val="right"/>
+            </w:pPr>
+            <w:r/>
+            <w:r>
+              <w:rPr>
+                <w:rFonts w:ascii="Arial" w:hAnsi="Arial"/>
+                <w:sz w:val="16"/>
+              </w:rPr>
+              <w:t>2,06</w:t>
+            </w:r>
+          </w:p>
+        </w:tc>
+      </w:tr>
+      <w:tr>
+        <w:tc>
+          <w:tcPr>
+            <w:tcW w:type="dxa" w:w="2041"/>
+          </w:tcPr>
+          <w:p>
+            <w:r/>
+            <w:r>
+              <w:rPr>
+                <w:rFonts w:ascii="Arial" w:hAnsi="Arial"/>
+                <w:sz w:val="16"/>
+              </w:rPr>
+              <w:t>УЗПК, ООО</w:t>
+            </w:r>
+          </w:p>
+        </w:tc>
+        <w:tc>
+          <w:tcPr>
+            <w:tcW w:type="dxa" w:w="680"/>
+          </w:tcPr>
+          <w:p>
+            <w:pPr>
+              <w:jc w:val="right"/>
+            </w:pPr>
+            <w:r/>
+            <w:r>
+              <w:rPr>
+                <w:rFonts w:ascii="Arial" w:hAnsi="Arial"/>
+                <w:sz w:val="16"/>
+              </w:rPr>
+              <w:t>24</w:t>
+            </w:r>
+          </w:p>
+        </w:tc>
+        <w:tc>
+          <w:tcPr>
+            <w:tcW w:type="dxa" w:w="1077"/>
+          </w:tcPr>
+          <w:p>
+            <w:pPr>
+              <w:jc w:val="right"/>
+            </w:pPr>
+            <w:r/>
+            <w:r>
+              <w:rPr>
+                <w:rFonts w:ascii="Arial" w:hAnsi="Arial"/>
+                <w:sz w:val="16"/>
+              </w:rPr>
+              <w:t>1</w:t>
+            </w:r>
+          </w:p>
+        </w:tc>
+        <w:tc>
+          <w:tcPr>
+            <w:tcW w:type="dxa" w:w="1134"/>
+          </w:tcPr>
+          <w:p>
+            <w:pPr>
+              <w:jc w:val="right"/>
+            </w:pPr>
+            <w:r/>
+            <w:r>
+              <w:rPr>
+                <w:rFonts w:ascii="Arial" w:hAnsi="Arial"/>
+                <w:sz w:val="16"/>
+              </w:rPr>
+              <w:t>6,15</w:t>
+            </w:r>
+          </w:p>
+        </w:tc>
+        <w:tc>
+          <w:tcPr>
+            <w:tcW w:type="dxa" w:w="737"/>
+          </w:tcPr>
+          <w:p>
+            <w:pPr>
+              <w:jc w:val="right"/>
+            </w:pPr>
+            <w:r/>
+            <w:r>
+              <w:rPr>
+                <w:rFonts w:ascii="Arial" w:hAnsi="Arial"/>
+                <w:sz w:val="16"/>
+              </w:rPr>
+              <w:t>20,7 %</w:t>
+            </w:r>
+          </w:p>
+        </w:tc>
+        <w:tc>
+          <w:tcPr>
+            <w:tcW w:type="dxa" w:w="1134"/>
+          </w:tcPr>
+          <w:p>
+            <w:pPr>
+              <w:jc w:val="right"/>
+            </w:pPr>
+            <w:r/>
+            <w:r>
+              <w:rPr>
+                <w:rFonts w:ascii="Arial" w:hAnsi="Arial"/>
+                <w:sz w:val="16"/>
+              </w:rPr>
+              <w:t>1,74</w:t>
+            </w:r>
+          </w:p>
+        </w:tc>
+        <w:tc>
+          <w:tcPr>
+            <w:tcW w:type="dxa" w:w="680"/>
+          </w:tcPr>
+          <w:p>
+            <w:pPr>
+              <w:jc w:val="right"/>
+            </w:pPr>
+            <w:r/>
+            <w:r>
+              <w:rPr>
+                <w:rFonts w:ascii="Arial" w:hAnsi="Arial"/>
+                <w:sz w:val="16"/>
+              </w:rPr>
+              <w:t>1,05</w:t>
+            </w:r>
+          </w:p>
+        </w:tc>
+        <w:tc>
+          <w:tcPr>
+            <w:tcW w:type="dxa" w:w="1417"/>
+          </w:tcPr>
+          <w:p>
+            <w:pPr>
+              <w:jc w:val="right"/>
+            </w:pPr>
+            <w:r/>
+            <w:r>
+              <w:rPr>
+                <w:rFonts w:ascii="Arial" w:hAnsi="Arial"/>
+                <w:sz w:val="16"/>
+              </w:rPr>
+              <w:t>1,20</w:t>
+            </w:r>
+          </w:p>
+        </w:tc>
+      </w:tr>
+      <w:tr>
+        <w:tc>
+          <w:tcPr>
+            <w:tcW w:type="dxa" w:w="2041"/>
+          </w:tcPr>
+          <w:p>
+            <w:r/>
+            <w:r>
+              <w:rPr>
+                <w:rFonts w:ascii="Arial" w:hAnsi="Arial"/>
+                <w:sz w:val="16"/>
+              </w:rPr>
+              <w:t>ЮНАЙТЕД ТЕРМО РУС, ООО</w:t>
+            </w:r>
+          </w:p>
+        </w:tc>
+        <w:tc>
+          <w:tcPr>
+            <w:tcW w:type="dxa" w:w="680"/>
+          </w:tcPr>
+          <w:p>
+            <w:pPr>
+              <w:jc w:val="right"/>
+            </w:pPr>
+            <w:r/>
+            <w:r>
+              <w:rPr>
+                <w:rFonts w:ascii="Arial" w:hAnsi="Arial"/>
+                <w:sz w:val="16"/>
+              </w:rPr>
+              <w:t>150</w:t>
+            </w:r>
+          </w:p>
+        </w:tc>
+        <w:tc>
+          <w:tcPr>
+            <w:tcW w:type="dxa" w:w="1077"/>
+          </w:tcPr>
+          <w:p>
+            <w:pPr>
+              <w:jc w:val="right"/>
+            </w:pPr>
+            <w:r/>
+            <w:r>
+              <w:rPr>
+                <w:rFonts w:ascii="Arial" w:hAnsi="Arial"/>
+                <w:sz w:val="16"/>
+              </w:rPr>
+              <w:t>18</w:t>
+            </w:r>
+          </w:p>
+        </w:tc>
+        <w:tc>
+          <w:tcPr>
+            <w:tcW w:type="dxa" w:w="1134"/>
+          </w:tcPr>
+          <w:p>
+            <w:pPr>
+              <w:jc w:val="right"/>
+            </w:pPr>
+            <w:r/>
+            <w:r>
+              <w:rPr>
+                <w:rFonts w:ascii="Arial" w:hAnsi="Arial"/>
+                <w:sz w:val="16"/>
+              </w:rPr>
+              <w:t>3,75</w:t>
+            </w:r>
+          </w:p>
+        </w:tc>
+        <w:tc>
+          <w:tcPr>
+            <w:tcW w:type="dxa" w:w="737"/>
+          </w:tcPr>
+          <w:p>
+            <w:pPr>
+              <w:jc w:val="right"/>
+            </w:pPr>
+            <w:r/>
+            <w:r>
+              <w:rPr>
+                <w:rFonts w:ascii="Arial" w:hAnsi="Arial"/>
+                <w:sz w:val="16"/>
+              </w:rPr>
+              <w:t>22,7 %</w:t>
+            </w:r>
+          </w:p>
+        </w:tc>
+        <w:tc>
+          <w:tcPr>
+            <w:tcW w:type="dxa" w:w="1134"/>
+          </w:tcPr>
+          <w:p>
+            <w:pPr>
+              <w:jc w:val="right"/>
+            </w:pPr>
+            <w:r/>
+            <w:r>
+              <w:rPr>
+                <w:rFonts w:ascii="Arial" w:hAnsi="Arial"/>
+                <w:sz w:val="16"/>
+              </w:rPr>
+              <w:t>1,65</w:t>
+            </w:r>
+          </w:p>
+        </w:tc>
+        <w:tc>
+          <w:tcPr>
+            <w:tcW w:type="dxa" w:w="680"/>
+          </w:tcPr>
+          <w:p>
+            <w:pPr>
+              <w:jc w:val="right"/>
+            </w:pPr>
+            <w:r/>
+            <w:r>
+              <w:rPr>
+                <w:rFonts w:ascii="Arial" w:hAnsi="Arial"/>
+                <w:sz w:val="16"/>
+              </w:rPr>
+              <w:t>0,74</w:t>
+            </w:r>
+          </w:p>
+        </w:tc>
+        <w:tc>
+          <w:tcPr>
+            <w:tcW w:type="dxa" w:w="1417"/>
+          </w:tcPr>
+          <w:p>
+            <w:pPr>
+              <w:jc w:val="right"/>
+            </w:pPr>
+            <w:r/>
+            <w:r>
+              <w:rPr>
+                <w:rFonts w:ascii="Arial" w:hAnsi="Arial"/>
+                <w:sz w:val="16"/>
+              </w:rPr>
+              <w:t>0,49</w:t>
+            </w:r>
+          </w:p>
+        </w:tc>
+      </w:tr>
+      <w:tr>
+        <w:tc>
+          <w:tcPr>
+            <w:tcW w:type="dxa" w:w="2041"/>
+          </w:tcPr>
+          <w:p>
+            <w:r/>
+            <w:r>
+              <w:rPr>
+                <w:rFonts w:ascii="Arial" w:hAnsi="Arial"/>
+                <w:sz w:val="16"/>
+              </w:rPr>
+              <w:t>РОКНИ, ООО</w:t>
+            </w:r>
+          </w:p>
+        </w:tc>
+        <w:tc>
+          <w:tcPr>
+            <w:tcW w:type="dxa" w:w="680"/>
+          </w:tcPr>
+          <w:p>
+            <w:pPr>
+              <w:jc w:val="right"/>
+            </w:pPr>
+            <w:r/>
+            <w:r>
+              <w:rPr>
+                <w:rFonts w:ascii="Arial" w:hAnsi="Arial"/>
+                <w:sz w:val="16"/>
+              </w:rPr>
+              <w:t>130</w:t>
+            </w:r>
+          </w:p>
+        </w:tc>
+        <w:tc>
+          <w:tcPr>
+            <w:tcW w:type="dxa" w:w="1077"/>
+          </w:tcPr>
+          <w:p>
+            <w:pPr>
+              <w:jc w:val="right"/>
+            </w:pPr>
+            <w:r/>
+            <w:r>
+              <w:rPr>
+                <w:rFonts w:ascii="Arial" w:hAnsi="Arial"/>
+                <w:sz w:val="16"/>
+              </w:rPr>
+              <w:t>10</w:t>
+            </w:r>
+          </w:p>
+        </w:tc>
+        <w:tc>
+          <w:tcPr>
+            <w:tcW w:type="dxa" w:w="1134"/>
+          </w:tcPr>
+          <w:p>
+            <w:pPr>
+              <w:jc w:val="right"/>
+            </w:pPr>
+            <w:r/>
+            <w:r>
+              <w:rPr>
+                <w:rFonts w:ascii="Arial" w:hAnsi="Arial"/>
+                <w:sz w:val="16"/>
+              </w:rPr>
+              <w:t>3,07</w:t>
+            </w:r>
+          </w:p>
+        </w:tc>
+        <w:tc>
+          <w:tcPr>
+            <w:tcW w:type="dxa" w:w="737"/>
+          </w:tcPr>
+          <w:p>
+            <w:pPr>
+              <w:jc w:val="right"/>
+            </w:pPr>
+            <w:r/>
+            <w:r>
+              <w:rPr>
+                <w:rFonts w:ascii="Arial" w:hAnsi="Arial"/>
+                <w:sz w:val="16"/>
+              </w:rPr>
+              <w:t>48,9 %</w:t>
+            </w:r>
+          </w:p>
+        </w:tc>
+        <w:tc>
+          <w:tcPr>
+            <w:tcW w:type="dxa" w:w="1134"/>
+          </w:tcPr>
+          <w:p>
+            <w:pPr>
+              <w:jc w:val="right"/>
+            </w:pPr>
+            <w:r/>
+            <w:r>
+              <w:rPr>
+                <w:rFonts w:ascii="Arial" w:hAnsi="Arial"/>
+                <w:sz w:val="16"/>
+              </w:rPr>
+              <w:t>1,27</w:t>
+            </w:r>
+          </w:p>
+        </w:tc>
+        <w:tc>
+          <w:tcPr>
+            <w:tcW w:type="dxa" w:w="680"/>
+          </w:tcPr>
+          <w:p>
+            <w:pPr>
+              <w:jc w:val="right"/>
+            </w:pPr>
+            <w:r/>
+            <w:r>
+              <w:rPr>
+                <w:rFonts w:ascii="Arial" w:hAnsi="Arial"/>
+                <w:sz w:val="16"/>
+              </w:rPr>
+              <w:t>1,69</w:t>
+            </w:r>
+          </w:p>
+        </w:tc>
+        <w:tc>
+          <w:tcPr>
+            <w:tcW w:type="dxa" w:w="1417"/>
+          </w:tcPr>
+          <w:p>
+            <w:pPr>
+              <w:jc w:val="right"/>
+            </w:pPr>
+            <w:r/>
+            <w:r>
+              <w:rPr>
+                <w:rFonts w:ascii="Arial" w:hAnsi="Arial"/>
+                <w:sz w:val="16"/>
+              </w:rPr>
+              <w:t>1,76</w:t>
+            </w:r>
+          </w:p>
+        </w:tc>
+      </w:tr>
+      <w:tr>
+        <w:tc>
+          <w:tcPr>
+            <w:tcW w:type="dxa" w:w="2041"/>
+          </w:tcPr>
+          <w:p>
+            <w:r/>
+            <w:r>
+              <w:rPr>
+                <w:rFonts w:ascii="Arial" w:hAnsi="Arial"/>
+                <w:sz w:val="16"/>
+              </w:rPr>
+              <w:t>ТД Импульс</w:t>
+            </w:r>
+          </w:p>
+        </w:tc>
+        <w:tc>
+          <w:tcPr>
+            <w:tcW w:type="dxa" w:w="680"/>
+          </w:tcPr>
+          <w:p>
+            <w:pPr>
+              <w:jc w:val="right"/>
+            </w:pPr>
+            <w:r/>
+            <w:r>
+              <w:rPr>
+                <w:rFonts w:ascii="Arial" w:hAnsi="Arial"/>
+                <w:sz w:val="16"/>
+              </w:rPr>
+              <w:t>67</w:t>
+            </w:r>
+          </w:p>
+        </w:tc>
+        <w:tc>
+          <w:tcPr>
+            <w:tcW w:type="dxa" w:w="1077"/>
+          </w:tcPr>
+          <w:p>
+            <w:pPr>
+              <w:jc w:val="right"/>
+            </w:pPr>
+            <w:r/>
+            <w:r>
+              <w:rPr>
+                <w:rFonts w:ascii="Arial" w:hAnsi="Arial"/>
+                <w:sz w:val="16"/>
+              </w:rPr>
+              <w:t>5</w:t>
+            </w:r>
+          </w:p>
+        </w:tc>
+        <w:tc>
+          <w:tcPr>
+            <w:tcW w:type="dxa" w:w="1134"/>
+          </w:tcPr>
+          <w:p>
+            <w:pPr>
+              <w:jc w:val="right"/>
+            </w:pPr>
+            <w:r/>
+            <w:r>
+              <w:rPr>
+                <w:rFonts w:ascii="Arial" w:hAnsi="Arial"/>
+                <w:sz w:val="16"/>
+              </w:rPr>
+              <w:t>2,42</w:t>
+            </w:r>
+          </w:p>
+        </w:tc>
+        <w:tc>
+          <w:tcPr>
+            <w:tcW w:type="dxa" w:w="737"/>
+          </w:tcPr>
+          <w:p>
+            <w:pPr>
+              <w:jc w:val="right"/>
+            </w:pPr>
+            <w:r/>
+            <w:r>
+              <w:rPr>
+                <w:rFonts w:ascii="Arial" w:hAnsi="Arial"/>
+                <w:sz w:val="16"/>
+              </w:rPr>
+              <w:t>27,5 %</w:t>
+            </w:r>
+          </w:p>
+        </w:tc>
+        <w:tc>
+          <w:tcPr>
+            <w:tcW w:type="dxa" w:w="1134"/>
+          </w:tcPr>
+          <w:p>
+            <w:pPr>
+              <w:jc w:val="right"/>
+            </w:pPr>
+            <w:r/>
+            <w:r>
+              <w:rPr>
+                <w:rFonts w:ascii="Arial" w:hAnsi="Arial"/>
+                <w:sz w:val="16"/>
+              </w:rPr>
+              <w:t>1,26</w:t>
+            </w:r>
+          </w:p>
+        </w:tc>
+        <w:tc>
+          <w:tcPr>
+            <w:tcW w:type="dxa" w:w="680"/>
+          </w:tcPr>
+          <w:p>
+            <w:pPr>
+              <w:jc w:val="right"/>
+            </w:pPr>
+            <w:r/>
+            <w:r>
+              <w:rPr>
+                <w:rFonts w:ascii="Arial" w:hAnsi="Arial"/>
+                <w:sz w:val="16"/>
+              </w:rPr>
+              <w:t>0,76</w:t>
+            </w:r>
+          </w:p>
+        </w:tc>
+        <w:tc>
+          <w:tcPr>
+            <w:tcW w:type="dxa" w:w="1417"/>
+          </w:tcPr>
+          <w:p>
+            <w:pPr>
+              <w:jc w:val="right"/>
+            </w:pPr>
+            <w:r/>
+            <w:r>
+              <w:rPr>
+                <w:rFonts w:ascii="Arial" w:hAnsi="Arial"/>
+                <w:sz w:val="16"/>
+              </w:rPr>
+              <w:t>0,59</w:t>
+            </w:r>
+          </w:p>
+        </w:tc>
+      </w:tr>
+      <w:tr>
+        <w:tc>
+          <w:tcPr>
+            <w:tcW w:type="dxa" w:w="2041"/>
+          </w:tcPr>
+          <w:p>
+            <w:r/>
+            <w:r>
+              <w:rPr>
+                <w:rFonts w:ascii="Arial" w:hAnsi="Arial"/>
+                <w:sz w:val="16"/>
+              </w:rPr>
+              <w:t>ХЕМКОР, АО</w:t>
+            </w:r>
+          </w:p>
+        </w:tc>
+        <w:tc>
+          <w:tcPr>
+            <w:tcW w:type="dxa" w:w="680"/>
+          </w:tcPr>
+          <w:p>
+            <w:pPr>
+              <w:jc w:val="right"/>
+            </w:pPr>
+            <w:r/>
+            <w:r>
+              <w:rPr>
+                <w:rFonts w:ascii="Arial" w:hAnsi="Arial"/>
+                <w:sz w:val="16"/>
+              </w:rPr>
+              <w:t>37</w:t>
+            </w:r>
+          </w:p>
+        </w:tc>
+        <w:tc>
+          <w:tcPr>
+            <w:tcW w:type="dxa" w:w="1077"/>
+          </w:tcPr>
+          <w:p>
+            <w:pPr>
+              <w:jc w:val="right"/>
+            </w:pPr>
+            <w:r/>
+            <w:r>
+              <w:rPr>
+                <w:rFonts w:ascii="Arial" w:hAnsi="Arial"/>
+                <w:sz w:val="16"/>
+              </w:rPr>
+              <w:t>4</w:t>
+            </w:r>
+          </w:p>
+        </w:tc>
+        <w:tc>
+          <w:tcPr>
+            <w:tcW w:type="dxa" w:w="1134"/>
+          </w:tcPr>
+          <w:p>
+            <w:pPr>
+              <w:jc w:val="right"/>
+            </w:pPr>
+            <w:r/>
+            <w:r>
+              <w:rPr>
+                <w:rFonts w:ascii="Arial" w:hAnsi="Arial"/>
+                <w:sz w:val="16"/>
+              </w:rPr>
+              <w:t>5,00</w:t>
+            </w:r>
+          </w:p>
+        </w:tc>
+        <w:tc>
+          <w:tcPr>
+            <w:tcW w:type="dxa" w:w="737"/>
+          </w:tcPr>
+          <w:p>
+            <w:pPr>
+              <w:jc w:val="right"/>
+            </w:pPr>
+            <w:r/>
+            <w:r>
+              <w:rPr>
+                <w:rFonts w:ascii="Arial" w:hAnsi="Arial"/>
+                <w:sz w:val="16"/>
+              </w:rPr>
+              <w:t>22,7 %</w:t>
+            </w:r>
+          </w:p>
+        </w:tc>
+        <w:tc>
+          <w:tcPr>
+            <w:tcW w:type="dxa" w:w="1134"/>
+          </w:tcPr>
+          <w:p>
+            <w:pPr>
+              <w:jc w:val="right"/>
+            </w:pPr>
+            <w:r/>
+            <w:r>
+              <w:rPr>
+                <w:rFonts w:ascii="Arial" w:hAnsi="Arial"/>
+                <w:sz w:val="16"/>
+              </w:rPr>
+              <w:t>1,22</w:t>
+            </w:r>
+          </w:p>
+        </w:tc>
+        <w:tc>
+          <w:tcPr>
+            <w:tcW w:type="dxa" w:w="680"/>
+          </w:tcPr>
+          <w:p>
+            <w:pPr>
+              <w:jc w:val="right"/>
+            </w:pPr>
+            <w:r/>
+            <w:r>
+              <w:rPr>
+                <w:rFonts w:ascii="Arial" w:hAnsi="Arial"/>
+                <w:sz w:val="16"/>
+              </w:rPr>
+              <w:t>1,34</w:t>
+            </w:r>
+          </w:p>
+        </w:tc>
+        <w:tc>
+          <w:tcPr>
+            <w:tcW w:type="dxa" w:w="1417"/>
+          </w:tcPr>
+          <w:p>
+            <w:pPr>
+              <w:jc w:val="right"/>
+            </w:pPr>
+            <w:r/>
+            <w:r>
+              <w:rPr>
+                <w:rFonts w:ascii="Arial" w:hAnsi="Arial"/>
+                <w:sz w:val="16"/>
+              </w:rPr>
+              <w:t>0,90</w:t>
+            </w:r>
+          </w:p>
+        </w:tc>
+      </w:tr>
+      <w:tr>
+        <w:tc>
+          <w:tcPr>
+            <w:tcW w:type="dxa" w:w="2041"/>
+          </w:tcPr>
+          <w:p>
+            <w:r/>
+            <w:r>
+              <w:rPr>
+                <w:rFonts w:ascii="Arial" w:hAnsi="Arial"/>
+                <w:sz w:val="16"/>
+              </w:rPr>
+              <w:t>Сармат, ООО</w:t>
+            </w:r>
+          </w:p>
+        </w:tc>
+        <w:tc>
+          <w:tcPr>
+            <w:tcW w:type="dxa" w:w="680"/>
+          </w:tcPr>
+          <w:p>
+            <w:pPr>
+              <w:jc w:val="right"/>
+            </w:pPr>
+            <w:r/>
+            <w:r>
+              <w:rPr>
+                <w:rFonts w:ascii="Arial" w:hAnsi="Arial"/>
+                <w:sz w:val="16"/>
+              </w:rPr>
+              <w:t>3</w:t>
+            </w:r>
+          </w:p>
+        </w:tc>
+        <w:tc>
+          <w:tcPr>
+            <w:tcW w:type="dxa" w:w="1077"/>
+          </w:tcPr>
+          <w:p>
+            <w:pPr>
+              <w:jc w:val="right"/>
+            </w:pPr>
+            <w:r/>
+            <w:r>
+              <w:rPr>
+                <w:rFonts w:ascii="Arial" w:hAnsi="Arial"/>
+                <w:sz w:val="16"/>
+              </w:rPr>
+              <w:t>1</w:t>
+            </w:r>
+          </w:p>
+        </w:tc>
+        <w:tc>
+          <w:tcPr>
+            <w:tcW w:type="dxa" w:w="1134"/>
+          </w:tcPr>
+          <w:p>
+            <w:pPr>
+              <w:jc w:val="right"/>
+            </w:pPr>
+            <w:r/>
+            <w:r>
+              <w:rPr>
+                <w:rFonts w:ascii="Arial" w:hAnsi="Arial"/>
+                <w:sz w:val="16"/>
+              </w:rPr>
+              <w:t>1,32</w:t>
+            </w:r>
+          </w:p>
+        </w:tc>
+        <w:tc>
+          <w:tcPr>
+            <w:tcW w:type="dxa" w:w="737"/>
+          </w:tcPr>
+          <w:p>
+            <w:pPr>
+              <w:jc w:val="right"/>
+            </w:pPr>
+            <w:r/>
+            <w:r>
+              <w:rPr>
+                <w:rFonts w:ascii="Arial" w:hAnsi="Arial"/>
+                <w:sz w:val="16"/>
+              </w:rPr>
+              <w:t>20,1 %</w:t>
+            </w:r>
+          </w:p>
+        </w:tc>
+        <w:tc>
+          <w:tcPr>
+            <w:tcW w:type="dxa" w:w="1134"/>
+          </w:tcPr>
+          <w:p>
+            <w:pPr>
+              <w:jc w:val="right"/>
+            </w:pPr>
+            <w:r/>
+            <w:r>
+              <w:rPr>
+                <w:rFonts w:ascii="Arial" w:hAnsi="Arial"/>
+                <w:sz w:val="16"/>
+              </w:rPr>
+              <w:t>0,72</w:t>
+            </w:r>
+          </w:p>
+        </w:tc>
+        <w:tc>
+          <w:tcPr>
+            <w:tcW w:type="dxa" w:w="680"/>
+          </w:tcPr>
+          <w:p>
+            <w:pPr>
+              <w:jc w:val="right"/>
+            </w:pPr>
+            <w:r/>
+            <w:r>
+              <w:rPr>
+                <w:rFonts w:ascii="Arial" w:hAnsi="Arial"/>
+                <w:sz w:val="16"/>
+              </w:rPr>
+              <w:t>0,53</w:t>
+            </w:r>
+          </w:p>
+        </w:tc>
+        <w:tc>
+          <w:tcPr>
+            <w:tcW w:type="dxa" w:w="1417"/>
+          </w:tcPr>
+          <w:p>
+            <w:pPr>
+              <w:jc w:val="right"/>
+            </w:pPr>
+            <w:r/>
+            <w:r>
+              <w:rPr>
+                <w:rFonts w:ascii="Arial" w:hAnsi="Arial"/>
+                <w:sz w:val="16"/>
+              </w:rPr>
+              <w:t>0,12</w:t>
+            </w:r>
+          </w:p>
+        </w:tc>
+      </w:tr>
+      <w:tr>
+        <w:tc>
+          <w:tcPr>
+            <w:tcW w:type="dxa" w:w="2041"/>
+          </w:tcPr>
+          <w:p>
+            <w:r/>
+            <w:r>
+              <w:rPr>
+                <w:rFonts w:ascii="Arial" w:hAnsi="Arial"/>
+                <w:sz w:val="16"/>
+              </w:rPr>
+              <w:t>БАШПОЛИМЕР ООО</w:t>
+            </w:r>
+          </w:p>
+        </w:tc>
+        <w:tc>
+          <w:tcPr>
+            <w:tcW w:type="dxa" w:w="680"/>
+          </w:tcPr>
+          <w:p>
+            <w:pPr>
+              <w:jc w:val="right"/>
+            </w:pPr>
+            <w:r/>
+            <w:r>
+              <w:rPr>
+                <w:rFonts w:ascii="Arial" w:hAnsi="Arial"/>
+                <w:sz w:val="16"/>
+              </w:rPr>
+              <w:t>21</w:t>
+            </w:r>
+          </w:p>
+        </w:tc>
+        <w:tc>
+          <w:tcPr>
+            <w:tcW w:type="dxa" w:w="1077"/>
+          </w:tcPr>
+          <w:p>
+            <w:pPr>
+              <w:jc w:val="right"/>
+            </w:pPr>
+            <w:r/>
+            <w:r>
+              <w:rPr>
+                <w:rFonts w:ascii="Arial" w:hAnsi="Arial"/>
+                <w:sz w:val="16"/>
+              </w:rPr>
+              <w:t>3</w:t>
+            </w:r>
+          </w:p>
+        </w:tc>
+        <w:tc>
+          <w:tcPr>
+            <w:tcW w:type="dxa" w:w="1134"/>
+          </w:tcPr>
+          <w:p>
+            <w:pPr>
+              <w:jc w:val="right"/>
+            </w:pPr>
+            <w:r/>
+            <w:r>
+              <w:rPr>
+                <w:rFonts w:ascii="Arial" w:hAnsi="Arial"/>
+                <w:sz w:val="16"/>
+              </w:rPr>
+              <w:t>2,25</w:t>
+            </w:r>
+          </w:p>
+        </w:tc>
+        <w:tc>
+          <w:tcPr>
+            <w:tcW w:type="dxa" w:w="737"/>
+          </w:tcPr>
+          <w:p>
+            <w:pPr>
+              <w:jc w:val="right"/>
+            </w:pPr>
+            <w:r/>
+            <w:r>
+              <w:rPr>
+                <w:rFonts w:ascii="Arial" w:hAnsi="Arial"/>
+                <w:sz w:val="16"/>
+              </w:rPr>
+              <w:t>25,7 %</w:t>
+            </w:r>
+          </w:p>
+        </w:tc>
+        <w:tc>
+          <w:tcPr>
+            <w:tcW w:type="dxa" w:w="1134"/>
+          </w:tcPr>
+          <w:p>
+            <w:pPr>
+              <w:jc w:val="right"/>
+            </w:pPr>
+            <w:r/>
+            <w:r>
+              <w:rPr>
+                <w:rFonts w:ascii="Arial" w:hAnsi="Arial"/>
+                <w:sz w:val="16"/>
+              </w:rPr>
+              <w:t>0,50</w:t>
+            </w:r>
+          </w:p>
+        </w:tc>
+        <w:tc>
+          <w:tcPr>
+            <w:tcW w:type="dxa" w:w="680"/>
+          </w:tcPr>
+          <w:p>
+            <w:pPr>
+              <w:jc w:val="right"/>
+            </w:pPr>
+            <w:r/>
+            <w:r>
+              <w:rPr>
+                <w:rFonts w:ascii="Arial" w:hAnsi="Arial"/>
+                <w:sz w:val="16"/>
+              </w:rPr>
+              <w:t>1,67</w:t>
+            </w:r>
+          </w:p>
+        </w:tc>
+        <w:tc>
+          <w:tcPr>
+            <w:tcW w:type="dxa" w:w="1417"/>
+          </w:tcPr>
+          <w:p>
+            <w:pPr>
+              <w:jc w:val="right"/>
+            </w:pPr>
+            <w:r/>
+            <w:r>
+              <w:rPr>
+                <w:rFonts w:ascii="Arial" w:hAnsi="Arial"/>
+                <w:sz w:val="16"/>
+              </w:rPr>
+              <w:t>0,57</w:t>
+            </w:r>
+          </w:p>
+        </w:tc>
+      </w:tr>
+      <w:tr>
+        <w:tc>
+          <w:tcPr>
+            <w:tcW w:type="dxa" w:w="2041"/>
+          </w:tcPr>
+          <w:p>
+            <w:r/>
+            <w:r>
+              <w:rPr>
+                <w:rFonts w:ascii="Arial" w:hAnsi="Arial"/>
+                <w:sz w:val="16"/>
+              </w:rPr>
+              <w:t xml:space="preserve">Сантехкомплект </w:t>
+            </w:r>
+          </w:p>
+        </w:tc>
+        <w:tc>
+          <w:tcPr>
+            <w:tcW w:type="dxa" w:w="680"/>
+          </w:tcPr>
+          <w:p>
+            <w:pPr>
+              <w:jc w:val="right"/>
+            </w:pPr>
+            <w:r/>
+            <w:r>
+              <w:rPr>
+                <w:rFonts w:ascii="Arial" w:hAnsi="Arial"/>
+                <w:sz w:val="16"/>
+              </w:rPr>
+              <w:t>128</w:t>
+            </w:r>
+          </w:p>
+        </w:tc>
+        <w:tc>
+          <w:tcPr>
+            <w:tcW w:type="dxa" w:w="1077"/>
+          </w:tcPr>
+          <w:p>
+            <w:pPr>
+              <w:jc w:val="right"/>
+            </w:pPr>
+            <w:r/>
+            <w:r>
+              <w:rPr>
+                <w:rFonts w:ascii="Arial" w:hAnsi="Arial"/>
+                <w:sz w:val="16"/>
+              </w:rPr>
+              <w:t>35</w:t>
+            </w:r>
+          </w:p>
+        </w:tc>
+        <w:tc>
+          <w:tcPr>
+            <w:tcW w:type="dxa" w:w="1134"/>
+          </w:tcPr>
+          <w:p>
+            <w:pPr>
+              <w:jc w:val="right"/>
+            </w:pPr>
+            <w:r/>
+            <w:r>
+              <w:rPr>
+                <w:rFonts w:ascii="Arial" w:hAnsi="Arial"/>
+                <w:sz w:val="16"/>
+              </w:rPr>
+              <w:t>0,88</w:t>
+            </w:r>
+          </w:p>
+        </w:tc>
+        <w:tc>
+          <w:tcPr>
+            <w:tcW w:type="dxa" w:w="737"/>
+          </w:tcPr>
+          <w:p>
+            <w:pPr>
+              <w:jc w:val="right"/>
+            </w:pPr>
+            <w:r/>
+            <w:r>
+              <w:rPr>
+                <w:rFonts w:ascii="Arial" w:hAnsi="Arial"/>
+                <w:sz w:val="16"/>
+              </w:rPr>
+              <w:t>33,1 %</w:t>
+            </w:r>
+          </w:p>
+        </w:tc>
+        <w:tc>
+          <w:tcPr>
+            <w:tcW w:type="dxa" w:w="1134"/>
+          </w:tcPr>
+          <w:p>
+            <w:pPr>
+              <w:jc w:val="right"/>
+            </w:pPr>
+            <w:r/>
+            <w:r>
+              <w:rPr>
+                <w:rFonts w:ascii="Arial" w:hAnsi="Arial"/>
+                <w:sz w:val="16"/>
+              </w:rPr>
+              <w:t>0,48</w:t>
+            </w:r>
+          </w:p>
+        </w:tc>
+        <w:tc>
+          <w:tcPr>
+            <w:tcW w:type="dxa" w:w="680"/>
+          </w:tcPr>
+          <w:p>
+            <w:pPr>
+              <w:jc w:val="right"/>
+            </w:pPr>
+            <w:r/>
+            <w:r>
+              <w:rPr>
+                <w:rFonts w:ascii="Arial" w:hAnsi="Arial"/>
+                <w:sz w:val="16"/>
+              </w:rPr>
+              <w:t>0,86</w:t>
+            </w:r>
+          </w:p>
+        </w:tc>
+        <w:tc>
+          <w:tcPr>
+            <w:tcW w:type="dxa" w:w="1417"/>
+          </w:tcPr>
+          <w:p>
+            <w:pPr>
+              <w:jc w:val="right"/>
+            </w:pPr>
+            <w:r/>
+            <w:r>
+              <w:rPr>
+                <w:rFonts w:ascii="Arial" w:hAnsi="Arial"/>
+                <w:sz w:val="16"/>
+              </w:rPr>
+              <w:t>0,27</w:t>
+            </w:r>
+          </w:p>
+        </w:tc>
+      </w:tr>
+    </w:tbl>
+    <w:p>
+      <w:pPr>
+        <w:spacing w:after="40"/>
+      </w:pPr>
+    </w:p>
+    <w:p>
+      <w:pPr>
+        <w:spacing w:after="100"/>
+        <w:jc w:val="both"/>
+      </w:pPr>
+      <w:r>
+        <w:rPr>
+          <w:rFonts w:ascii="Arial" w:hAnsi="Arial"/>
+          <w:b/>
+          <w:i w:val="0"/>
+          <w:sz w:val="21"/>
+        </w:rPr>
+        <w:t>Не отрабатывают стоимость владения 4 поставщиков: запас 1,82 млн ₽, убыток 0,07 млн ₽ в год. С ними есть предмет для разговора об условиях — отсрочка, размер партии, право возврата.</w:t>
+      </w:r>
+    </w:p>
+    <w:p>
+      <w:pPr>
+        <w:spacing w:before="180" w:after="100"/>
+      </w:pPr>
+      <w:r>
+        <w:rPr>
+          <w:rFonts w:ascii="Arial" w:hAnsi="Arial"/>
+          <w:b/>
+          <w:color w:val="1F3864"/>
+          <w:sz w:val="24"/>
+        </w:rPr>
+        <w:t>Готовая диагностика из рабочей матрицы</w:t>
+      </w:r>
+    </w:p>
+    <w:p>
+      <w:pPr>
+        <w:spacing w:after="100"/>
+        <w:jc w:val="both"/>
+      </w:pPr>
+      <w:r>
+        <w:rPr>
+          <w:rFonts w:ascii="Arial" w:hAnsi="Arial"/>
+          <w:b w:val="0"/>
+          <w:i w:val="0"/>
+          <w:sz w:val="21"/>
+        </w:rPr>
+        <w:t>Эти проблемы уже размечены в матрице пополнения. Они не требуют анализа — только действий.</w:t>
+      </w:r>
+    </w:p>
+    <w:tbl>
+      <w:tblPr>
+        <w:tblStyle w:val="TableGrid"/>
+        <w:tblW w:type="auto" w:w="0"/>
+        <w:jc w:val="center"/>
+        <w:tblLook w:firstColumn="1" w:firstRow="1" w:lastColumn="0" w:lastRow="0" w:noHBand="0" w:noVBand="1" w:val="04A0"/>
+      </w:tblPr>
+      <w:tblGrid>
+        <w:gridCol w:w="2085"/>
+        <w:gridCol w:w="2085"/>
+        <w:gridCol w:w="2085"/>
+        <w:gridCol w:w="2085"/>
+        <w:gridCol w:w="2085"/>
+      </w:tblGrid>
+      <w:tr>
+        <w:tc>
+          <w:tcPr>
+            <w:tcW w:type="dxa" w:w="794"/>
+            <w:shd w:fill="1F3864"/>
+          </w:tcPr>
+          <w:p>
+            <w:pPr>
+              <w:jc w:val="center"/>
+            </w:pPr>
+            <w:r/>
+            <w:r>
+              <w:rPr>
+                <w:rFonts w:ascii="Arial" w:hAnsi="Arial"/>
+                <w:b/>
+                <w:color w:val="FFFFFF"/>
+                <w:sz w:val="16"/>
+              </w:rPr>
+              <w:t>Код</w:t>
+            </w:r>
+          </w:p>
+        </w:tc>
+        <w:tc>
+          <w:tcPr>
+            <w:tcW w:type="dxa" w:w="4309"/>
+            <w:shd w:fill="1F3864"/>
+          </w:tcPr>
+          <w:p>
+            <w:pPr>
+              <w:jc w:val="center"/>
+            </w:pPr>
+            <w:r/>
+            <w:r>
+              <w:rPr>
+                <w:rFonts w:ascii="Arial" w:hAnsi="Arial"/>
+                <w:b/>
+                <w:color w:val="FFFFFF"/>
+                <w:sz w:val="16"/>
+              </w:rPr>
+              <w:t>Что означает</w:t>
+            </w:r>
+          </w:p>
+        </w:tc>
+        <w:tc>
+          <w:tcPr>
+            <w:tcW w:type="dxa" w:w="907"/>
+            <w:shd w:fill="1F3864"/>
+          </w:tcPr>
+          <w:p>
+            <w:pPr>
+              <w:jc w:val="center"/>
+            </w:pPr>
+            <w:r/>
+            <w:r>
+              <w:rPr>
+                <w:rFonts w:ascii="Arial" w:hAnsi="Arial"/>
+                <w:b/>
+                <w:color w:val="FFFFFF"/>
+                <w:sz w:val="16"/>
+              </w:rPr>
+              <w:t>SKU</w:t>
+            </w:r>
+          </w:p>
+        </w:tc>
+        <w:tc>
+          <w:tcPr>
+            <w:tcW w:type="dxa" w:w="1247"/>
+            <w:shd w:fill="1F3864"/>
+          </w:tcPr>
+          <w:p>
+            <w:pPr>
+              <w:jc w:val="center"/>
+            </w:pPr>
+            <w:r/>
+            <w:r>
+              <w:rPr>
+                <w:rFonts w:ascii="Arial" w:hAnsi="Arial"/>
+                <w:b/>
+                <w:color w:val="FFFFFF"/>
+                <w:sz w:val="16"/>
+              </w:rPr>
+              <w:t>Запас, млн ₽</w:t>
+            </w:r>
+          </w:p>
+        </w:tc>
+        <w:tc>
+          <w:tcPr>
+            <w:tcW w:type="dxa" w:w="1587"/>
+            <w:shd w:fill="1F3864"/>
+          </w:tcPr>
+          <w:p>
+            <w:pPr>
+              <w:jc w:val="center"/>
+            </w:pPr>
+            <w:r/>
+            <w:r>
+              <w:rPr>
+                <w:rFonts w:ascii="Arial" w:hAnsi="Arial"/>
+                <w:b/>
+                <w:color w:val="FFFFFF"/>
+                <w:sz w:val="16"/>
+              </w:rPr>
+              <w:t>Содержание, млн ₽/год</w:t>
+            </w:r>
+          </w:p>
+        </w:tc>
+      </w:tr>
+      <w:tr>
+        <w:tc>
+          <w:tcPr>
+            <w:tcW w:type="dxa" w:w="794"/>
+          </w:tcPr>
+          <w:p>
+            <w:r/>
+            <w:r>
+              <w:rPr>
+                <w:rFonts w:ascii="Arial" w:hAnsi="Arial"/>
+                <w:sz w:val="16"/>
+              </w:rPr>
+              <w:t>п1</w:t>
+            </w:r>
+          </w:p>
+        </w:tc>
+        <w:tc>
+          <w:tcPr>
+            <w:tcW w:type="dxa" w:w="4309"/>
+          </w:tcPr>
+          <w:p>
+            <w:pPr>
+              <w:jc w:val="right"/>
+            </w:pPr>
+            <w:r/>
+            <w:r>
+              <w:rPr>
+                <w:rFonts w:ascii="Arial" w:hAnsi="Arial"/>
+                <w:sz w:val="16"/>
+              </w:rPr>
+              <w:t>Норма упаковки больше нормы запаса — заказать меньше физически нел</w:t>
+            </w:r>
+          </w:p>
+        </w:tc>
+        <w:tc>
+          <w:tcPr>
+            <w:tcW w:type="dxa" w:w="907"/>
+          </w:tcPr>
+          <w:p>
+            <w:pPr>
+              <w:jc w:val="right"/>
+            </w:pPr>
+            <w:r/>
+            <w:r>
+              <w:rPr>
+                <w:rFonts w:ascii="Arial" w:hAnsi="Arial"/>
+                <w:sz w:val="16"/>
+              </w:rPr>
+              <w:t>560</w:t>
+            </w:r>
+          </w:p>
+        </w:tc>
+        <w:tc>
+          <w:tcPr>
+            <w:tcW w:type="dxa" w:w="1247"/>
+          </w:tcPr>
+          <w:p>
+            <w:pPr>
+              <w:jc w:val="right"/>
+            </w:pPr>
+            <w:r/>
+            <w:r>
+              <w:rPr>
+                <w:rFonts w:ascii="Arial" w:hAnsi="Arial"/>
+                <w:sz w:val="16"/>
+              </w:rPr>
+              <w:t>5,43</w:t>
+            </w:r>
+          </w:p>
+        </w:tc>
+        <w:tc>
+          <w:tcPr>
+            <w:tcW w:type="dxa" w:w="1587"/>
+          </w:tcPr>
+          <w:p>
+            <w:pPr>
+              <w:jc w:val="right"/>
+            </w:pPr>
+            <w:r/>
+            <w:r>
+              <w:rPr>
+                <w:rFonts w:ascii="Arial" w:hAnsi="Arial"/>
+                <w:sz w:val="16"/>
+              </w:rPr>
+              <w:t>1,84</w:t>
+            </w:r>
+          </w:p>
+        </w:tc>
+      </w:tr>
+      <w:tr>
+        <w:tc>
+          <w:tcPr>
+            <w:tcW w:type="dxa" w:w="794"/>
+          </w:tcPr>
+          <w:p>
+            <w:r/>
+            <w:r>
+              <w:rPr>
+                <w:rFonts w:ascii="Arial" w:hAnsi="Arial"/>
+                <w:sz w:val="16"/>
+              </w:rPr>
+              <w:t>п2</w:t>
+            </w:r>
+          </w:p>
+        </w:tc>
+        <w:tc>
+          <w:tcPr>
+            <w:tcW w:type="dxa" w:w="4309"/>
+          </w:tcPr>
+          <w:p>
+            <w:pPr>
+              <w:jc w:val="right"/>
+            </w:pPr>
+            <w:r/>
+            <w:r>
+              <w:rPr>
+                <w:rFonts w:ascii="Arial" w:hAnsi="Arial"/>
+                <w:sz w:val="16"/>
+              </w:rPr>
+              <w:t>Запасы лежат на складах с нулевой нормой — товар не должен там быт</w:t>
+            </w:r>
+          </w:p>
+        </w:tc>
+        <w:tc>
+          <w:tcPr>
+            <w:tcW w:type="dxa" w:w="907"/>
+          </w:tcPr>
+          <w:p>
+            <w:pPr>
+              <w:jc w:val="right"/>
+            </w:pPr>
+            <w:r/>
+            <w:r>
+              <w:rPr>
+                <w:rFonts w:ascii="Arial" w:hAnsi="Arial"/>
+                <w:sz w:val="16"/>
+              </w:rPr>
+              <w:t>1 098</w:t>
+            </w:r>
+          </w:p>
+        </w:tc>
+        <w:tc>
+          <w:tcPr>
+            <w:tcW w:type="dxa" w:w="1247"/>
+          </w:tcPr>
+          <w:p>
+            <w:pPr>
+              <w:jc w:val="right"/>
+            </w:pPr>
+            <w:r/>
+            <w:r>
+              <w:rPr>
+                <w:rFonts w:ascii="Arial" w:hAnsi="Arial"/>
+                <w:sz w:val="16"/>
+              </w:rPr>
+              <w:t>13,94</w:t>
+            </w:r>
+          </w:p>
+        </w:tc>
+        <w:tc>
+          <w:tcPr>
+            <w:tcW w:type="dxa" w:w="1587"/>
+          </w:tcPr>
+          <w:p>
+            <w:pPr>
+              <w:jc w:val="right"/>
+            </w:pPr>
+            <w:r/>
+            <w:r>
+              <w:rPr>
+                <w:rFonts w:ascii="Arial" w:hAnsi="Arial"/>
+                <w:sz w:val="16"/>
+              </w:rPr>
+              <w:t>5,97</w:t>
+            </w:r>
+          </w:p>
+        </w:tc>
+      </w:tr>
+      <w:tr>
+        <w:tc>
+          <w:tcPr>
+            <w:tcW w:type="dxa" w:w="794"/>
+          </w:tcPr>
+          <w:p>
+            <w:r/>
+            <w:r>
+              <w:rPr>
+                <w:rFonts w:ascii="Arial" w:hAnsi="Arial"/>
+                <w:sz w:val="16"/>
+              </w:rPr>
+              <w:t>п3</w:t>
+            </w:r>
+          </w:p>
+        </w:tc>
+        <w:tc>
+          <w:tcPr>
+            <w:tcW w:type="dxa" w:w="4309"/>
+          </w:tcPr>
+          <w:p>
+            <w:pPr>
+              <w:jc w:val="right"/>
+            </w:pPr>
+            <w:r/>
+            <w:r>
+              <w:rPr>
+                <w:rFonts w:ascii="Arial" w:hAnsi="Arial"/>
+                <w:sz w:val="16"/>
+              </w:rPr>
+              <w:t>Требуется расчёт перераспределения между складами</w:t>
+            </w:r>
+          </w:p>
+        </w:tc>
+        <w:tc>
+          <w:tcPr>
+            <w:tcW w:type="dxa" w:w="907"/>
+          </w:tcPr>
+          <w:p>
+            <w:pPr>
+              <w:jc w:val="right"/>
+            </w:pPr>
+            <w:r/>
+            <w:r>
+              <w:rPr>
+                <w:rFonts w:ascii="Arial" w:hAnsi="Arial"/>
+                <w:sz w:val="16"/>
+              </w:rPr>
+              <w:t>75</w:t>
+            </w:r>
+          </w:p>
+        </w:tc>
+        <w:tc>
+          <w:tcPr>
+            <w:tcW w:type="dxa" w:w="1247"/>
+          </w:tcPr>
+          <w:p>
+            <w:pPr>
+              <w:jc w:val="right"/>
+            </w:pPr>
+            <w:r/>
+            <w:r>
+              <w:rPr>
+                <w:rFonts w:ascii="Arial" w:hAnsi="Arial"/>
+                <w:sz w:val="16"/>
+              </w:rPr>
+              <w:t>1,04</w:t>
+            </w:r>
+          </w:p>
+        </w:tc>
+        <w:tc>
+          <w:tcPr>
+            <w:tcW w:type="dxa" w:w="1587"/>
+          </w:tcPr>
+          <w:p>
+            <w:pPr>
+              <w:jc w:val="right"/>
+            </w:pPr>
+            <w:r/>
+            <w:r>
+              <w:rPr>
+                <w:rFonts w:ascii="Arial" w:hAnsi="Arial"/>
+                <w:sz w:val="16"/>
+              </w:rPr>
+              <w:t>0,89</w:t>
+            </w:r>
+          </w:p>
+        </w:tc>
+      </w:tr>
+      <w:tr>
+        <w:tc>
+          <w:tcPr>
+            <w:tcW w:type="dxa" w:w="794"/>
+          </w:tcPr>
+          <w:p>
+            <w:r/>
+            <w:r>
+              <w:rPr>
+                <w:rFonts w:ascii="Arial" w:hAnsi="Arial"/>
+                <w:sz w:val="16"/>
+              </w:rPr>
+              <w:t>п4</w:t>
+            </w:r>
+          </w:p>
+        </w:tc>
+        <w:tc>
+          <w:tcPr>
+            <w:tcW w:type="dxa" w:w="4309"/>
+          </w:tcPr>
+          <w:p>
+            <w:pPr>
+              <w:jc w:val="right"/>
+            </w:pPr>
+            <w:r/>
+            <w:r>
+              <w:rPr>
+                <w:rFonts w:ascii="Arial" w:hAnsi="Arial"/>
+                <w:sz w:val="16"/>
+              </w:rPr>
+              <w:t>Требуется перемещение с основного склада на недостающие</w:t>
+            </w:r>
+          </w:p>
+        </w:tc>
+        <w:tc>
+          <w:tcPr>
+            <w:tcW w:type="dxa" w:w="907"/>
+          </w:tcPr>
+          <w:p>
+            <w:pPr>
+              <w:jc w:val="right"/>
+            </w:pPr>
+            <w:r/>
+            <w:r>
+              <w:rPr>
+                <w:rFonts w:ascii="Arial" w:hAnsi="Arial"/>
+                <w:sz w:val="16"/>
+              </w:rPr>
+              <w:t>1 914</w:t>
+            </w:r>
+          </w:p>
+        </w:tc>
+        <w:tc>
+          <w:tcPr>
+            <w:tcW w:type="dxa" w:w="1247"/>
+          </w:tcPr>
+          <w:p>
+            <w:pPr>
+              <w:jc w:val="right"/>
+            </w:pPr>
+            <w:r/>
+            <w:r>
+              <w:rPr>
+                <w:rFonts w:ascii="Arial" w:hAnsi="Arial"/>
+                <w:sz w:val="16"/>
+              </w:rPr>
+              <w:t>30,16</w:t>
+            </w:r>
+          </w:p>
+        </w:tc>
+        <w:tc>
+          <w:tcPr>
+            <w:tcW w:type="dxa" w:w="1587"/>
+          </w:tcPr>
+          <w:p>
+            <w:pPr>
+              <w:jc w:val="right"/>
+            </w:pPr>
+            <w:r/>
+            <w:r>
+              <w:rPr>
+                <w:rFonts w:ascii="Arial" w:hAnsi="Arial"/>
+                <w:sz w:val="16"/>
+              </w:rPr>
+              <w:t>11,94</w:t>
+            </w:r>
+          </w:p>
+        </w:tc>
+      </w:tr>
+    </w:tbl>
+    <w:p>
+      <w:pPr>
+        <w:spacing w:after="40"/>
+      </w:pPr>
+    </w:p>
+    <w:tbl>
+      <w:tblPr>
+        <w:tblStyle w:val="TableGrid"/>
+        <w:tblW w:type="auto" w:w="0"/>
+        <w:tblLook w:firstColumn="1" w:firstRow="1" w:lastColumn="0" w:lastRow="0" w:noHBand="0" w:noVBand="1" w:val="04A0"/>
+      </w:tblPr>
+      <w:tblGrid>
+        <w:gridCol w:w="10426"/>
+      </w:tblGrid>
+      <w:tr>
+        <w:tc>
+          <w:tcPr>
+            <w:tcW w:type="dxa" w:w="10426"/>
+            <w:shd w:fill="FDF3E7"/>
+            <w:tcBorders>
+              <w:left w:val="single" w:sz="24" w:color="C05600"/>
+              <w:top w:val="single" w:sz="4" w:color="D6DCE5"/>
+              <w:bottom w:val="single" w:sz="4" w:color="D6DCE5"/>
+              <w:right w:val="single" w:sz="4" w:color="D6DCE5"/>
+            </w:tcBorders>
+          </w:tcPr>
+          <w:p>
+            <w:pPr>
+              <w:spacing w:before="80" w:after="80"/>
+            </w:pPr>
+            <w:r/>
+            <w:r>
+              <w:rPr>
+                <w:rFonts w:ascii="Arial" w:hAnsi="Arial"/>
+                <w:b/>
+                <w:color w:val="C05600"/>
+                <w:sz w:val="21"/>
+              </w:rPr>
+              <w:t>Особое внимание к коду п1: 560 позиций на 5,43 млн ₽, где норма упаковки больше нормы запаса. Это механическая причина затоваривания — уценкой не лечится, нужен разговор с поставщиком о размере партии.</w:t>
+            </w:r>
+          </w:p>
+        </w:tc>
+      </w:tr>
+    </w:tbl>
+    <w:p>
+      <w:pPr>
+        <w:spacing w:after="80"/>
+      </w:pPr>
+    </w:p>
+    <w:p>
+      <w:pPr>
+        <w:spacing w:before="180" w:after="100"/>
+      </w:pPr>
+      <w:r>
+        <w:rPr>
+          <w:rFonts w:ascii="Arial" w:hAnsi="Arial"/>
+          <w:b/>
+          <w:color w:val="1F3864"/>
+          <w:sz w:val="24"/>
+        </w:rPr>
+        <w:t>Бенчмарк офисов</w:t>
+      </w:r>
+    </w:p>
+    <w:p>
+      <w:pPr>
+        <w:spacing w:after="100"/>
+        <w:jc w:val="both"/>
+      </w:pPr>
+      <w:r>
+        <w:rPr>
+          <w:rFonts w:ascii="Arial" w:hAnsi="Arial"/>
+          <w:b w:val="0"/>
+          <w:i w:val="0"/>
+          <w:sz w:val="21"/>
+        </w:rPr>
+        <w:t>Эталон — «Ижевск Глазов» с GMROI 2,02. Медиана по дивизиону — 1,08.</w:t>
+      </w:r>
+    </w:p>
+    <w:tbl>
+      <w:tblPr>
+        <w:tblStyle w:val="TableGrid"/>
+        <w:tblW w:type="auto" w:w="0"/>
+        <w:jc w:val="center"/>
+        <w:tblLook w:firstColumn="1" w:firstRow="1" w:lastColumn="0" w:lastRow="0" w:noHBand="0" w:noVBand="1" w:val="04A0"/>
+      </w:tblPr>
+      <w:tblGrid>
+        <w:gridCol w:w="1489"/>
+        <w:gridCol w:w="1489"/>
+        <w:gridCol w:w="1489"/>
+        <w:gridCol w:w="1489"/>
+        <w:gridCol w:w="1489"/>
+        <w:gridCol w:w="1489"/>
+        <w:gridCol w:w="1489"/>
+      </w:tblGrid>
+      <w:tr>
+        <w:tc>
+          <w:tcPr>
+            <w:tcW w:type="dxa" w:w="2268"/>
+            <w:shd w:fill="1F3864"/>
+          </w:tcPr>
+          <w:p>
+            <w:pPr>
+              <w:jc w:val="center"/>
+            </w:pPr>
+            <w:r/>
+            <w:r>
+              <w:rPr>
+                <w:rFonts w:ascii="Arial" w:hAnsi="Arial"/>
+                <w:b/>
+                <w:color w:val="FFFFFF"/>
+                <w:sz w:val="16"/>
+              </w:rPr>
+              <w:t>Офис</w:t>
+            </w:r>
+          </w:p>
+        </w:tc>
+        <w:tc>
+          <w:tcPr>
+            <w:tcW w:type="dxa" w:w="1247"/>
+            <w:shd w:fill="1F3864"/>
+          </w:tcPr>
+          <w:p>
+            <w:pPr>
+              <w:jc w:val="center"/>
+            </w:pPr>
+            <w:r/>
+            <w:r>
+              <w:rPr>
+                <w:rFonts w:ascii="Arial" w:hAnsi="Arial"/>
+                <w:b/>
+                <w:color w:val="FFFFFF"/>
+                <w:sz w:val="16"/>
+              </w:rPr>
+              <w:t>Запас, млн ₽</w:t>
+            </w:r>
+          </w:p>
+        </w:tc>
+        <w:tc>
+          <w:tcPr>
+            <w:tcW w:type="dxa" w:w="1134"/>
+            <w:shd w:fill="1F3864"/>
+          </w:tcPr>
+          <w:p>
+            <w:pPr>
+              <w:jc w:val="center"/>
+            </w:pPr>
+            <w:r/>
+            <w:r>
+              <w:rPr>
+                <w:rFonts w:ascii="Arial" w:hAnsi="Arial"/>
+                <w:b/>
+                <w:color w:val="FFFFFF"/>
+                <w:sz w:val="16"/>
+              </w:rPr>
+              <w:t>Дней запаса</w:t>
+            </w:r>
+          </w:p>
+        </w:tc>
+        <w:tc>
+          <w:tcPr>
+            <w:tcW w:type="dxa" w:w="794"/>
+            <w:shd w:fill="1F3864"/>
+          </w:tcPr>
+          <w:p>
+            <w:pPr>
+              <w:jc w:val="center"/>
+            </w:pPr>
+            <w:r/>
+            <w:r>
+              <w:rPr>
+                <w:rFonts w:ascii="Arial" w:hAnsi="Arial"/>
+                <w:b/>
+                <w:color w:val="FFFFFF"/>
+                <w:sz w:val="16"/>
+              </w:rPr>
+              <w:t>GMROI</w:t>
+            </w:r>
+          </w:p>
+        </w:tc>
+        <w:tc>
+          <w:tcPr>
+            <w:tcW w:type="dxa" w:w="1474"/>
+            <w:shd w:fill="1F3864"/>
+          </w:tcPr>
+          <w:p>
+            <w:pPr>
+              <w:jc w:val="center"/>
+            </w:pPr>
+            <w:r/>
+            <w:r>
+              <w:rPr>
+                <w:rFonts w:ascii="Arial" w:hAnsi="Arial"/>
+                <w:b/>
+                <w:color w:val="FFFFFF"/>
+                <w:sz w:val="16"/>
+              </w:rPr>
+              <w:t>Цель, млн ₽/год</w:t>
+            </w:r>
+          </w:p>
+        </w:tc>
+        <w:tc>
+          <w:tcPr>
+            <w:tcW w:type="dxa" w:w="1587"/>
+            <w:shd w:fill="1F3864"/>
+          </w:tcPr>
+          <w:p>
+            <w:pPr>
+              <w:jc w:val="center"/>
+            </w:pPr>
+            <w:r/>
+            <w:r>
+              <w:rPr>
+                <w:rFonts w:ascii="Arial" w:hAnsi="Arial"/>
+                <w:b/>
+                <w:color w:val="FFFFFF"/>
+                <w:sz w:val="16"/>
+              </w:rPr>
+              <w:t>Потолок, млн ₽/год</w:t>
+            </w:r>
+          </w:p>
+        </w:tc>
+        <w:tc>
+          <w:tcPr>
+            <w:tcW w:type="dxa" w:w="1587"/>
+            <w:shd w:fill="1F3864"/>
+          </w:tcPr>
+          <w:p>
+            <w:pPr>
+              <w:jc w:val="center"/>
+            </w:pPr>
+            <w:r/>
+            <w:r>
+              <w:rPr>
+                <w:rFonts w:ascii="Arial" w:hAnsi="Arial"/>
+                <w:b/>
+                <w:color w:val="FFFFFF"/>
+                <w:sz w:val="16"/>
+              </w:rPr>
+              <w:t>Излишек запаса, млн ₽</w:t>
+            </w:r>
+          </w:p>
+        </w:tc>
+      </w:tr>
+      <w:tr>
+        <w:tc>
+          <w:tcPr>
+            <w:tcW w:type="dxa" w:w="2268"/>
+          </w:tcPr>
+          <w:p>
+            <w:r/>
+            <w:r>
+              <w:rPr>
+                <w:rFonts w:ascii="Arial" w:hAnsi="Arial"/>
+                <w:sz w:val="16"/>
+              </w:rPr>
+              <w:t>Пермь Чайковский</w:t>
+            </w:r>
+          </w:p>
+        </w:tc>
+        <w:tc>
+          <w:tcPr>
+            <w:tcW w:type="dxa" w:w="1247"/>
+          </w:tcPr>
+          <w:p>
+            <w:pPr>
+              <w:jc w:val="right"/>
+            </w:pPr>
+            <w:r/>
+            <w:r>
+              <w:rPr>
+                <w:rFonts w:ascii="Arial" w:hAnsi="Arial"/>
+                <w:sz w:val="16"/>
+              </w:rPr>
+              <w:t>11,05</w:t>
+            </w:r>
+          </w:p>
+        </w:tc>
+        <w:tc>
+          <w:tcPr>
+            <w:tcW w:type="dxa" w:w="1134"/>
+          </w:tcPr>
+          <w:p>
+            <w:pPr>
+              <w:jc w:val="right"/>
+            </w:pPr>
+            <w:r/>
+            <w:r>
+              <w:rPr>
+                <w:rFonts w:ascii="Arial" w:hAnsi="Arial"/>
+                <w:sz w:val="16"/>
+              </w:rPr>
+              <w:t>197</w:t>
+            </w:r>
+          </w:p>
+        </w:tc>
+        <w:tc>
+          <w:tcPr>
+            <w:tcW w:type="dxa" w:w="794"/>
+          </w:tcPr>
+          <w:p>
+            <w:pPr>
+              <w:jc w:val="right"/>
+            </w:pPr>
+            <w:r/>
+            <w:r>
+              <w:rPr>
+                <w:rFonts w:ascii="Arial" w:hAnsi="Arial"/>
+                <w:sz w:val="16"/>
+              </w:rPr>
+              <w:t>0,69</w:t>
+            </w:r>
+          </w:p>
+        </w:tc>
+        <w:tc>
+          <w:tcPr>
+            <w:tcW w:type="dxa" w:w="1474"/>
+          </w:tcPr>
+          <w:p>
+            <w:pPr>
+              <w:jc w:val="right"/>
+            </w:pPr>
+            <w:r/>
+            <w:r>
+              <w:rPr>
+                <w:rFonts w:ascii="Arial" w:hAnsi="Arial"/>
+                <w:sz w:val="16"/>
+              </w:rPr>
+              <w:t>3,65</w:t>
+            </w:r>
+          </w:p>
+        </w:tc>
+        <w:tc>
+          <w:tcPr>
+            <w:tcW w:type="dxa" w:w="1587"/>
+          </w:tcPr>
+          <w:p>
+            <w:pPr>
+              <w:jc w:val="right"/>
+            </w:pPr>
+            <w:r/>
+            <w:r>
+              <w:rPr>
+                <w:rFonts w:ascii="Arial" w:hAnsi="Arial"/>
+                <w:sz w:val="16"/>
+              </w:rPr>
+              <w:t>12,43</w:t>
+            </w:r>
+          </w:p>
+        </w:tc>
+        <w:tc>
+          <w:tcPr>
+            <w:tcW w:type="dxa" w:w="1587"/>
+          </w:tcPr>
+          <w:p>
+            <w:pPr>
+              <w:jc w:val="right"/>
+            </w:pPr>
+            <w:r/>
+            <w:r>
+              <w:rPr>
+                <w:rFonts w:ascii="Arial" w:hAnsi="Arial"/>
+                <w:sz w:val="16"/>
+              </w:rPr>
+              <w:t>8,36</w:t>
+            </w:r>
+          </w:p>
+        </w:tc>
+      </w:tr>
+      <w:tr>
+        <w:tc>
+          <w:tcPr>
+            <w:tcW w:type="dxa" w:w="2268"/>
+          </w:tcPr>
+          <w:p>
+            <w:r/>
+            <w:r>
+              <w:rPr>
+                <w:rFonts w:ascii="Arial" w:hAnsi="Arial"/>
+                <w:sz w:val="16"/>
+              </w:rPr>
+              <w:t>Ижевск Воткинское</w:t>
+            </w:r>
+          </w:p>
+        </w:tc>
+        <w:tc>
+          <w:tcPr>
+            <w:tcW w:type="dxa" w:w="1247"/>
+          </w:tcPr>
+          <w:p>
+            <w:pPr>
+              <w:jc w:val="right"/>
+            </w:pPr>
+            <w:r/>
+            <w:r>
+              <w:rPr>
+                <w:rFonts w:ascii="Arial" w:hAnsi="Arial"/>
+                <w:sz w:val="16"/>
+              </w:rPr>
+              <w:t>16,38</w:t>
+            </w:r>
+          </w:p>
+        </w:tc>
+        <w:tc>
+          <w:tcPr>
+            <w:tcW w:type="dxa" w:w="1134"/>
+          </w:tcPr>
+          <w:p>
+            <w:pPr>
+              <w:jc w:val="right"/>
+            </w:pPr>
+            <w:r/>
+            <w:r>
+              <w:rPr>
+                <w:rFonts w:ascii="Arial" w:hAnsi="Arial"/>
+                <w:sz w:val="16"/>
+              </w:rPr>
+              <w:t>109</w:t>
+            </w:r>
+          </w:p>
+        </w:tc>
+        <w:tc>
+          <w:tcPr>
+            <w:tcW w:type="dxa" w:w="794"/>
+          </w:tcPr>
+          <w:p>
+            <w:pPr>
+              <w:jc w:val="right"/>
+            </w:pPr>
+            <w:r/>
+            <w:r>
+              <w:rPr>
+                <w:rFonts w:ascii="Arial" w:hAnsi="Arial"/>
+                <w:sz w:val="16"/>
+              </w:rPr>
+              <w:t>0,96</w:t>
+            </w:r>
+          </w:p>
+        </w:tc>
+        <w:tc>
+          <w:tcPr>
+            <w:tcW w:type="dxa" w:w="1474"/>
+          </w:tcPr>
+          <w:p>
+            <w:pPr>
+              <w:jc w:val="right"/>
+            </w:pPr>
+            <w:r/>
+            <w:r>
+              <w:rPr>
+                <w:rFonts w:ascii="Arial" w:hAnsi="Arial"/>
+                <w:sz w:val="16"/>
+              </w:rPr>
+              <w:t>1,88</w:t>
+            </w:r>
+          </w:p>
+        </w:tc>
+        <w:tc>
+          <w:tcPr>
+            <w:tcW w:type="dxa" w:w="1587"/>
+          </w:tcPr>
+          <w:p>
+            <w:pPr>
+              <w:jc w:val="right"/>
+            </w:pPr>
+            <w:r/>
+            <w:r>
+              <w:rPr>
+                <w:rFonts w:ascii="Arial" w:hAnsi="Arial"/>
+                <w:sz w:val="16"/>
+              </w:rPr>
+              <w:t>16,64</w:t>
+            </w:r>
+          </w:p>
+        </w:tc>
+        <w:tc>
+          <w:tcPr>
+            <w:tcW w:type="dxa" w:w="1587"/>
+          </w:tcPr>
+          <w:p>
+            <w:pPr>
+              <w:jc w:val="right"/>
+            </w:pPr>
+            <w:r/>
+            <w:r>
+              <w:rPr>
+                <w:rFonts w:ascii="Arial" w:hAnsi="Arial"/>
+                <w:sz w:val="16"/>
+              </w:rPr>
+              <w:t>8,21</w:t>
+            </w:r>
+          </w:p>
+        </w:tc>
+      </w:tr>
+      <w:tr>
+        <w:tc>
+          <w:tcPr>
+            <w:tcW w:type="dxa" w:w="2268"/>
+          </w:tcPr>
+          <w:p>
+            <w:r/>
+            <w:r>
+              <w:rPr>
+                <w:rFonts w:ascii="Arial" w:hAnsi="Arial"/>
+                <w:sz w:val="16"/>
+              </w:rPr>
+              <w:t>Пермь Бродовский</w:t>
+            </w:r>
+          </w:p>
+        </w:tc>
+        <w:tc>
+          <w:tcPr>
+            <w:tcW w:type="dxa" w:w="1247"/>
+          </w:tcPr>
+          <w:p>
+            <w:pPr>
+              <w:jc w:val="right"/>
+            </w:pPr>
+            <w:r/>
+            <w:r>
+              <w:rPr>
+                <w:rFonts w:ascii="Arial" w:hAnsi="Arial"/>
+                <w:sz w:val="16"/>
+              </w:rPr>
+              <w:t>11,55</w:t>
+            </w:r>
+          </w:p>
+        </w:tc>
+        <w:tc>
+          <w:tcPr>
+            <w:tcW w:type="dxa" w:w="1134"/>
+          </w:tcPr>
+          <w:p>
+            <w:pPr>
+              <w:jc w:val="right"/>
+            </w:pPr>
+            <w:r/>
+            <w:r>
+              <w:rPr>
+                <w:rFonts w:ascii="Arial" w:hAnsi="Arial"/>
+                <w:sz w:val="16"/>
+              </w:rPr>
+              <w:t>125</w:t>
+            </w:r>
+          </w:p>
+        </w:tc>
+        <w:tc>
+          <w:tcPr>
+            <w:tcW w:type="dxa" w:w="794"/>
+          </w:tcPr>
+          <w:p>
+            <w:pPr>
+              <w:jc w:val="right"/>
+            </w:pPr>
+            <w:r/>
+            <w:r>
+              <w:rPr>
+                <w:rFonts w:ascii="Arial" w:hAnsi="Arial"/>
+                <w:sz w:val="16"/>
+              </w:rPr>
+              <w:t>1,20</w:t>
+            </w:r>
+          </w:p>
+        </w:tc>
+        <w:tc>
+          <w:tcPr>
+            <w:tcW w:type="dxa" w:w="1474"/>
+          </w:tcPr>
+          <w:p>
+            <w:pPr>
+              <w:jc w:val="right"/>
+            </w:pPr>
+            <w:r/>
+            <w:r>
+              <w:rPr>
+                <w:rFonts w:ascii="Arial" w:hAnsi="Arial"/>
+                <w:sz w:val="16"/>
+              </w:rPr>
+              <w:t>0,00</w:t>
+            </w:r>
+          </w:p>
+        </w:tc>
+        <w:tc>
+          <w:tcPr>
+            <w:tcW w:type="dxa" w:w="1587"/>
+          </w:tcPr>
+          <w:p>
+            <w:pPr>
+              <w:jc w:val="right"/>
+            </w:pPr>
+            <w:r/>
+            <w:r>
+              <w:rPr>
+                <w:rFonts w:ascii="Arial" w:hAnsi="Arial"/>
+                <w:sz w:val="16"/>
+              </w:rPr>
+              <w:t>8,08</w:t>
+            </w:r>
+          </w:p>
+        </w:tc>
+        <w:tc>
+          <w:tcPr>
+            <w:tcW w:type="dxa" w:w="1587"/>
+          </w:tcPr>
+          <w:p>
+            <w:pPr>
+              <w:jc w:val="right"/>
+            </w:pPr>
+            <w:r/>
+            <w:r>
+              <w:rPr>
+                <w:rFonts w:ascii="Arial" w:hAnsi="Arial"/>
+                <w:sz w:val="16"/>
+              </w:rPr>
+              <w:t>7,09</w:t>
+            </w:r>
+          </w:p>
+        </w:tc>
+      </w:tr>
+      <w:tr>
+        <w:tc>
+          <w:tcPr>
+            <w:tcW w:type="dxa" w:w="2268"/>
+          </w:tcPr>
+          <w:p>
+            <w:r/>
+            <w:r>
+              <w:rPr>
+                <w:rFonts w:ascii="Arial" w:hAnsi="Arial"/>
+                <w:sz w:val="16"/>
+              </w:rPr>
+              <w:t>Ижевск Глазов</w:t>
+            </w:r>
+          </w:p>
+        </w:tc>
+        <w:tc>
+          <w:tcPr>
+            <w:tcW w:type="dxa" w:w="1247"/>
+          </w:tcPr>
+          <w:p>
+            <w:pPr>
+              <w:jc w:val="right"/>
+            </w:pPr>
+            <w:r/>
+            <w:r>
+              <w:rPr>
+                <w:rFonts w:ascii="Arial" w:hAnsi="Arial"/>
+                <w:sz w:val="16"/>
+              </w:rPr>
+              <w:t>2,77</w:t>
+            </w:r>
+          </w:p>
+        </w:tc>
+        <w:tc>
+          <w:tcPr>
+            <w:tcW w:type="dxa" w:w="1134"/>
+          </w:tcPr>
+          <w:p>
+            <w:pPr>
+              <w:jc w:val="right"/>
+            </w:pPr>
+            <w:r/>
+            <w:r>
+              <w:rPr>
+                <w:rFonts w:ascii="Arial" w:hAnsi="Arial"/>
+                <w:sz w:val="16"/>
+              </w:rPr>
+              <w:t>81</w:t>
+            </w:r>
+          </w:p>
+        </w:tc>
+        <w:tc>
+          <w:tcPr>
+            <w:tcW w:type="dxa" w:w="794"/>
+          </w:tcPr>
+          <w:p>
+            <w:pPr>
+              <w:jc w:val="right"/>
+            </w:pPr>
+            <w:r/>
+            <w:r>
+              <w:rPr>
+                <w:rFonts w:ascii="Arial" w:hAnsi="Arial"/>
+                <w:sz w:val="16"/>
+              </w:rPr>
+              <w:t>2,02</w:t>
+            </w:r>
+          </w:p>
+        </w:tc>
+        <w:tc>
+          <w:tcPr>
+            <w:tcW w:type="dxa" w:w="1474"/>
+          </w:tcPr>
+          <w:p>
+            <w:pPr>
+              <w:jc w:val="right"/>
+            </w:pPr>
+            <w:r/>
+            <w:r>
+              <w:rPr>
+                <w:rFonts w:ascii="Arial" w:hAnsi="Arial"/>
+                <w:sz w:val="16"/>
+              </w:rPr>
+              <w:t>0,00</w:t>
+            </w:r>
+          </w:p>
+        </w:tc>
+        <w:tc>
+          <w:tcPr>
+            <w:tcW w:type="dxa" w:w="1587"/>
+          </w:tcPr>
+          <w:p>
+            <w:pPr>
+              <w:jc w:val="right"/>
+            </w:pPr>
+            <w:r/>
+            <w:r>
+              <w:rPr>
+                <w:rFonts w:ascii="Arial" w:hAnsi="Arial"/>
+                <w:sz w:val="16"/>
+              </w:rPr>
+              <w:t>0,00</w:t>
+            </w:r>
+          </w:p>
+        </w:tc>
+        <w:tc>
+          <w:tcPr>
+            <w:tcW w:type="dxa" w:w="1587"/>
+          </w:tcPr>
+          <w:p>
+            <w:pPr>
+              <w:jc w:val="right"/>
+            </w:pPr>
+            <w:r/>
+            <w:r>
+              <w:rPr>
+                <w:rFonts w:ascii="Arial" w:hAnsi="Arial"/>
+                <w:sz w:val="16"/>
+              </w:rPr>
+              <w:t>0,87</w:t>
+            </w:r>
+          </w:p>
+        </w:tc>
+      </w:tr>
+    </w:tbl>
+    <w:p>
+      <w:pPr>
+        <w:spacing w:after="40"/>
+      </w:pPr>
+    </w:p>
+    <w:p>
+      <w:pPr>
+        <w:spacing w:after="100"/>
+        <w:jc w:val="both"/>
+      </w:pPr>
+      <w:r>
+        <w:rPr>
+          <w:rFonts w:ascii="Arial" w:hAnsi="Arial"/>
+          <w:b w:val="0"/>
+          <w:i w:val="0"/>
+          <w:sz w:val="21"/>
+        </w:rPr>
+        <w:t>«Цель» — если отстающие подтянутся до медианы: +5,53 млн ₽ валовой прибыли в год. «Потолок» — если все сработают как лучший офис: +37,15 млн ₽; это теоретический максимум, а не план — у офисов разный ассортимент и разная клиентская база.</w:t>
+      </w:r>
+    </w:p>
+    <w:p>
+      <w:pPr>
+        <w:spacing w:before="180" w:after="100"/>
+      </w:pPr>
+      <w:r>
+        <w:rPr>
+          <w:rFonts w:ascii="Arial" w:hAnsi="Arial"/>
+          <w:b/>
+          <w:color w:val="1F3864"/>
+          <w:sz w:val="24"/>
+        </w:rPr>
+        <w:t>Куда идёт запас</w:t>
+      </w:r>
+    </w:p>
+    <w:p>
+      <w:pPr>
+        <w:spacing w:after="100"/>
+        <w:jc w:val="both"/>
+      </w:pPr>
+      <w:r>
+        <w:rPr>
+          <w:rFonts w:ascii="Arial" w:hAnsi="Arial"/>
+          <w:b/>
+          <w:i w:val="0"/>
+          <w:sz w:val="21"/>
+        </w:rPr>
+        <w:t>При сохранении текущего темпа запас растёт на 1,08 млн ₽ в месяц. Через полгода это 48,4 млн ₽ против 42,5 млн ₽ сейчас (+14 %).</w:t>
+      </w:r>
+    </w:p>
+    <w:p>
+      <w:pPr>
+        <w:spacing w:after="100"/>
+        <w:jc w:val="both"/>
+      </w:pPr>
+      <w:r>
+        <w:rPr>
+          <w:rFonts w:ascii="Arial" w:hAnsi="Arial"/>
+          <w:b w:val="0"/>
+          <w:i/>
+          <w:color w:val="6B7280"/>
+          <w:sz w:val="18"/>
+        </w:rPr>
+        <w:t>Это экстраполяция текущего тренда, а не прогноз спроса: она показывает, что будет, если ничего не менять.</w:t>
+      </w:r>
+    </w:p>
+    <w:p>
+      <w:r>
+        <w:br w:type="page"/>
+      </w:r>
+    </w:p>
+    <w:p>
+      <w:pPr>
+        <w:spacing w:before="260" w:after="100"/>
+      </w:pPr>
+      <w:r>
+        <w:rPr>
+          <w:rFonts w:ascii="Arial" w:hAnsi="Arial"/>
+          <w:b/>
+          <w:color w:val="1F3864"/>
+          <w:sz w:val="30"/>
+        </w:rPr>
+        <w:t>8. План действий</w:t>
       </w:r>
     </w:p>
     <w:p>
@@ -20251,7 +26010,7 @@
           <w:color w:val="1F3864"/>
           <w:sz w:val="30"/>
         </w:rPr>
-        <w:t>8. Качество данных и оговорки</w:t>
+        <w:t>9. Качество данных и оговорки</w:t>
       </w:r>
     </w:p>
     <w:tbl>

--- a/3_ОТЧЁТЫ/2026-09-14/Аналитическая_записка_2026-09-14_данные_по_11.09.docx
+++ b/3_ОТЧЁТЫ/2026-09-14/Аналитическая_записка_2026-09-14_данные_по_11.09.docx
@@ -593,7 +593,7 @@
                 <w:rFonts w:ascii="Arial" w:hAnsi="Arial"/>
                 <w:sz w:val="18"/>
               </w:rPr>
-              <w:t>11,12 млн ₽</w:t>
+              <w:t>9,33 млн ₽</w:t>
             </w:r>
           </w:p>
         </w:tc>
@@ -611,7 +611,7 @@
                 <w:rFonts w:ascii="Arial" w:hAnsi="Arial"/>
                 <w:sz w:val="18"/>
               </w:rPr>
-              <w:t>плюс 3,78 млн ₽/год экономии на хранении</w:t>
+              <w:t>плюс 3,26 млн ₽/год экономии на хранении</w:t>
             </w:r>
           </w:p>
         </w:tc>
@@ -655,7 +655,7 @@
                 <w:color w:val="C00000"/>
                 <w:sz w:val="21"/>
               </w:rPr>
-              <w:t>Если не делать ничего, за квартал потеряем 2,29 млн ₽: 2,01 млн на содержании ненужного запаса и 0,28 млн упущенной прибыли на дефиците. При этом 10,23 млн ₽ остаются замороженными.</w:t>
+              <w:t>Если не делать ничего, за квартал потеряем 2,03 млн ₽: 1,75 млн на содержании ненужного запаса и 0,28 млн упущенной прибыли на дефиците. При этом 8,65 млн ₽ остаются замороженными.</w:t>
             </w:r>
           </w:p>
         </w:tc>
@@ -1438,7 +1438,7 @@
                 <w:rFonts w:ascii="Arial" w:hAnsi="Arial"/>
                 <w:sz w:val="17"/>
               </w:rPr>
-              <w:t>5,02</w:t>
+              <w:t>3,44</w:t>
             </w:r>
           </w:p>
         </w:tc>
@@ -1456,7 +1456,7 @@
                 <w:rFonts w:ascii="Arial" w:hAnsi="Arial"/>
                 <w:sz w:val="17"/>
               </w:rPr>
-              <w:t>2,38</w:t>
+              <w:t>1,86</w:t>
             </w:r>
           </w:p>
         </w:tc>
@@ -1509,7 +1509,7 @@
                 <w:rFonts w:ascii="Arial" w:hAnsi="Arial"/>
                 <w:sz w:val="17"/>
               </w:rPr>
-              <w:t>Вывод неликвида</w:t>
+              <w:t>Пересмотр размера закупки</w:t>
             </w:r>
           </w:p>
         </w:tc>
@@ -1527,7 +1527,7 @@
                 <w:rFonts w:ascii="Arial" w:hAnsi="Arial"/>
                 <w:sz w:val="17"/>
               </w:rPr>
-              <w:t>5,20</w:t>
+              <w:t>3,16</w:t>
             </w:r>
           </w:p>
         </w:tc>
@@ -1545,7 +1545,7 @@
                 <w:rFonts w:ascii="Arial" w:hAnsi="Arial"/>
                 <w:sz w:val="17"/>
               </w:rPr>
-              <w:t>1,40</w:t>
+              <w:t>1,05</w:t>
             </w:r>
           </w:p>
         </w:tc>
@@ -1581,7 +1581,7 @@
                 <w:rFonts w:ascii="Arial" w:hAnsi="Arial"/>
                 <w:sz w:val="17"/>
               </w:rPr>
-              <w:t>часть можно вернуть поставщику, часть списать</w:t>
+              <w:t>деньги уже потрачены, но повторную закупку можно не делать</w:t>
             </w:r>
           </w:p>
         </w:tc>
@@ -2313,7 +2313,7 @@
           <w:i w:val="0"/>
           <w:sz w:val="21"/>
         </w:rPr>
-        <w:t>Из 41,75 млн ₽ запаса 5,20 млн не продавались ни разу за период. Ещё 10,05 млн — медленный товар, содержание которого дороже приносимой им прибыли.</w:t>
+        <w:t>Из 41,75 млн ₽ запаса 5,20 млн не продавались ни разу за период. Ещё 6,89 млн — медленный товар, содержание которого дороже приносимой им прибыли.</w:t>
       </w:r>
     </w:p>
     <w:p>
@@ -19587,7 +19587,7 @@
                 <w:rFonts w:ascii="Arial" w:hAnsi="Arial"/>
                 <w:sz w:val="16"/>
               </w:rPr>
-              <w:t>518</w:t>
+              <w:t>473</w:t>
             </w:r>
           </w:p>
         </w:tc>
@@ -19640,7 +19640,7 @@
                 <w:rFonts w:ascii="Arial" w:hAnsi="Arial"/>
                 <w:sz w:val="16"/>
               </w:rPr>
-              <w:t>42</w:t>
+              <w:t>45</w:t>
             </w:r>
           </w:p>
         </w:tc>
@@ -19658,7 +19658,7 @@
                 <w:rFonts w:ascii="Arial" w:hAnsi="Arial"/>
                 <w:sz w:val="16"/>
               </w:rPr>
-              <w:t>пересмотреть вручную, запас 0,80 млн ₽</w:t>
+              <w:t>пересмотреть вручную, запас 0,97 млн ₽</w:t>
             </w:r>
           </w:p>
         </w:tc>
@@ -19693,7 +19693,7 @@
                 <w:rFonts w:ascii="Arial" w:hAnsi="Arial"/>
                 <w:sz w:val="16"/>
               </w:rPr>
-              <w:t>831</w:t>
+              <w:t>873</w:t>
             </w:r>
           </w:p>
         </w:tc>
@@ -25066,7 +25066,7 @@
                 <w:rFonts w:ascii="Arial" w:hAnsi="Arial"/>
                 <w:sz w:val="17"/>
               </w:rPr>
-              <w:t>5,02</w:t>
+              <w:t>3,44</w:t>
             </w:r>
           </w:p>
         </w:tc>
@@ -25084,7 +25084,7 @@
                 <w:rFonts w:ascii="Arial" w:hAnsi="Arial"/>
                 <w:sz w:val="17"/>
               </w:rPr>
-              <w:t>2,38</w:t>
+              <w:t>1,86</w:t>
             </w:r>
           </w:p>
         </w:tc>
@@ -25155,7 +25155,7 @@
                 <w:rFonts w:ascii="Arial" w:hAnsi="Arial"/>
                 <w:sz w:val="17"/>
               </w:rPr>
-              <w:t>Вывод неликвида</w:t>
+              <w:t>Пересмотр размера закупки</w:t>
             </w:r>
           </w:p>
         </w:tc>
@@ -25173,7 +25173,7 @@
                 <w:rFonts w:ascii="Arial" w:hAnsi="Arial"/>
                 <w:sz w:val="17"/>
               </w:rPr>
-              <w:t>5,20</w:t>
+              <w:t>3,16</w:t>
             </w:r>
           </w:p>
         </w:tc>
@@ -25191,7 +25191,7 @@
                 <w:rFonts w:ascii="Arial" w:hAnsi="Arial"/>
                 <w:sz w:val="17"/>
               </w:rPr>
-              <w:t>1,40</w:t>
+              <w:t>1,05</w:t>
             </w:r>
           </w:p>
         </w:tc>
@@ -25262,6 +25262,113 @@
                 <w:rFonts w:ascii="Arial" w:hAnsi="Arial"/>
                 <w:sz w:val="17"/>
               </w:rPr>
+              <w:t>Вывод неликвида</w:t>
+            </w:r>
+          </w:p>
+        </w:tc>
+        <w:tc>
+          <w:tcPr>
+            <w:tcW w:type="dxa" w:w="1361"/>
+          </w:tcPr>
+          <w:p>
+            <w:pPr>
+              <w:jc w:val="right"/>
+            </w:pPr>
+            <w:r/>
+            <w:r>
+              <w:rPr>
+                <w:rFonts w:ascii="Arial" w:hAnsi="Arial"/>
+                <w:sz w:val="17"/>
+              </w:rPr>
+              <w:t>5,20</w:t>
+            </w:r>
+          </w:p>
+        </w:tc>
+        <w:tc>
+          <w:tcPr>
+            <w:tcW w:type="dxa" w:w="1361"/>
+          </w:tcPr>
+          <w:p>
+            <w:pPr>
+              <w:jc w:val="right"/>
+            </w:pPr>
+            <w:r/>
+            <w:r>
+              <w:rPr>
+                <w:rFonts w:ascii="Arial" w:hAnsi="Arial"/>
+                <w:sz w:val="17"/>
+              </w:rPr>
+              <w:t>1,40</w:t>
+            </w:r>
+          </w:p>
+        </w:tc>
+        <w:tc>
+          <w:tcPr>
+            <w:tcW w:type="dxa" w:w="1020"/>
+          </w:tcPr>
+          <w:p>
+            <w:pPr>
+              <w:jc w:val="right"/>
+            </w:pPr>
+            <w:r/>
+            <w:r>
+              <w:rPr>
+                <w:rFonts w:ascii="Arial" w:hAnsi="Arial"/>
+                <w:sz w:val="17"/>
+              </w:rPr>
+              <w:t>1 месяц</w:t>
+            </w:r>
+          </w:p>
+        </w:tc>
+        <w:tc>
+          <w:tcPr>
+            <w:tcW w:type="dxa" w:w="2041"/>
+          </w:tcPr>
+          <w:p>
+            <w:pPr>
+              <w:jc w:val="right"/>
+            </w:pPr>
+            <w:r/>
+            <w:r>
+              <w:rPr>
+                <w:rFonts w:ascii="Arial" w:hAnsi="Arial"/>
+                <w:sz w:val="17"/>
+              </w:rPr>
+              <w:t>Категорийный менеджер</w:t>
+            </w:r>
+          </w:p>
+        </w:tc>
+      </w:tr>
+      <w:tr>
+        <w:tc>
+          <w:tcPr>
+            <w:tcW w:type="dxa" w:w="1020"/>
+          </w:tcPr>
+          <w:p>
+            <w:r/>
+            <w:r>
+              <w:rPr>
+                <w:rFonts w:ascii="Arial" w:hAnsi="Arial"/>
+                <w:sz w:val="17"/>
+              </w:rPr>
+              <w:t>5</w:t>
+            </w:r>
+          </w:p>
+        </w:tc>
+        <w:tc>
+          <w:tcPr>
+            <w:tcW w:type="dxa" w:w="2835"/>
+          </w:tcPr>
+          <w:p>
+            <w:pPr>
+              <w:jc w:val="right"/>
+            </w:pPr>
+            <w:r/>
+            <w:r>
+              <w:rPr>
+                <w:rFonts w:ascii="Arial" w:hAnsi="Arial"/>
+                <w:sz w:val="17"/>
+              </w:rPr>
               <w:t>Перемещение вместо закупки</w:t>
             </w:r>
           </w:p>
@@ -25280,7 +25387,7 @@
                 <w:rFonts w:ascii="Arial" w:hAnsi="Arial"/>
                 <w:sz w:val="17"/>
               </w:rPr>
-              <w:t>0,93</w:t>
+              <w:t>0,70</w:t>
             </w:r>
           </w:p>
         </w:tc>
@@ -25298,7 +25405,7 @@
                 <w:rFonts w:ascii="Arial" w:hAnsi="Arial"/>
                 <w:sz w:val="17"/>
               </w:rPr>
-              <w:t>0,32</w:t>
+              <w:t>0,24</w:t>
             </w:r>
           </w:p>
         </w:tc>
@@ -25357,7 +25464,22 @@
           <w:i w:val="0"/>
           <w:sz w:val="21"/>
         </w:rPr>
-        <w:t>Поимённый план — лист «0.Задачи» в приложении: 2 143 строк на 17,63 млн ₽, с действием, сроком и ответственным по каждой позиции. Столбцы «Статус» и «Комментарий» оставлены пустыми для заполнения в работе.</w:t>
+        <w:t>Поимённый план — лист «0.Задачи» в приложении: 309 строк на 17,40 млн ₽, с действием, сроком и ответственным по каждой позиции. Столбцы «Статус» и «Комментарий» оставлены пустыми для заполнения в работе.</w:t>
+      </w:r>
+    </w:p>
+    <w:p>
+      <w:pPr>
+        <w:spacing w:after="100"/>
+        <w:jc w:val="both"/>
+      </w:pPr>
+      <w:r>
+        <w:rPr>
+          <w:rFonts w:ascii="Arial" w:hAnsi="Arial"/>
+          <w:b w:val="0"/>
+          <w:i/>
+          <w:sz w:val="18"/>
+        </w:rPr>
+        <w:t>Список отсортирован по деньгам с поправкой на скорость отдачи: действие, не требующее согласований, при равных суммах идёт раньше. Приоритет 1 — начинать отсюда. Позиции дешевле порога и всё, что не поместилось в план, свёрнуты в итоговые строки с приоритетом 5 — их оформляют одним решением, а не поштучно.</w:t>
       </w:r>
     </w:p>
     <w:tbl>
@@ -25489,7 +25611,7 @@
                 <w:rFonts w:ascii="Arial" w:hAnsi="Arial"/>
                 <w:sz w:val="16"/>
               </w:rPr>
-              <w:t>1 117</w:t>
+              <w:t>46</w:t>
             </w:r>
           </w:p>
         </w:tc>
@@ -25507,7 +25629,7 @@
                 <w:rFonts w:ascii="Arial" w:hAnsi="Arial"/>
                 <w:sz w:val="16"/>
               </w:rPr>
-              <w:t>5,20</w:t>
+              <w:t>1,93</w:t>
             </w:r>
           </w:p>
         </w:tc>
@@ -25542,7 +25664,7 @@
                 <w:rFonts w:ascii="Arial" w:hAnsi="Arial"/>
                 <w:sz w:val="16"/>
               </w:rPr>
-              <w:t>Дозаказать</w:t>
+              <w:t>Вывести — мелочь пакетом</w:t>
             </w:r>
           </w:p>
         </w:tc>
@@ -25560,7 +25682,7 @@
                 <w:rFonts w:ascii="Arial" w:hAnsi="Arial"/>
                 <w:sz w:val="16"/>
               </w:rPr>
-              <w:t>174</w:t>
+              <w:t>1</w:t>
             </w:r>
           </w:p>
         </w:tc>
@@ -25578,7 +25700,7 @@
                 <w:rFonts w:ascii="Arial" w:hAnsi="Arial"/>
                 <w:sz w:val="16"/>
               </w:rPr>
-              <w:t>1,45</w:t>
+              <w:t>0,18</w:t>
             </w:r>
           </w:p>
         </w:tc>
@@ -25596,7 +25718,7 @@
                 <w:rFonts w:ascii="Arial" w:hAnsi="Arial"/>
                 <w:sz w:val="16"/>
               </w:rPr>
-              <w:t>2026-09-16</w:t>
+              <w:t>2026-10-11</w:t>
             </w:r>
           </w:p>
         </w:tc>
@@ -25613,7 +25735,7 @@
                 <w:rFonts w:ascii="Arial" w:hAnsi="Arial"/>
                 <w:sz w:val="16"/>
               </w:rPr>
-              <w:t>Переместить</w:t>
+              <w:t>Вывести — остальное</w:t>
             </w:r>
           </w:p>
         </w:tc>
@@ -25631,7 +25753,7 @@
                 <w:rFonts w:ascii="Arial" w:hAnsi="Arial"/>
                 <w:sz w:val="16"/>
               </w:rPr>
-              <w:t>378</w:t>
+              <w:t>1</w:t>
             </w:r>
           </w:p>
         </w:tc>
@@ -25649,7 +25771,7 @@
                 <w:rFonts w:ascii="Arial" w:hAnsi="Arial"/>
                 <w:sz w:val="16"/>
               </w:rPr>
-              <w:t>0,93</w:t>
+              <w:t>3,10</w:t>
             </w:r>
           </w:p>
         </w:tc>
@@ -25667,7 +25789,7 @@
                 <w:rFonts w:ascii="Arial" w:hAnsi="Arial"/>
                 <w:sz w:val="16"/>
               </w:rPr>
-              <w:t>2026-09-18</w:t>
+              <w:t>2026-10-11</w:t>
             </w:r>
           </w:p>
         </w:tc>
@@ -25684,6 +25806,574 @@
                 <w:rFonts w:ascii="Arial" w:hAnsi="Arial"/>
                 <w:sz w:val="16"/>
               </w:rPr>
+              <w:t>Дозаказать</w:t>
+            </w:r>
+          </w:p>
+        </w:tc>
+        <w:tc>
+          <w:tcPr>
+            <w:tcW w:type="dxa" w:w="1474"/>
+          </w:tcPr>
+          <w:p>
+            <w:pPr>
+              <w:jc w:val="right"/>
+            </w:pPr>
+            <w:r/>
+            <w:r>
+              <w:rPr>
+                <w:rFonts w:ascii="Arial" w:hAnsi="Arial"/>
+                <w:sz w:val="16"/>
+              </w:rPr>
+              <w:t>30</w:t>
+            </w:r>
+          </w:p>
+        </w:tc>
+        <w:tc>
+          <w:tcPr>
+            <w:tcW w:type="dxa" w:w="1701"/>
+          </w:tcPr>
+          <w:p>
+            <w:pPr>
+              <w:jc w:val="right"/>
+            </w:pPr>
+            <w:r/>
+            <w:r>
+              <w:rPr>
+                <w:rFonts w:ascii="Arial" w:hAnsi="Arial"/>
+                <w:sz w:val="16"/>
+              </w:rPr>
+              <w:t>1,17</w:t>
+            </w:r>
+          </w:p>
+        </w:tc>
+        <w:tc>
+          <w:tcPr>
+            <w:tcW w:type="dxa" w:w="1701"/>
+          </w:tcPr>
+          <w:p>
+            <w:pPr>
+              <w:jc w:val="right"/>
+            </w:pPr>
+            <w:r/>
+            <w:r>
+              <w:rPr>
+                <w:rFonts w:ascii="Arial" w:hAnsi="Arial"/>
+                <w:sz w:val="16"/>
+              </w:rPr>
+              <w:t>2026-09-16</w:t>
+            </w:r>
+          </w:p>
+        </w:tc>
+      </w:tr>
+      <w:tr>
+        <w:tc>
+          <w:tcPr>
+            <w:tcW w:type="dxa" w:w="2494"/>
+          </w:tcPr>
+          <w:p>
+            <w:r/>
+            <w:r>
+              <w:rPr>
+                <w:rFonts w:ascii="Arial" w:hAnsi="Arial"/>
+                <w:sz w:val="16"/>
+              </w:rPr>
+              <w:t>Дозаказать — мелочь пакетом</w:t>
+            </w:r>
+          </w:p>
+        </w:tc>
+        <w:tc>
+          <w:tcPr>
+            <w:tcW w:type="dxa" w:w="1474"/>
+          </w:tcPr>
+          <w:p>
+            <w:pPr>
+              <w:jc w:val="right"/>
+            </w:pPr>
+            <w:r/>
+            <w:r>
+              <w:rPr>
+                <w:rFonts w:ascii="Arial" w:hAnsi="Arial"/>
+                <w:sz w:val="16"/>
+              </w:rPr>
+              <w:t>1</w:t>
+            </w:r>
+          </w:p>
+        </w:tc>
+        <w:tc>
+          <w:tcPr>
+            <w:tcW w:type="dxa" w:w="1701"/>
+          </w:tcPr>
+          <w:p>
+            <w:pPr>
+              <w:jc w:val="right"/>
+            </w:pPr>
+            <w:r/>
+            <w:r>
+              <w:rPr>
+                <w:rFonts w:ascii="Arial" w:hAnsi="Arial"/>
+                <w:sz w:val="16"/>
+              </w:rPr>
+              <w:t>0,07</w:t>
+            </w:r>
+          </w:p>
+        </w:tc>
+        <w:tc>
+          <w:tcPr>
+            <w:tcW w:type="dxa" w:w="1701"/>
+          </w:tcPr>
+          <w:p>
+            <w:pPr>
+              <w:jc w:val="right"/>
+            </w:pPr>
+            <w:r/>
+            <w:r>
+              <w:rPr>
+                <w:rFonts w:ascii="Arial" w:hAnsi="Arial"/>
+                <w:sz w:val="16"/>
+              </w:rPr>
+              <w:t>2026-09-16</w:t>
+            </w:r>
+          </w:p>
+        </w:tc>
+      </w:tr>
+      <w:tr>
+        <w:tc>
+          <w:tcPr>
+            <w:tcW w:type="dxa" w:w="2494"/>
+          </w:tcPr>
+          <w:p>
+            <w:r/>
+            <w:r>
+              <w:rPr>
+                <w:rFonts w:ascii="Arial" w:hAnsi="Arial"/>
+                <w:sz w:val="16"/>
+              </w:rPr>
+              <w:t>Дозаказать — остальное</w:t>
+            </w:r>
+          </w:p>
+        </w:tc>
+        <w:tc>
+          <w:tcPr>
+            <w:tcW w:type="dxa" w:w="1474"/>
+          </w:tcPr>
+          <w:p>
+            <w:pPr>
+              <w:jc w:val="right"/>
+            </w:pPr>
+            <w:r/>
+            <w:r>
+              <w:rPr>
+                <w:rFonts w:ascii="Arial" w:hAnsi="Arial"/>
+                <w:sz w:val="16"/>
+              </w:rPr>
+              <w:t>1</w:t>
+            </w:r>
+          </w:p>
+        </w:tc>
+        <w:tc>
+          <w:tcPr>
+            <w:tcW w:type="dxa" w:w="1701"/>
+          </w:tcPr>
+          <w:p>
+            <w:pPr>
+              <w:jc w:val="right"/>
+            </w:pPr>
+            <w:r/>
+            <w:r>
+              <w:rPr>
+                <w:rFonts w:ascii="Arial" w:hAnsi="Arial"/>
+                <w:sz w:val="16"/>
+              </w:rPr>
+              <w:t>0,21</w:t>
+            </w:r>
+          </w:p>
+        </w:tc>
+        <w:tc>
+          <w:tcPr>
+            <w:tcW w:type="dxa" w:w="1701"/>
+          </w:tcPr>
+          <w:p>
+            <w:pPr>
+              <w:jc w:val="right"/>
+            </w:pPr>
+            <w:r/>
+            <w:r>
+              <w:rPr>
+                <w:rFonts w:ascii="Arial" w:hAnsi="Arial"/>
+                <w:sz w:val="16"/>
+              </w:rPr>
+              <w:t>2026-09-16</w:t>
+            </w:r>
+          </w:p>
+        </w:tc>
+      </w:tr>
+      <w:tr>
+        <w:tc>
+          <w:tcPr>
+            <w:tcW w:type="dxa" w:w="2494"/>
+          </w:tcPr>
+          <w:p>
+            <w:r/>
+            <w:r>
+              <w:rPr>
+                <w:rFonts w:ascii="Arial" w:hAnsi="Arial"/>
+                <w:sz w:val="16"/>
+              </w:rPr>
+              <w:t>Переместить</w:t>
+            </w:r>
+          </w:p>
+        </w:tc>
+        <w:tc>
+          <w:tcPr>
+            <w:tcW w:type="dxa" w:w="1474"/>
+          </w:tcPr>
+          <w:p>
+            <w:pPr>
+              <w:jc w:val="right"/>
+            </w:pPr>
+            <w:r/>
+            <w:r>
+              <w:rPr>
+                <w:rFonts w:ascii="Arial" w:hAnsi="Arial"/>
+                <w:sz w:val="16"/>
+              </w:rPr>
+              <w:t>19</w:t>
+            </w:r>
+          </w:p>
+        </w:tc>
+        <w:tc>
+          <w:tcPr>
+            <w:tcW w:type="dxa" w:w="1701"/>
+          </w:tcPr>
+          <w:p>
+            <w:pPr>
+              <w:jc w:val="right"/>
+            </w:pPr>
+            <w:r/>
+            <w:r>
+              <w:rPr>
+                <w:rFonts w:ascii="Arial" w:hAnsi="Arial"/>
+                <w:sz w:val="16"/>
+              </w:rPr>
+              <w:t>0,43</w:t>
+            </w:r>
+          </w:p>
+        </w:tc>
+        <w:tc>
+          <w:tcPr>
+            <w:tcW w:type="dxa" w:w="1701"/>
+          </w:tcPr>
+          <w:p>
+            <w:pPr>
+              <w:jc w:val="right"/>
+            </w:pPr>
+            <w:r/>
+            <w:r>
+              <w:rPr>
+                <w:rFonts w:ascii="Arial" w:hAnsi="Arial"/>
+                <w:sz w:val="16"/>
+              </w:rPr>
+              <w:t>2026-09-18</w:t>
+            </w:r>
+          </w:p>
+        </w:tc>
+      </w:tr>
+      <w:tr>
+        <w:tc>
+          <w:tcPr>
+            <w:tcW w:type="dxa" w:w="2494"/>
+          </w:tcPr>
+          <w:p>
+            <w:r/>
+            <w:r>
+              <w:rPr>
+                <w:rFonts w:ascii="Arial" w:hAnsi="Arial"/>
+                <w:sz w:val="16"/>
+              </w:rPr>
+              <w:t>Переместить — мелочь пакетом</w:t>
+            </w:r>
+          </w:p>
+        </w:tc>
+        <w:tc>
+          <w:tcPr>
+            <w:tcW w:type="dxa" w:w="1474"/>
+          </w:tcPr>
+          <w:p>
+            <w:pPr>
+              <w:jc w:val="right"/>
+            </w:pPr>
+            <w:r/>
+            <w:r>
+              <w:rPr>
+                <w:rFonts w:ascii="Arial" w:hAnsi="Arial"/>
+                <w:sz w:val="16"/>
+              </w:rPr>
+              <w:t>1</w:t>
+            </w:r>
+          </w:p>
+        </w:tc>
+        <w:tc>
+          <w:tcPr>
+            <w:tcW w:type="dxa" w:w="1701"/>
+          </w:tcPr>
+          <w:p>
+            <w:pPr>
+              <w:jc w:val="right"/>
+            </w:pPr>
+            <w:r/>
+            <w:r>
+              <w:rPr>
+                <w:rFonts w:ascii="Arial" w:hAnsi="Arial"/>
+                <w:sz w:val="16"/>
+              </w:rPr>
+              <w:t>0,14</w:t>
+            </w:r>
+          </w:p>
+        </w:tc>
+        <w:tc>
+          <w:tcPr>
+            <w:tcW w:type="dxa" w:w="1701"/>
+          </w:tcPr>
+          <w:p>
+            <w:pPr>
+              <w:jc w:val="right"/>
+            </w:pPr>
+            <w:r/>
+            <w:r>
+              <w:rPr>
+                <w:rFonts w:ascii="Arial" w:hAnsi="Arial"/>
+                <w:sz w:val="16"/>
+              </w:rPr>
+              <w:t>2026-09-18</w:t>
+            </w:r>
+          </w:p>
+        </w:tc>
+      </w:tr>
+      <w:tr>
+        <w:tc>
+          <w:tcPr>
+            <w:tcW w:type="dxa" w:w="2494"/>
+          </w:tcPr>
+          <w:p>
+            <w:r/>
+            <w:r>
+              <w:rPr>
+                <w:rFonts w:ascii="Arial" w:hAnsi="Arial"/>
+                <w:sz w:val="16"/>
+              </w:rPr>
+              <w:t>Переместить — остальное</w:t>
+            </w:r>
+          </w:p>
+        </w:tc>
+        <w:tc>
+          <w:tcPr>
+            <w:tcW w:type="dxa" w:w="1474"/>
+          </w:tcPr>
+          <w:p>
+            <w:pPr>
+              <w:jc w:val="right"/>
+            </w:pPr>
+            <w:r/>
+            <w:r>
+              <w:rPr>
+                <w:rFonts w:ascii="Arial" w:hAnsi="Arial"/>
+                <w:sz w:val="16"/>
+              </w:rPr>
+              <w:t>1</w:t>
+            </w:r>
+          </w:p>
+        </w:tc>
+        <w:tc>
+          <w:tcPr>
+            <w:tcW w:type="dxa" w:w="1701"/>
+          </w:tcPr>
+          <w:p>
+            <w:pPr>
+              <w:jc w:val="right"/>
+            </w:pPr>
+            <w:r/>
+            <w:r>
+              <w:rPr>
+                <w:rFonts w:ascii="Arial" w:hAnsi="Arial"/>
+                <w:sz w:val="16"/>
+              </w:rPr>
+              <w:t>0,13</w:t>
+            </w:r>
+          </w:p>
+        </w:tc>
+        <w:tc>
+          <w:tcPr>
+            <w:tcW w:type="dxa" w:w="1701"/>
+          </w:tcPr>
+          <w:p>
+            <w:pPr>
+              <w:jc w:val="right"/>
+            </w:pPr>
+            <w:r/>
+            <w:r>
+              <w:rPr>
+                <w:rFonts w:ascii="Arial" w:hAnsi="Arial"/>
+                <w:sz w:val="16"/>
+              </w:rPr>
+              <w:t>2026-09-18</w:t>
+            </w:r>
+          </w:p>
+        </w:tc>
+      </w:tr>
+      <w:tr>
+        <w:tc>
+          <w:tcPr>
+            <w:tcW w:type="dxa" w:w="2494"/>
+          </w:tcPr>
+          <w:p>
+            <w:r/>
+            <w:r>
+              <w:rPr>
+                <w:rFonts w:ascii="Arial" w:hAnsi="Arial"/>
+                <w:sz w:val="16"/>
+              </w:rPr>
+              <w:t>Пересмотреть закупку</w:t>
+            </w:r>
+          </w:p>
+        </w:tc>
+        <w:tc>
+          <w:tcPr>
+            <w:tcW w:type="dxa" w:w="1474"/>
+          </w:tcPr>
+          <w:p>
+            <w:pPr>
+              <w:jc w:val="right"/>
+            </w:pPr>
+            <w:r/>
+            <w:r>
+              <w:rPr>
+                <w:rFonts w:ascii="Arial" w:hAnsi="Arial"/>
+                <w:sz w:val="16"/>
+              </w:rPr>
+              <w:t>41</w:t>
+            </w:r>
+          </w:p>
+        </w:tc>
+        <w:tc>
+          <w:tcPr>
+            <w:tcW w:type="dxa" w:w="1701"/>
+          </w:tcPr>
+          <w:p>
+            <w:pPr>
+              <w:jc w:val="right"/>
+            </w:pPr>
+            <w:r/>
+            <w:r>
+              <w:rPr>
+                <w:rFonts w:ascii="Arial" w:hAnsi="Arial"/>
+                <w:sz w:val="16"/>
+              </w:rPr>
+              <w:t>2,47</w:t>
+            </w:r>
+          </w:p>
+        </w:tc>
+        <w:tc>
+          <w:tcPr>
+            <w:tcW w:type="dxa" w:w="1701"/>
+          </w:tcPr>
+          <w:p>
+            <w:pPr>
+              <w:jc w:val="right"/>
+            </w:pPr>
+            <w:r/>
+            <w:r>
+              <w:rPr>
+                <w:rFonts w:ascii="Arial" w:hAnsi="Arial"/>
+                <w:sz w:val="16"/>
+              </w:rPr>
+              <w:t>2026-09-16</w:t>
+            </w:r>
+          </w:p>
+        </w:tc>
+      </w:tr>
+      <w:tr>
+        <w:tc>
+          <w:tcPr>
+            <w:tcW w:type="dxa" w:w="2494"/>
+          </w:tcPr>
+          <w:p>
+            <w:r/>
+            <w:r>
+              <w:rPr>
+                <w:rFonts w:ascii="Arial" w:hAnsi="Arial"/>
+                <w:sz w:val="16"/>
+              </w:rPr>
+              <w:t>Пересмотреть закупку — мелочь пакетом</w:t>
+            </w:r>
+          </w:p>
+        </w:tc>
+        <w:tc>
+          <w:tcPr>
+            <w:tcW w:type="dxa" w:w="1474"/>
+          </w:tcPr>
+          <w:p>
+            <w:pPr>
+              <w:jc w:val="right"/>
+            </w:pPr>
+            <w:r/>
+            <w:r>
+              <w:rPr>
+                <w:rFonts w:ascii="Arial" w:hAnsi="Arial"/>
+                <w:sz w:val="16"/>
+              </w:rPr>
+              <w:t>1</w:t>
+            </w:r>
+          </w:p>
+        </w:tc>
+        <w:tc>
+          <w:tcPr>
+            <w:tcW w:type="dxa" w:w="1701"/>
+          </w:tcPr>
+          <w:p>
+            <w:pPr>
+              <w:jc w:val="right"/>
+            </w:pPr>
+            <w:r/>
+            <w:r>
+              <w:rPr>
+                <w:rFonts w:ascii="Arial" w:hAnsi="Arial"/>
+                <w:sz w:val="16"/>
+              </w:rPr>
+              <w:t>0,69</w:t>
+            </w:r>
+          </w:p>
+        </w:tc>
+        <w:tc>
+          <w:tcPr>
+            <w:tcW w:type="dxa" w:w="1701"/>
+          </w:tcPr>
+          <w:p>
+            <w:pPr>
+              <w:jc w:val="right"/>
+            </w:pPr>
+            <w:r/>
+            <w:r>
+              <w:rPr>
+                <w:rFonts w:ascii="Arial" w:hAnsi="Arial"/>
+                <w:sz w:val="16"/>
+              </w:rPr>
+              <w:t>2026-09-16</w:t>
+            </w:r>
+          </w:p>
+        </w:tc>
+      </w:tr>
+      <w:tr>
+        <w:tc>
+          <w:tcPr>
+            <w:tcW w:type="dxa" w:w="2494"/>
+          </w:tcPr>
+          <w:p>
+            <w:r/>
+            <w:r>
+              <w:rPr>
+                <w:rFonts w:ascii="Arial" w:hAnsi="Arial"/>
+                <w:sz w:val="16"/>
+              </w:rPr>
               <w:t>Уценить</w:t>
             </w:r>
           </w:p>
@@ -25702,7 +26392,7 @@
                 <w:rFonts w:ascii="Arial" w:hAnsi="Arial"/>
                 <w:sz w:val="16"/>
               </w:rPr>
-              <w:t>474</w:t>
+              <w:t>164</w:t>
             </w:r>
           </w:p>
         </w:tc>
@@ -25720,7 +26410,149 @@
                 <w:rFonts w:ascii="Arial" w:hAnsi="Arial"/>
                 <w:sz w:val="16"/>
               </w:rPr>
-              <w:t>10,05</w:t>
+              <w:t>5,43</w:t>
+            </w:r>
+          </w:p>
+        </w:tc>
+        <w:tc>
+          <w:tcPr>
+            <w:tcW w:type="dxa" w:w="1701"/>
+          </w:tcPr>
+          <w:p>
+            <w:pPr>
+              <w:jc w:val="right"/>
+            </w:pPr>
+            <w:r/>
+            <w:r>
+              <w:rPr>
+                <w:rFonts w:ascii="Arial" w:hAnsi="Arial"/>
+                <w:sz w:val="16"/>
+              </w:rPr>
+              <w:t>2026-09-25</w:t>
+            </w:r>
+          </w:p>
+        </w:tc>
+      </w:tr>
+      <w:tr>
+        <w:tc>
+          <w:tcPr>
+            <w:tcW w:type="dxa" w:w="2494"/>
+          </w:tcPr>
+          <w:p>
+            <w:r/>
+            <w:r>
+              <w:rPr>
+                <w:rFonts w:ascii="Arial" w:hAnsi="Arial"/>
+                <w:sz w:val="16"/>
+              </w:rPr>
+              <w:t>Уценить — мелочь пакетом</w:t>
+            </w:r>
+          </w:p>
+        </w:tc>
+        <w:tc>
+          <w:tcPr>
+            <w:tcW w:type="dxa" w:w="1474"/>
+          </w:tcPr>
+          <w:p>
+            <w:pPr>
+              <w:jc w:val="right"/>
+            </w:pPr>
+            <w:r/>
+            <w:r>
+              <w:rPr>
+                <w:rFonts w:ascii="Arial" w:hAnsi="Arial"/>
+                <w:sz w:val="16"/>
+              </w:rPr>
+              <w:t>1</w:t>
+            </w:r>
+          </w:p>
+        </w:tc>
+        <w:tc>
+          <w:tcPr>
+            <w:tcW w:type="dxa" w:w="1701"/>
+          </w:tcPr>
+          <w:p>
+            <w:pPr>
+              <w:jc w:val="right"/>
+            </w:pPr>
+            <w:r/>
+            <w:r>
+              <w:rPr>
+                <w:rFonts w:ascii="Arial" w:hAnsi="Arial"/>
+                <w:sz w:val="16"/>
+              </w:rPr>
+              <w:t>0,08</w:t>
+            </w:r>
+          </w:p>
+        </w:tc>
+        <w:tc>
+          <w:tcPr>
+            <w:tcW w:type="dxa" w:w="1701"/>
+          </w:tcPr>
+          <w:p>
+            <w:pPr>
+              <w:jc w:val="right"/>
+            </w:pPr>
+            <w:r/>
+            <w:r>
+              <w:rPr>
+                <w:rFonts w:ascii="Arial" w:hAnsi="Arial"/>
+                <w:sz w:val="16"/>
+              </w:rPr>
+              <w:t>2026-09-25</w:t>
+            </w:r>
+          </w:p>
+        </w:tc>
+      </w:tr>
+      <w:tr>
+        <w:tc>
+          <w:tcPr>
+            <w:tcW w:type="dxa" w:w="2494"/>
+          </w:tcPr>
+          <w:p>
+            <w:r/>
+            <w:r>
+              <w:rPr>
+                <w:rFonts w:ascii="Arial" w:hAnsi="Arial"/>
+                <w:sz w:val="16"/>
+              </w:rPr>
+              <w:t>Уценить — остальное</w:t>
+            </w:r>
+          </w:p>
+        </w:tc>
+        <w:tc>
+          <w:tcPr>
+            <w:tcW w:type="dxa" w:w="1474"/>
+          </w:tcPr>
+          <w:p>
+            <w:pPr>
+              <w:jc w:val="right"/>
+            </w:pPr>
+            <w:r/>
+            <w:r>
+              <w:rPr>
+                <w:rFonts w:ascii="Arial" w:hAnsi="Arial"/>
+                <w:sz w:val="16"/>
+              </w:rPr>
+              <w:t>1</w:t>
+            </w:r>
+          </w:p>
+        </w:tc>
+        <w:tc>
+          <w:tcPr>
+            <w:tcW w:type="dxa" w:w="1701"/>
+          </w:tcPr>
+          <w:p>
+            <w:pPr>
+              <w:jc w:val="right"/>
+            </w:pPr>
+            <w:r/>
+            <w:r>
+              <w:rPr>
+                <w:rFonts w:ascii="Arial" w:hAnsi="Arial"/>
+                <w:sz w:val="16"/>
+              </w:rPr>
+              <w:t>1,38</w:t>
             </w:r>
           </w:p>
         </w:tc>
@@ -25883,7 +26715,7 @@
                 <w:rFonts w:ascii="Arial" w:hAnsi="Arial"/>
                 <w:sz w:val="16"/>
               </w:rPr>
-              <w:t>1,19</w:t>
+              <w:t>0,93</w:t>
             </w:r>
           </w:p>
         </w:tc>
@@ -25953,7 +26785,7 @@
                 <w:rFonts w:ascii="Arial" w:hAnsi="Arial"/>
                 <w:sz w:val="16"/>
               </w:rPr>
-              <w:t>2,29</w:t>
+              <w:t>2,03</w:t>
             </w:r>
           </w:p>
         </w:tc>
@@ -25988,7 +26820,7 @@
                 <w:rFonts w:ascii="Arial" w:hAnsi="Arial"/>
                 <w:sz w:val="16"/>
               </w:rPr>
-              <w:t>10,23</w:t>
+              <w:t>8,65</w:t>
             </w:r>
           </w:p>
         </w:tc>

--- a/3_ОТЧЁТЫ/2026-09-14/Аналитическая_записка_2026-09-14_данные_по_11.09.docx
+++ b/3_ОТЧЁТЫ/2026-09-14/Аналитическая_записка_2026-09-14_данные_по_11.09.docx
@@ -593,7 +593,7 @@
                 <w:rFonts w:ascii="Arial" w:hAnsi="Arial"/>
                 <w:sz w:val="18"/>
               </w:rPr>
-              <w:t>9,33 млн ₽</w:t>
+              <w:t>10,07 млн ₽</w:t>
             </w:r>
           </w:p>
         </w:tc>
@@ -611,7 +611,7 @@
                 <w:rFonts w:ascii="Arial" w:hAnsi="Arial"/>
                 <w:sz w:val="18"/>
               </w:rPr>
-              <w:t>плюс 3,26 млн ₽/год экономии на хранении</w:t>
+              <w:t>плюс 3,72 млн ₽/год экономии на хранении</w:t>
             </w:r>
           </w:p>
         </w:tc>
@@ -655,7 +655,7 @@
                 <w:color w:val="C00000"/>
                 <w:sz w:val="21"/>
               </w:rPr>
-              <w:t>Если не делать ничего, за квартал потеряем 2,03 млн ₽: 1,75 млн на содержании ненужного запаса и 0,28 млн упущенной прибыли на дефиците. При этом 8,65 млн ₽ остаются замороженными.</w:t>
+              <w:t>Если не делать ничего, за квартал потеряем 2,22 млн ₽: 1,94 млн на содержании ненужного запаса и 0,28 млн упущенной прибыли на дефиците. При этом 9,39 млн ₽ остаются замороженными.</w:t>
             </w:r>
           </w:p>
         </w:tc>
@@ -1438,7 +1438,7 @@
                 <w:rFonts w:ascii="Arial" w:hAnsi="Arial"/>
                 <w:sz w:val="17"/>
               </w:rPr>
-              <w:t>3,44</w:t>
+              <w:t>4,00</w:t>
             </w:r>
           </w:p>
         </w:tc>
@@ -1456,7 +1456,7 @@
                 <w:rFonts w:ascii="Arial" w:hAnsi="Arial"/>
                 <w:sz w:val="17"/>
               </w:rPr>
-              <w:t>1,86</w:t>
+              <w:t>2,22</w:t>
             </w:r>
           </w:p>
         </w:tc>
@@ -1509,7 +1509,7 @@
                 <w:rFonts w:ascii="Arial" w:hAnsi="Arial"/>
                 <w:sz w:val="17"/>
               </w:rPr>
-              <w:t>Пересмотр размера закупки</w:t>
+              <w:t>Вывод неликвида</w:t>
             </w:r>
           </w:p>
         </w:tc>
@@ -1527,7 +1527,7 @@
                 <w:rFonts w:ascii="Arial" w:hAnsi="Arial"/>
                 <w:sz w:val="17"/>
               </w:rPr>
-              <w:t>3,16</w:t>
+              <w:t>5,39</w:t>
             </w:r>
           </w:p>
         </w:tc>
@@ -1545,7 +1545,7 @@
                 <w:rFonts w:ascii="Arial" w:hAnsi="Arial"/>
                 <w:sz w:val="17"/>
               </w:rPr>
-              <w:t>1,05</w:t>
+              <w:t>1,51</w:t>
             </w:r>
           </w:p>
         </w:tc>
@@ -1581,7 +1581,7 @@
                 <w:rFonts w:ascii="Arial" w:hAnsi="Arial"/>
                 <w:sz w:val="17"/>
               </w:rPr>
-              <w:t>деньги уже потрачены, но повторную закупку можно не делать</w:t>
+              <w:t>часть можно вернуть поставщику, часть списать</w:t>
             </w:r>
           </w:p>
         </w:tc>
@@ -2313,7 +2313,7 @@
           <w:i w:val="0"/>
           <w:sz w:val="21"/>
         </w:rPr>
-        <w:t>Из 41,75 млн ₽ запаса 5,20 млн не продавались ни разу за период. Ещё 6,89 млн — медленный товар, содержание которого дороже приносимой им прибыли.</w:t>
+        <w:t>Из 41,75 млн ₽ запаса 5,39 млн не продавались ни разу за период. Ещё 8,00 млн — медленный товар, содержание которого дороже приносимой им прибыли.</w:t>
       </w:r>
     </w:p>
     <w:p>
@@ -2328,7 +2328,7 @@
           <w:i/>
           <w:sz w:val="19"/>
         </w:rPr>
-        <w:t>Отдельно выделены новинки: 150 позиций на 1,92 млн ₽ моложе 90 дней. Продаж по ним ещё нет, но это не неликвид — за ними надо наблюдать, а не выводить.</w:t>
+        <w:t>Отдельно выделены новинки: 129 позиций на 1,73 млн ₽ моложе 90 дней. Продаж по ним ещё нет, но это не неликвид — за ними надо наблюдать, а не выводить.</w:t>
       </w:r>
     </w:p>
     <w:p>
@@ -19587,7 +19587,7 @@
                 <w:rFonts w:ascii="Arial" w:hAnsi="Arial"/>
                 <w:sz w:val="16"/>
               </w:rPr>
-              <w:t>473</w:t>
+              <w:t>520</w:t>
             </w:r>
           </w:p>
         </w:tc>
@@ -19640,7 +19640,7 @@
                 <w:rFonts w:ascii="Arial" w:hAnsi="Arial"/>
                 <w:sz w:val="16"/>
               </w:rPr>
-              <w:t>45</w:t>
+              <w:t>36</w:t>
             </w:r>
           </w:p>
         </w:tc>
@@ -19658,7 +19658,7 @@
                 <w:rFonts w:ascii="Arial" w:hAnsi="Arial"/>
                 <w:sz w:val="16"/>
               </w:rPr>
-              <w:t>пересмотреть вручную, запас 0,97 млн ₽</w:t>
+              <w:t>пересмотреть вручную, запас 0,79 млн ₽</w:t>
             </w:r>
           </w:p>
         </w:tc>
@@ -19693,7 +19693,7 @@
                 <w:rFonts w:ascii="Arial" w:hAnsi="Arial"/>
                 <w:sz w:val="16"/>
               </w:rPr>
-              <w:t>873</w:t>
+              <w:t>835</w:t>
             </w:r>
           </w:p>
         </w:tc>
@@ -25066,7 +25066,7 @@
                 <w:rFonts w:ascii="Arial" w:hAnsi="Arial"/>
                 <w:sz w:val="17"/>
               </w:rPr>
-              <w:t>3,44</w:t>
+              <w:t>4,00</w:t>
             </w:r>
           </w:p>
         </w:tc>
@@ -25084,7 +25084,7 @@
                 <w:rFonts w:ascii="Arial" w:hAnsi="Arial"/>
                 <w:sz w:val="17"/>
               </w:rPr>
-              <w:t>1,86</w:t>
+              <w:t>2,22</w:t>
             </w:r>
           </w:p>
         </w:tc>
@@ -25155,7 +25155,7 @@
                 <w:rFonts w:ascii="Arial" w:hAnsi="Arial"/>
                 <w:sz w:val="17"/>
               </w:rPr>
-              <w:t>Пересмотр размера закупки</w:t>
+              <w:t>Вывод неликвида</w:t>
             </w:r>
           </w:p>
         </w:tc>
@@ -25173,7 +25173,7 @@
                 <w:rFonts w:ascii="Arial" w:hAnsi="Arial"/>
                 <w:sz w:val="17"/>
               </w:rPr>
-              <w:t>3,16</w:t>
+              <w:t>5,39</w:t>
             </w:r>
           </w:p>
         </w:tc>
@@ -25191,7 +25191,7 @@
                 <w:rFonts w:ascii="Arial" w:hAnsi="Arial"/>
                 <w:sz w:val="17"/>
               </w:rPr>
-              <w:t>1,05</w:t>
+              <w:t>1,51</w:t>
             </w:r>
           </w:p>
         </w:tc>
@@ -25262,7 +25262,7 @@
                 <w:rFonts w:ascii="Arial" w:hAnsi="Arial"/>
                 <w:sz w:val="17"/>
               </w:rPr>
-              <w:t>Вывод неликвида</w:t>
+              <w:t>Перемещение вместо закупки</w:t>
             </w:r>
           </w:p>
         </w:tc>
@@ -25280,7 +25280,7 @@
                 <w:rFonts w:ascii="Arial" w:hAnsi="Arial"/>
                 <w:sz w:val="17"/>
               </w:rPr>
-              <w:t>5,20</w:t>
+              <w:t>0,70</w:t>
             </w:r>
           </w:p>
         </w:tc>
@@ -25298,7 +25298,7 @@
                 <w:rFonts w:ascii="Arial" w:hAnsi="Arial"/>
                 <w:sz w:val="17"/>
               </w:rPr>
-              <w:t>1,40</w:t>
+              <w:t>0,24</w:t>
             </w:r>
           </w:p>
         </w:tc>
@@ -25316,7 +25316,7 @@
                 <w:rFonts w:ascii="Arial" w:hAnsi="Arial"/>
                 <w:sz w:val="17"/>
               </w:rPr>
-              <w:t>1 месяц</w:t>
+              <w:t>2 недели</w:t>
             </w:r>
           </w:p>
         </w:tc>
@@ -25334,7 +25334,7 @@
                 <w:rFonts w:ascii="Arial" w:hAnsi="Arial"/>
                 <w:sz w:val="17"/>
               </w:rPr>
-              <w:t>Категорийный менеджер</w:t>
+              <w:t>Логистика</w:t>
             </w:r>
           </w:p>
         </w:tc>
@@ -25369,7 +25369,7 @@
                 <w:rFonts w:ascii="Arial" w:hAnsi="Arial"/>
                 <w:sz w:val="17"/>
               </w:rPr>
-              <w:t>Перемещение вместо закупки</w:t>
+              <w:t>Пересмотр размера закупки</w:t>
             </w:r>
           </w:p>
         </w:tc>
@@ -25387,7 +25387,7 @@
                 <w:rFonts w:ascii="Arial" w:hAnsi="Arial"/>
                 <w:sz w:val="17"/>
               </w:rPr>
-              <w:t>0,70</w:t>
+              <w:t>2,05</w:t>
             </w:r>
           </w:p>
         </w:tc>
@@ -25405,7 +25405,7 @@
                 <w:rFonts w:ascii="Arial" w:hAnsi="Arial"/>
                 <w:sz w:val="17"/>
               </w:rPr>
-              <w:t>0,24</w:t>
+              <w:t>0,34</w:t>
             </w:r>
           </w:p>
         </w:tc>
@@ -25423,7 +25423,7 @@
                 <w:rFonts w:ascii="Arial" w:hAnsi="Arial"/>
                 <w:sz w:val="17"/>
               </w:rPr>
-              <w:t>2 недели</w:t>
+              <w:t>1 месяц</w:t>
             </w:r>
           </w:p>
         </w:tc>
@@ -25441,7 +25441,7 @@
                 <w:rFonts w:ascii="Arial" w:hAnsi="Arial"/>
                 <w:sz w:val="17"/>
               </w:rPr>
-              <w:t>Логистика</w:t>
+              <w:t>Категорийный менеджер</w:t>
             </w:r>
           </w:p>
         </w:tc>
@@ -25464,7 +25464,7 @@
           <w:i w:val="0"/>
           <w:sz w:val="21"/>
         </w:rPr>
-        <w:t>Поимённый план — лист «0.Задачи» в приложении: 309 строк на 17,40 млн ₽, с действием, сроком и ответственным по каждой позиции. Столбцы «Статус» и «Комментарий» оставлены пустыми для заполнения в работе.</w:t>
+        <w:t>Поимённый план — лист «0.Задачи» в приложении: 309 строк на 17,59 млн ₽, с действием, сроком и ответственным по каждой позиции. Столбцы «Статус» и «Комментарий» оставлены пустыми для заполнения в работе.</w:t>
       </w:r>
     </w:p>
     <w:p>
@@ -25629,7 +25629,7 @@
                 <w:rFonts w:ascii="Arial" w:hAnsi="Arial"/>
                 <w:sz w:val="16"/>
               </w:rPr>
-              <w:t>1,93</w:t>
+              <w:t>1,94</w:t>
             </w:r>
           </w:p>
         </w:tc>
@@ -25700,7 +25700,7 @@
                 <w:rFonts w:ascii="Arial" w:hAnsi="Arial"/>
                 <w:sz w:val="16"/>
               </w:rPr>
-              <w:t>0,18</w:t>
+              <w:t>0,19</w:t>
             </w:r>
           </w:p>
         </w:tc>
@@ -25771,7 +25771,7 @@
                 <w:rFonts w:ascii="Arial" w:hAnsi="Arial"/>
                 <w:sz w:val="16"/>
               </w:rPr>
-              <w:t>3,10</w:t>
+              <w:t>3,27</w:t>
             </w:r>
           </w:p>
         </w:tc>
@@ -26250,7 +26250,7 @@
                 <w:rFonts w:ascii="Arial" w:hAnsi="Arial"/>
                 <w:sz w:val="16"/>
               </w:rPr>
-              <w:t>41</w:t>
+              <w:t>23</w:t>
             </w:r>
           </w:p>
         </w:tc>
@@ -26268,7 +26268,7 @@
                 <w:rFonts w:ascii="Arial" w:hAnsi="Arial"/>
                 <w:sz w:val="16"/>
               </w:rPr>
-              <w:t>2,47</w:t>
+              <w:t>1,75</w:t>
             </w:r>
           </w:p>
         </w:tc>
@@ -26339,7 +26339,7 @@
                 <w:rFonts w:ascii="Arial" w:hAnsi="Arial"/>
                 <w:sz w:val="16"/>
               </w:rPr>
-              <w:t>0,69</w:t>
+              <w:t>0,30</w:t>
             </w:r>
           </w:p>
         </w:tc>
@@ -26392,7 +26392,7 @@
                 <w:rFonts w:ascii="Arial" w:hAnsi="Arial"/>
                 <w:sz w:val="16"/>
               </w:rPr>
-              <w:t>164</w:t>
+              <w:t>182</w:t>
             </w:r>
           </w:p>
         </w:tc>
@@ -26410,7 +26410,7 @@
                 <w:rFonts w:ascii="Arial" w:hAnsi="Arial"/>
                 <w:sz w:val="16"/>
               </w:rPr>
-              <w:t>5,43</w:t>
+              <w:t>6,17</w:t>
             </w:r>
           </w:p>
         </w:tc>
@@ -26552,7 +26552,7 @@
                 <w:rFonts w:ascii="Arial" w:hAnsi="Arial"/>
                 <w:sz w:val="16"/>
               </w:rPr>
-              <w:t>1,38</w:t>
+              <w:t>1,75</w:t>
             </w:r>
           </w:p>
         </w:tc>
@@ -26680,7 +26680,7 @@
                 <w:rFonts w:ascii="Arial" w:hAnsi="Arial"/>
                 <w:sz w:val="16"/>
               </w:rPr>
-              <w:t>0,82</w:t>
+              <w:t>0,84</w:t>
             </w:r>
           </w:p>
         </w:tc>
@@ -26715,7 +26715,7 @@
                 <w:rFonts w:ascii="Arial" w:hAnsi="Arial"/>
                 <w:sz w:val="16"/>
               </w:rPr>
-              <w:t>0,93</w:t>
+              <w:t>1,11</w:t>
             </w:r>
           </w:p>
         </w:tc>
@@ -26785,7 +26785,7 @@
                 <w:rFonts w:ascii="Arial" w:hAnsi="Arial"/>
                 <w:sz w:val="16"/>
               </w:rPr>
-              <w:t>2,03</w:t>
+              <w:t>2,22</w:t>
             </w:r>
           </w:p>
         </w:tc>
@@ -26820,7 +26820,7 @@
                 <w:rFonts w:ascii="Arial" w:hAnsi="Arial"/>
                 <w:sz w:val="16"/>
               </w:rPr>
-              <w:t>8,65</w:t>
+              <w:t>9,39</w:t>
             </w:r>
           </w:p>
         </w:tc>
@@ -27506,7 +27506,7 @@
           <w:i/>
           <w:sz w:val="16"/>
         </w:rPr>
-        <w:t>Методика: период 01.01–11.09.2026 (254 дней), годовое приведение ×1.437. GMROI = валовая прибыль за год / средний запас по себестоимости. Стоимость владения 56,6 % годовых. Дефицит считается только с месяца появления позиции в ассортименте. Из списка на вывод исключены позиции моложе 90 дней. Относительные метрики не рассчитываются при запасе менее 10 000 ₽. Детальные расчёты — в файле Excel, лист «_Оглавление» объясняет остальные.</w:t>
+        <w:t>Методика: период 01.01–11.09.2026 (254 дней), годовое приведение ×1.437. GMROI = валовая прибыль за год / средний запас по себестоимости. Стоимость владения 56,6 % годовых. Дефицит считается только с месяца появления позиции в ассортименте. Из списка на вывод исключены позиции моложе 90 дней. Возраст запаса — средневзвешенный по деньгам: позиция обычно состоит из нескольких партий разного возраста, и одна свежая коробка не должна омолаживать весь остаток. Относительные метрики не рассчитываются при запасе менее 10 000 ₽. Детальные расчёты — в файле Excel, лист «_Оглавление» объясняет остальные.</w:t>
       </w:r>
     </w:p>
     <w:sectPr>

--- a/3_ОТЧЁТЫ/2026-09-14/Аналитическая_записка_2026-09-14_данные_по_11.09.docx
+++ b/3_ОТЧЁТЫ/2026-09-14/Аналитическая_записка_2026-09-14_данные_по_11.09.docx
@@ -8967,7 +8967,7 @@
                 <w:rFonts w:ascii="Arial" w:hAnsi="Arial"/>
                 <w:sz w:val="16"/>
               </w:rPr>
-              <w:t>30,86</w:t>
+              <w:t>—</w:t>
             </w:r>
           </w:p>
         </w:tc>
@@ -9325,7 +9325,7 @@
                 <w:rFonts w:ascii="Arial" w:hAnsi="Arial"/>
                 <w:sz w:val="16"/>
               </w:rPr>
-              <w:t>44,66</w:t>
+              <w:t>—</w:t>
             </w:r>
           </w:p>
         </w:tc>
@@ -13140,7 +13140,7 @@
                 <w:rFonts w:ascii="Arial" w:hAnsi="Arial"/>
                 <w:sz w:val="16"/>
               </w:rPr>
-              <w:t>29,38</w:t>
+              <w:t>—</w:t>
             </w:r>
           </w:p>
         </w:tc>
@@ -14827,7 +14827,7 @@
                 <w:rFonts w:ascii="Arial" w:hAnsi="Arial"/>
                 <w:sz w:val="16"/>
               </w:rPr>
-              <w:t>13,96</w:t>
+              <w:t>—</w:t>
             </w:r>
           </w:p>
         </w:tc>
@@ -15006,7 +15006,7 @@
                 <w:rFonts w:ascii="Arial" w:hAnsi="Arial"/>
                 <w:sz w:val="16"/>
               </w:rPr>
-              <w:t>69,50</w:t>
+              <w:t>—</w:t>
             </w:r>
           </w:p>
         </w:tc>
@@ -15185,7 +15185,7 @@
                 <w:rFonts w:ascii="Arial" w:hAnsi="Arial"/>
                 <w:sz w:val="16"/>
               </w:rPr>
-              <w:t>3965,90</w:t>
+              <w:t>—</w:t>
             </w:r>
           </w:p>
         </w:tc>
@@ -15364,7 +15364,7 @@
                 <w:rFonts w:ascii="Arial" w:hAnsi="Arial"/>
                 <w:sz w:val="16"/>
               </w:rPr>
-              <w:t>11,47</w:t>
+              <w:t>—</w:t>
             </w:r>
           </w:p>
         </w:tc>
@@ -17032,7 +17032,7 @@
                 <w:rFonts w:ascii="Arial" w:hAnsi="Arial"/>
                 <w:sz w:val="16"/>
               </w:rPr>
-              <w:t>11,75</w:t>
+              <w:t>0,00</w:t>
             </w:r>
           </w:p>
         </w:tc>

--- a/3_ОТЧЁТЫ/2026-09-14/Аналитическая_записка_2026-09-14_данные_по_11.09.docx
+++ b/3_ОТЧЁТЫ/2026-09-14/Аналитическая_записка_2026-09-14_данные_по_11.09.docx
@@ -593,7 +593,7 @@
                 <w:rFonts w:ascii="Arial" w:hAnsi="Arial"/>
                 <w:sz w:val="18"/>
               </w:rPr>
-              <w:t>10,07 млн ₽</w:t>
+              <w:t>10,03 млн ₽</w:t>
             </w:r>
           </w:p>
         </w:tc>
@@ -19587,7 +19587,7 @@
                 <w:rFonts w:ascii="Arial" w:hAnsi="Arial"/>
                 <w:sz w:val="16"/>
               </w:rPr>
-              <w:t>520</w:t>
+              <w:t>513</w:t>
             </w:r>
           </w:p>
         </w:tc>
@@ -19640,7 +19640,7 @@
                 <w:rFonts w:ascii="Arial" w:hAnsi="Arial"/>
                 <w:sz w:val="16"/>
               </w:rPr>
-              <w:t>36</w:t>
+              <w:t>30</w:t>
             </w:r>
           </w:p>
         </w:tc>
@@ -19658,7 +19658,7 @@
                 <w:rFonts w:ascii="Arial" w:hAnsi="Arial"/>
                 <w:sz w:val="16"/>
               </w:rPr>
-              <w:t>пересмотреть вручную, запас 0,79 млн ₽</w:t>
+              <w:t>пересмотреть вручную, запас 0,70 млн ₽</w:t>
             </w:r>
           </w:p>
         </w:tc>
@@ -19693,7 +19693,7 @@
                 <w:rFonts w:ascii="Arial" w:hAnsi="Arial"/>
                 <w:sz w:val="16"/>
               </w:rPr>
-              <w:t>835</w:t>
+              <w:t>848</w:t>
             </w:r>
           </w:p>
         </w:tc>
@@ -25280,7 +25280,7 @@
                 <w:rFonts w:ascii="Arial" w:hAnsi="Arial"/>
                 <w:sz w:val="17"/>
               </w:rPr>
-              <w:t>0,70</w:t>
+              <w:t>0,65</w:t>
             </w:r>
           </w:p>
         </w:tc>
@@ -25298,7 +25298,7 @@
                 <w:rFonts w:ascii="Arial" w:hAnsi="Arial"/>
                 <w:sz w:val="17"/>
               </w:rPr>
-              <w:t>0,24</w:t>
+              <w:t>0,22</w:t>
             </w:r>
           </w:p>
         </w:tc>
@@ -25464,7 +25464,7 @@
           <w:i w:val="0"/>
           <w:sz w:val="21"/>
         </w:rPr>
-        <w:t>Поимённый план — лист «0.Задачи» в приложении: 309 строк на 17,59 млн ₽, с действием, сроком и ответственным по каждой позиции. Столбцы «Статус» и «Комментарий» оставлены пустыми для заполнения в работе.</w:t>
+        <w:t>Поимённый план — лист «0.Задачи» в приложении: 311 строк на 17,53 млн ₽, с действием, сроком и ответственным по каждой позиции. Столбцы «Статус» и «Комментарий» оставлены пустыми для заполнения в работе.</w:t>
       </w:r>
     </w:p>
     <w:p>
@@ -25611,7 +25611,7 @@
                 <w:rFonts w:ascii="Arial" w:hAnsi="Arial"/>
                 <w:sz w:val="16"/>
               </w:rPr>
-              <w:t>46</w:t>
+              <w:t>47</w:t>
             </w:r>
           </w:p>
         </w:tc>
@@ -25629,7 +25629,7 @@
                 <w:rFonts w:ascii="Arial" w:hAnsi="Arial"/>
                 <w:sz w:val="16"/>
               </w:rPr>
-              <w:t>1,94</w:t>
+              <w:t>1,96</w:t>
             </w:r>
           </w:p>
         </w:tc>
@@ -25771,7 +25771,7 @@
                 <w:rFonts w:ascii="Arial" w:hAnsi="Arial"/>
                 <w:sz w:val="16"/>
               </w:rPr>
-              <w:t>3,27</w:t>
+              <w:t>3,25</w:t>
             </w:r>
           </w:p>
         </w:tc>
@@ -25824,7 +25824,7 @@
                 <w:rFonts w:ascii="Arial" w:hAnsi="Arial"/>
                 <w:sz w:val="16"/>
               </w:rPr>
-              <w:t>30</w:t>
+              <w:t>26</w:t>
             </w:r>
           </w:p>
         </w:tc>
@@ -25842,7 +25842,7 @@
                 <w:rFonts w:ascii="Arial" w:hAnsi="Arial"/>
                 <w:sz w:val="16"/>
               </w:rPr>
-              <w:t>1,17</w:t>
+              <w:t>0,97</w:t>
             </w:r>
           </w:p>
         </w:tc>
@@ -25913,7 +25913,7 @@
                 <w:rFonts w:ascii="Arial" w:hAnsi="Arial"/>
                 <w:sz w:val="16"/>
               </w:rPr>
-              <w:t>0,07</w:t>
+              <w:t>0,06</w:t>
             </w:r>
           </w:p>
         </w:tc>
@@ -25984,7 +25984,7 @@
                 <w:rFonts w:ascii="Arial" w:hAnsi="Arial"/>
                 <w:sz w:val="16"/>
               </w:rPr>
-              <w:t>0,21</w:t>
+              <w:t>0,17</w:t>
             </w:r>
           </w:p>
         </w:tc>
@@ -26126,7 +26126,7 @@
                 <w:rFonts w:ascii="Arial" w:hAnsi="Arial"/>
                 <w:sz w:val="16"/>
               </w:rPr>
-              <w:t>0,14</w:t>
+              <w:t>0,09</w:t>
             </w:r>
           </w:p>
         </w:tc>
@@ -26197,7 +26197,7 @@
                 <w:rFonts w:ascii="Arial" w:hAnsi="Arial"/>
                 <w:sz w:val="16"/>
               </w:rPr>
-              <w:t>0,13</w:t>
+              <w:t>0,12</w:t>
             </w:r>
           </w:p>
         </w:tc>
@@ -26358,6 +26358,219 @@
                 <w:sz w:val="16"/>
               </w:rPr>
               <w:t>2026-09-16</w:t>
+            </w:r>
+          </w:p>
+        </w:tc>
+      </w:tr>
+      <w:tr>
+        <w:tc>
+          <w:tcPr>
+            <w:tcW w:type="dxa" w:w="2494"/>
+          </w:tcPr>
+          <w:p>
+            <w:r/>
+            <w:r>
+              <w:rPr>
+                <w:rFonts w:ascii="Arial" w:hAnsi="Arial"/>
+                <w:sz w:val="16"/>
+              </w:rPr>
+              <w:t>Рассмотреть ввод в матрицу</w:t>
+            </w:r>
+          </w:p>
+        </w:tc>
+        <w:tc>
+          <w:tcPr>
+            <w:tcW w:type="dxa" w:w="1474"/>
+          </w:tcPr>
+          <w:p>
+            <w:pPr>
+              <w:jc w:val="right"/>
+            </w:pPr>
+            <w:r/>
+            <w:r>
+              <w:rPr>
+                <w:rFonts w:ascii="Arial" w:hAnsi="Arial"/>
+                <w:sz w:val="16"/>
+              </w:rPr>
+              <w:t>3</w:t>
+            </w:r>
+          </w:p>
+        </w:tc>
+        <w:tc>
+          <w:tcPr>
+            <w:tcW w:type="dxa" w:w="1701"/>
+          </w:tcPr>
+          <w:p>
+            <w:pPr>
+              <w:jc w:val="right"/>
+            </w:pPr>
+            <w:r/>
+            <w:r>
+              <w:rPr>
+                <w:rFonts w:ascii="Arial" w:hAnsi="Arial"/>
+                <w:sz w:val="16"/>
+              </w:rPr>
+              <w:t>0,19</w:t>
+            </w:r>
+          </w:p>
+        </w:tc>
+        <w:tc>
+          <w:tcPr>
+            <w:tcW w:type="dxa" w:w="1701"/>
+          </w:tcPr>
+          <w:p>
+            <w:pPr>
+              <w:jc w:val="right"/>
+            </w:pPr>
+            <w:r/>
+            <w:r>
+              <w:rPr>
+                <w:rFonts w:ascii="Arial" w:hAnsi="Arial"/>
+                <w:sz w:val="16"/>
+              </w:rPr>
+              <w:t>2026-10-11</w:t>
+            </w:r>
+          </w:p>
+        </w:tc>
+      </w:tr>
+      <w:tr>
+        <w:tc>
+          <w:tcPr>
+            <w:tcW w:type="dxa" w:w="2494"/>
+          </w:tcPr>
+          <w:p>
+            <w:r/>
+            <w:r>
+              <w:rPr>
+                <w:rFonts w:ascii="Arial" w:hAnsi="Arial"/>
+                <w:sz w:val="16"/>
+              </w:rPr>
+              <w:t>Рассмотреть ввод в матрицу — мелочь пакетом</w:t>
+            </w:r>
+          </w:p>
+        </w:tc>
+        <w:tc>
+          <w:tcPr>
+            <w:tcW w:type="dxa" w:w="1474"/>
+          </w:tcPr>
+          <w:p>
+            <w:pPr>
+              <w:jc w:val="right"/>
+            </w:pPr>
+            <w:r/>
+            <w:r>
+              <w:rPr>
+                <w:rFonts w:ascii="Arial" w:hAnsi="Arial"/>
+                <w:sz w:val="16"/>
+              </w:rPr>
+              <w:t>1</w:t>
+            </w:r>
+          </w:p>
+        </w:tc>
+        <w:tc>
+          <w:tcPr>
+            <w:tcW w:type="dxa" w:w="1701"/>
+          </w:tcPr>
+          <w:p>
+            <w:pPr>
+              <w:jc w:val="right"/>
+            </w:pPr>
+            <w:r/>
+            <w:r>
+              <w:rPr>
+                <w:rFonts w:ascii="Arial" w:hAnsi="Arial"/>
+                <w:sz w:val="16"/>
+              </w:rPr>
+              <w:t>0,01</w:t>
+            </w:r>
+          </w:p>
+        </w:tc>
+        <w:tc>
+          <w:tcPr>
+            <w:tcW w:type="dxa" w:w="1701"/>
+          </w:tcPr>
+          <w:p>
+            <w:pPr>
+              <w:jc w:val="right"/>
+            </w:pPr>
+            <w:r/>
+            <w:r>
+              <w:rPr>
+                <w:rFonts w:ascii="Arial" w:hAnsi="Arial"/>
+                <w:sz w:val="16"/>
+              </w:rPr>
+              <w:t>2026-10-11</w:t>
+            </w:r>
+          </w:p>
+        </w:tc>
+      </w:tr>
+      <w:tr>
+        <w:tc>
+          <w:tcPr>
+            <w:tcW w:type="dxa" w:w="2494"/>
+          </w:tcPr>
+          <w:p>
+            <w:r/>
+            <w:r>
+              <w:rPr>
+                <w:rFonts w:ascii="Arial" w:hAnsi="Arial"/>
+                <w:sz w:val="16"/>
+              </w:rPr>
+              <w:t>Рассмотреть ввод в матрицу — остальное</w:t>
+            </w:r>
+          </w:p>
+        </w:tc>
+        <w:tc>
+          <w:tcPr>
+            <w:tcW w:type="dxa" w:w="1474"/>
+          </w:tcPr>
+          <w:p>
+            <w:pPr>
+              <w:jc w:val="right"/>
+            </w:pPr>
+            <w:r/>
+            <w:r>
+              <w:rPr>
+                <w:rFonts w:ascii="Arial" w:hAnsi="Arial"/>
+                <w:sz w:val="16"/>
+              </w:rPr>
+              <w:t>1</w:t>
+            </w:r>
+          </w:p>
+        </w:tc>
+        <w:tc>
+          <w:tcPr>
+            <w:tcW w:type="dxa" w:w="1701"/>
+          </w:tcPr>
+          <w:p>
+            <w:pPr>
+              <w:jc w:val="right"/>
+            </w:pPr>
+            <w:r/>
+            <w:r>
+              <w:rPr>
+                <w:rFonts w:ascii="Arial" w:hAnsi="Arial"/>
+                <w:sz w:val="16"/>
+              </w:rPr>
+              <w:t>0,04</w:t>
+            </w:r>
+          </w:p>
+        </w:tc>
+        <w:tc>
+          <w:tcPr>
+            <w:tcW w:type="dxa" w:w="1701"/>
+          </w:tcPr>
+          <w:p>
+            <w:pPr>
+              <w:jc w:val="right"/>
+            </w:pPr>
+            <w:r/>
+            <w:r>
+              <w:rPr>
+                <w:rFonts w:ascii="Arial" w:hAnsi="Arial"/>
+                <w:sz w:val="16"/>
+              </w:rPr>
+              <w:t>2026-10-11</w:t>
             </w:r>
           </w:p>
         </w:tc>

--- a/3_ОТЧЁТЫ/2026-09-14/Аналитическая_записка_2026-09-14_данные_по_11.09.docx
+++ b/3_ОТЧЁТЫ/2026-09-14/Аналитическая_записка_2026-09-14_данные_по_11.09.docx
@@ -21762,7 +21762,7 @@
                 <w:rFonts w:ascii="Arial" w:hAnsi="Arial"/>
                 <w:sz w:val="16"/>
               </w:rPr>
-              <w:t>0,82</w:t>
+              <w:t>0,88</w:t>
             </w:r>
           </w:p>
         </w:tc>
@@ -21905,7 +21905,7 @@
                 <w:rFonts w:ascii="Arial" w:hAnsi="Arial"/>
                 <w:sz w:val="16"/>
               </w:rPr>
-              <w:t>1,34</w:t>
+              <w:t>1,62</w:t>
             </w:r>
           </w:p>
         </w:tc>
@@ -22048,7 +22048,7 @@
                 <w:rFonts w:ascii="Arial" w:hAnsi="Arial"/>
                 <w:sz w:val="16"/>
               </w:rPr>
-              <w:t>0,59</w:t>
+              <w:t>0,57</w:t>
             </w:r>
           </w:p>
         </w:tc>
@@ -22083,7 +22083,7 @@
                 <w:rFonts w:ascii="Arial" w:hAnsi="Arial"/>
                 <w:sz w:val="16"/>
               </w:rPr>
-              <w:t>Юсистем</w:t>
+              <w:t>ЮНАЙТЕД ТЕРМО РУС, ООО</w:t>
             </w:r>
           </w:p>
         </w:tc>
@@ -22101,7 +22101,7 @@
                 <w:rFonts w:ascii="Arial" w:hAnsi="Arial"/>
                 <w:sz w:val="16"/>
               </w:rPr>
-              <w:t>108</w:t>
+              <w:t>150</w:t>
             </w:r>
           </w:p>
         </w:tc>
@@ -22119,7 +22119,7 @@
                 <w:rFonts w:ascii="Arial" w:hAnsi="Arial"/>
                 <w:sz w:val="16"/>
               </w:rPr>
-              <w:t>22</w:t>
+              <w:t>18</w:t>
             </w:r>
           </w:p>
         </w:tc>
@@ -22137,7 +22137,7 @@
                 <w:rFonts w:ascii="Arial" w:hAnsi="Arial"/>
                 <w:sz w:val="16"/>
               </w:rPr>
-              <w:t>4,46</w:t>
+              <w:t>3,75</w:t>
             </w:r>
           </w:p>
         </w:tc>
@@ -22155,7 +22155,7 @@
                 <w:rFonts w:ascii="Arial" w:hAnsi="Arial"/>
                 <w:sz w:val="16"/>
               </w:rPr>
-              <w:t>42,0 %</w:t>
+              <w:t>22,7 %</w:t>
             </w:r>
           </w:p>
         </w:tc>
@@ -22173,7 +22173,7 @@
                 <w:rFonts w:ascii="Arial" w:hAnsi="Arial"/>
                 <w:sz w:val="16"/>
               </w:rPr>
-              <w:t>2,30</w:t>
+              <w:t>1,65</w:t>
             </w:r>
           </w:p>
         </w:tc>
@@ -22191,7 +22191,7 @@
                 <w:rFonts w:ascii="Arial" w:hAnsi="Arial"/>
                 <w:sz w:val="16"/>
               </w:rPr>
-              <w:t>1,17</w:t>
+              <w:t>0,74</w:t>
             </w:r>
           </w:p>
         </w:tc>
@@ -22209,7 +22209,7 @@
                 <w:rFonts w:ascii="Arial" w:hAnsi="Arial"/>
                 <w:sz w:val="16"/>
               </w:rPr>
-              <w:t>2,06</w:t>
+              <w:t>0,49</w:t>
             </w:r>
           </w:p>
         </w:tc>
@@ -22226,7 +22226,7 @@
                 <w:rFonts w:ascii="Arial" w:hAnsi="Arial"/>
                 <w:sz w:val="16"/>
               </w:rPr>
-              <w:t>УЗПК, ООО</w:t>
+              <w:t>ХЕМКОР, АО</w:t>
             </w:r>
           </w:p>
         </w:tc>
@@ -22244,7 +22244,7 @@
                 <w:rFonts w:ascii="Arial" w:hAnsi="Arial"/>
                 <w:sz w:val="16"/>
               </w:rPr>
-              <w:t>24</w:t>
+              <w:t>37</w:t>
             </w:r>
           </w:p>
         </w:tc>
@@ -22262,7 +22262,7 @@
                 <w:rFonts w:ascii="Arial" w:hAnsi="Arial"/>
                 <w:sz w:val="16"/>
               </w:rPr>
-              <w:t>1</w:t>
+              <w:t>4</w:t>
             </w:r>
           </w:p>
         </w:tc>
@@ -22280,7 +22280,7 @@
                 <w:rFonts w:ascii="Arial" w:hAnsi="Arial"/>
                 <w:sz w:val="16"/>
               </w:rPr>
-              <w:t>6,15</w:t>
+              <w:t>5,00</w:t>
             </w:r>
           </w:p>
         </w:tc>
@@ -22298,7 +22298,7 @@
                 <w:rFonts w:ascii="Arial" w:hAnsi="Arial"/>
                 <w:sz w:val="16"/>
               </w:rPr>
-              <w:t>20,7 %</w:t>
+              <w:t>22,7 %</w:t>
             </w:r>
           </w:p>
         </w:tc>
@@ -22316,7 +22316,7 @@
                 <w:rFonts w:ascii="Arial" w:hAnsi="Arial"/>
                 <w:sz w:val="16"/>
               </w:rPr>
-              <w:t>1,74</w:t>
+              <w:t>1,22</w:t>
             </w:r>
           </w:p>
         </w:tc>
@@ -22334,7 +22334,7 @@
                 <w:rFonts w:ascii="Arial" w:hAnsi="Arial"/>
                 <w:sz w:val="16"/>
               </w:rPr>
-              <w:t>1,05</w:t>
+              <w:t>1,23</w:t>
             </w:r>
           </w:p>
         </w:tc>
@@ -22352,7 +22352,7 @@
                 <w:rFonts w:ascii="Arial" w:hAnsi="Arial"/>
                 <w:sz w:val="16"/>
               </w:rPr>
-              <w:t>1,20</w:t>
+              <w:t>0,90</w:t>
             </w:r>
           </w:p>
         </w:tc>
@@ -22369,7 +22369,7 @@
                 <w:rFonts w:ascii="Arial" w:hAnsi="Arial"/>
                 <w:sz w:val="16"/>
               </w:rPr>
-              <w:t>ЮНАЙТЕД ТЕРМО РУС, ООО</w:t>
+              <w:t>Юсистем</w:t>
             </w:r>
           </w:p>
         </w:tc>
@@ -22387,7 +22387,7 @@
                 <w:rFonts w:ascii="Arial" w:hAnsi="Arial"/>
                 <w:sz w:val="16"/>
               </w:rPr>
-              <w:t>150</w:t>
+              <w:t>108</w:t>
             </w:r>
           </w:p>
         </w:tc>
@@ -22405,7 +22405,7 @@
                 <w:rFonts w:ascii="Arial" w:hAnsi="Arial"/>
                 <w:sz w:val="16"/>
               </w:rPr>
-              <w:t>18</w:t>
+              <w:t>22</w:t>
             </w:r>
           </w:p>
         </w:tc>
@@ -22423,7 +22423,7 @@
                 <w:rFonts w:ascii="Arial" w:hAnsi="Arial"/>
                 <w:sz w:val="16"/>
               </w:rPr>
-              <w:t>3,75</w:t>
+              <w:t>4,46</w:t>
             </w:r>
           </w:p>
         </w:tc>
@@ -22441,7 +22441,7 @@
                 <w:rFonts w:ascii="Arial" w:hAnsi="Arial"/>
                 <w:sz w:val="16"/>
               </w:rPr>
-              <w:t>22,7 %</w:t>
+              <w:t>42,0 %</w:t>
             </w:r>
           </w:p>
         </w:tc>
@@ -22459,7 +22459,7 @@
                 <w:rFonts w:ascii="Arial" w:hAnsi="Arial"/>
                 <w:sz w:val="16"/>
               </w:rPr>
-              <w:t>1,65</w:t>
+              <w:t>2,30</w:t>
             </w:r>
           </w:p>
         </w:tc>
@@ -22477,7 +22477,7 @@
                 <w:rFonts w:ascii="Arial" w:hAnsi="Arial"/>
                 <w:sz w:val="16"/>
               </w:rPr>
-              <w:t>0,74</w:t>
+              <w:t>2,18</w:t>
             </w:r>
           </w:p>
         </w:tc>
@@ -22495,7 +22495,7 @@
                 <w:rFonts w:ascii="Arial" w:hAnsi="Arial"/>
                 <w:sz w:val="16"/>
               </w:rPr>
-              <w:t>0,49</w:t>
+              <w:t>2,06</w:t>
             </w:r>
           </w:p>
         </w:tc>
@@ -22512,7 +22512,7 @@
                 <w:rFonts w:ascii="Arial" w:hAnsi="Arial"/>
                 <w:sz w:val="16"/>
               </w:rPr>
-              <w:t>РОКНИ, ООО</w:t>
+              <w:t>УЗПК, ООО</w:t>
             </w:r>
           </w:p>
         </w:tc>
@@ -22530,7 +22530,7 @@
                 <w:rFonts w:ascii="Arial" w:hAnsi="Arial"/>
                 <w:sz w:val="16"/>
               </w:rPr>
-              <w:t>130</w:t>
+              <w:t>24</w:t>
             </w:r>
           </w:p>
         </w:tc>
@@ -22548,7 +22548,7 @@
                 <w:rFonts w:ascii="Arial" w:hAnsi="Arial"/>
                 <w:sz w:val="16"/>
               </w:rPr>
-              <w:t>10</w:t>
+              <w:t>1</w:t>
             </w:r>
           </w:p>
         </w:tc>
@@ -22566,7 +22566,7 @@
                 <w:rFonts w:ascii="Arial" w:hAnsi="Arial"/>
                 <w:sz w:val="16"/>
               </w:rPr>
-              <w:t>3,07</w:t>
+              <w:t>6,15</w:t>
             </w:r>
           </w:p>
         </w:tc>
@@ -22584,7 +22584,7 @@
                 <w:rFonts w:ascii="Arial" w:hAnsi="Arial"/>
                 <w:sz w:val="16"/>
               </w:rPr>
-              <w:t>48,9 %</w:t>
+              <w:t>20,7 %</w:t>
             </w:r>
           </w:p>
         </w:tc>
@@ -22602,7 +22602,7 @@
                 <w:rFonts w:ascii="Arial" w:hAnsi="Arial"/>
                 <w:sz w:val="16"/>
               </w:rPr>
-              <w:t>1,27</w:t>
+              <w:t>1,74</w:t>
             </w:r>
           </w:p>
         </w:tc>
@@ -22620,7 +22620,7 @@
                 <w:rFonts w:ascii="Arial" w:hAnsi="Arial"/>
                 <w:sz w:val="16"/>
               </w:rPr>
-              <w:t>1,69</w:t>
+              <w:t>1,62</w:t>
             </w:r>
           </w:p>
         </w:tc>
@@ -22638,7 +22638,7 @@
                 <w:rFonts w:ascii="Arial" w:hAnsi="Arial"/>
                 <w:sz w:val="16"/>
               </w:rPr>
-              <w:t>1,76</w:t>
+              <w:t>1,20</w:t>
             </w:r>
           </w:p>
         </w:tc>
@@ -22655,7 +22655,7 @@
                 <w:rFonts w:ascii="Arial" w:hAnsi="Arial"/>
                 <w:sz w:val="16"/>
               </w:rPr>
-              <w:t>ТД Импульс</w:t>
+              <w:t>РОКНИ, ООО</w:t>
             </w:r>
           </w:p>
         </w:tc>
@@ -22673,7 +22673,7 @@
                 <w:rFonts w:ascii="Arial" w:hAnsi="Arial"/>
                 <w:sz w:val="16"/>
               </w:rPr>
-              <w:t>67</w:t>
+              <w:t>130</w:t>
             </w:r>
           </w:p>
         </w:tc>
@@ -22691,7 +22691,7 @@
                 <w:rFonts w:ascii="Arial" w:hAnsi="Arial"/>
                 <w:sz w:val="16"/>
               </w:rPr>
-              <w:t>5</w:t>
+              <w:t>10</w:t>
             </w:r>
           </w:p>
         </w:tc>
@@ -22709,7 +22709,7 @@
                 <w:rFonts w:ascii="Arial" w:hAnsi="Arial"/>
                 <w:sz w:val="16"/>
               </w:rPr>
-              <w:t>2,42</w:t>
+              <w:t>3,07</w:t>
             </w:r>
           </w:p>
         </w:tc>
@@ -22727,7 +22727,7 @@
                 <w:rFonts w:ascii="Arial" w:hAnsi="Arial"/>
                 <w:sz w:val="16"/>
               </w:rPr>
-              <w:t>27,5 %</w:t>
+              <w:t>48,9 %</w:t>
             </w:r>
           </w:p>
         </w:tc>
@@ -22745,7 +22745,7 @@
                 <w:rFonts w:ascii="Arial" w:hAnsi="Arial"/>
                 <w:sz w:val="16"/>
               </w:rPr>
-              <w:t>1,26</w:t>
+              <w:t>1,27</w:t>
             </w:r>
           </w:p>
         </w:tc>
@@ -22763,7 +22763,7 @@
                 <w:rFonts w:ascii="Arial" w:hAnsi="Arial"/>
                 <w:sz w:val="16"/>
               </w:rPr>
-              <w:t>0,76</w:t>
+              <w:t>1,99</w:t>
             </w:r>
           </w:p>
         </w:tc>
@@ -22781,7 +22781,7 @@
                 <w:rFonts w:ascii="Arial" w:hAnsi="Arial"/>
                 <w:sz w:val="16"/>
               </w:rPr>
-              <w:t>0,59</w:t>
+              <w:t>1,76</w:t>
             </w:r>
           </w:p>
         </w:tc>
@@ -22798,7 +22798,7 @@
                 <w:rFonts w:ascii="Arial" w:hAnsi="Arial"/>
                 <w:sz w:val="16"/>
               </w:rPr>
-              <w:t>ХЕМКОР, АО</w:t>
+              <w:t>ТД Импульс</w:t>
             </w:r>
           </w:p>
         </w:tc>
@@ -22816,7 +22816,7 @@
                 <w:rFonts w:ascii="Arial" w:hAnsi="Arial"/>
                 <w:sz w:val="16"/>
               </w:rPr>
-              <w:t>37</w:t>
+              <w:t>67</w:t>
             </w:r>
           </w:p>
         </w:tc>
@@ -22834,7 +22834,7 @@
                 <w:rFonts w:ascii="Arial" w:hAnsi="Arial"/>
                 <w:sz w:val="16"/>
               </w:rPr>
-              <w:t>4</w:t>
+              <w:t>5</w:t>
             </w:r>
           </w:p>
         </w:tc>
@@ -22852,7 +22852,7 @@
                 <w:rFonts w:ascii="Arial" w:hAnsi="Arial"/>
                 <w:sz w:val="16"/>
               </w:rPr>
-              <w:t>5,00</w:t>
+              <w:t>2,42</w:t>
             </w:r>
           </w:p>
         </w:tc>
@@ -22870,7 +22870,7 @@
                 <w:rFonts w:ascii="Arial" w:hAnsi="Arial"/>
                 <w:sz w:val="16"/>
               </w:rPr>
-              <w:t>22,7 %</w:t>
+              <w:t>27,5 %</w:t>
             </w:r>
           </w:p>
         </w:tc>
@@ -22888,7 +22888,7 @@
                 <w:rFonts w:ascii="Arial" w:hAnsi="Arial"/>
                 <w:sz w:val="16"/>
               </w:rPr>
-              <w:t>1,22</w:t>
+              <w:t>1,26</w:t>
             </w:r>
           </w:p>
         </w:tc>
@@ -22906,7 +22906,7 @@
                 <w:rFonts w:ascii="Arial" w:hAnsi="Arial"/>
                 <w:sz w:val="16"/>
               </w:rPr>
-              <w:t>1,34</w:t>
+              <w:t>1,33</w:t>
             </w:r>
           </w:p>
         </w:tc>
@@ -22924,7 +22924,7 @@
                 <w:rFonts w:ascii="Arial" w:hAnsi="Arial"/>
                 <w:sz w:val="16"/>
               </w:rPr>
-              <w:t>0,90</w:t>
+              <w:t>0,59</w:t>
             </w:r>
           </w:p>
         </w:tc>
@@ -22941,7 +22941,7 @@
                 <w:rFonts w:ascii="Arial" w:hAnsi="Arial"/>
                 <w:sz w:val="16"/>
               </w:rPr>
-              <w:t>Сармат, ООО</w:t>
+              <w:t>БАШПОЛИМЕР ООО</w:t>
             </w:r>
           </w:p>
         </w:tc>
@@ -22959,30 +22959,30 @@
                 <w:rFonts w:ascii="Arial" w:hAnsi="Arial"/>
                 <w:sz w:val="16"/>
               </w:rPr>
+              <w:t>21</w:t>
+            </w:r>
+          </w:p>
+        </w:tc>
+        <w:tc>
+          <w:tcPr>
+            <w:tcW w:type="dxa" w:w="1077"/>
+          </w:tcPr>
+          <w:p>
+            <w:pPr>
+              <w:jc w:val="right"/>
+            </w:pPr>
+            <w:r/>
+            <w:r>
+              <w:rPr>
+                <w:rFonts w:ascii="Arial" w:hAnsi="Arial"/>
+                <w:sz w:val="16"/>
+              </w:rPr>
               <w:t>3</w:t>
             </w:r>
           </w:p>
         </w:tc>
         <w:tc>
           <w:tcPr>
-            <w:tcW w:type="dxa" w:w="1077"/>
-          </w:tcPr>
-          <w:p>
-            <w:pPr>
-              <w:jc w:val="right"/>
-            </w:pPr>
-            <w:r/>
-            <w:r>
-              <w:rPr>
-                <w:rFonts w:ascii="Arial" w:hAnsi="Arial"/>
-                <w:sz w:val="16"/>
-              </w:rPr>
-              <w:t>1</w:t>
-            </w:r>
-          </w:p>
-        </w:tc>
-        <w:tc>
-          <w:tcPr>
             <w:tcW w:type="dxa" w:w="1134"/>
           </w:tcPr>
           <w:p>
@@ -22995,7 +22995,7 @@
                 <w:rFonts w:ascii="Arial" w:hAnsi="Arial"/>
                 <w:sz w:val="16"/>
               </w:rPr>
-              <w:t>1,32</w:t>
+              <w:t>2,25</w:t>
             </w:r>
           </w:p>
         </w:tc>
@@ -23013,7 +23013,7 @@
                 <w:rFonts w:ascii="Arial" w:hAnsi="Arial"/>
                 <w:sz w:val="16"/>
               </w:rPr>
-              <w:t>20,1 %</w:t>
+              <w:t>25,7 %</w:t>
             </w:r>
           </w:p>
         </w:tc>
@@ -23031,7 +23031,7 @@
                 <w:rFonts w:ascii="Arial" w:hAnsi="Arial"/>
                 <w:sz w:val="16"/>
               </w:rPr>
-              <w:t>0,72</w:t>
+              <w:t>0,50</w:t>
             </w:r>
           </w:p>
         </w:tc>
@@ -23049,7 +23049,7 @@
                 <w:rFonts w:ascii="Arial" w:hAnsi="Arial"/>
                 <w:sz w:val="16"/>
               </w:rPr>
-              <w:t>0,53</w:t>
+              <w:t>1,79</w:t>
             </w:r>
           </w:p>
         </w:tc>
@@ -23067,7 +23067,7 @@
                 <w:rFonts w:ascii="Arial" w:hAnsi="Arial"/>
                 <w:sz w:val="16"/>
               </w:rPr>
-              <w:t>0,12</w:t>
+              <w:t>0,57</w:t>
             </w:r>
           </w:p>
         </w:tc>
@@ -23084,7 +23084,7 @@
                 <w:rFonts w:ascii="Arial" w:hAnsi="Arial"/>
                 <w:sz w:val="16"/>
               </w:rPr>
-              <w:t>БАШПОЛИМЕР ООО</w:t>
+              <w:t>ПК ХОММЕТ</w:t>
             </w:r>
           </w:p>
         </w:tc>
@@ -23102,7 +23102,7 @@
                 <w:rFonts w:ascii="Arial" w:hAnsi="Arial"/>
                 <w:sz w:val="16"/>
               </w:rPr>
-              <w:t>21</w:t>
+              <w:t>16</w:t>
             </w:r>
           </w:p>
         </w:tc>
@@ -23120,7 +23120,7 @@
                 <w:rFonts w:ascii="Arial" w:hAnsi="Arial"/>
                 <w:sz w:val="16"/>
               </w:rPr>
-              <w:t>3</w:t>
+              <w:t>1</w:t>
             </w:r>
           </w:p>
         </w:tc>
@@ -23138,7 +23138,7 @@
                 <w:rFonts w:ascii="Arial" w:hAnsi="Arial"/>
                 <w:sz w:val="16"/>
               </w:rPr>
-              <w:t>2,25</w:t>
+              <w:t>0,46</w:t>
             </w:r>
           </w:p>
         </w:tc>
@@ -23156,7 +23156,7 @@
                 <w:rFonts w:ascii="Arial" w:hAnsi="Arial"/>
                 <w:sz w:val="16"/>
               </w:rPr>
-              <w:t>25,7 %</w:t>
+              <w:t>30,9 %</w:t>
             </w:r>
           </w:p>
         </w:tc>
@@ -23174,7 +23174,7 @@
                 <w:rFonts w:ascii="Arial" w:hAnsi="Arial"/>
                 <w:sz w:val="16"/>
               </w:rPr>
-              <w:t>0,50</w:t>
+              <w:t>0,44</w:t>
             </w:r>
           </w:p>
         </w:tc>
@@ -23192,7 +23192,7 @@
                 <w:rFonts w:ascii="Arial" w:hAnsi="Arial"/>
                 <w:sz w:val="16"/>
               </w:rPr>
-              <w:t>1,67</w:t>
+              <w:t>0,45</w:t>
             </w:r>
           </w:p>
         </w:tc>
@@ -23208,9 +23208,11 @@
             <w:r>
               <w:rPr>
                 <w:rFonts w:ascii="Arial" w:hAnsi="Arial"/>
-                <w:sz w:val="16"/>
-              </w:rPr>
-              <w:t>0,57</w:t>
+                <w:b/>
+                <w:color w:val="C00000"/>
+                <w:sz w:val="16"/>
+              </w:rPr>
+              <w:t>−0,04</w:t>
             </w:r>
           </w:p>
         </w:tc>
@@ -23227,7 +23229,7 @@
                 <w:rFonts w:ascii="Arial" w:hAnsi="Arial"/>
                 <w:sz w:val="16"/>
               </w:rPr>
-              <w:t xml:space="preserve">Сантехкомплект </w:t>
+              <w:t>Сармат, ООО</w:t>
             </w:r>
           </w:p>
         </w:tc>
@@ -23245,7 +23247,7 @@
                 <w:rFonts w:ascii="Arial" w:hAnsi="Arial"/>
                 <w:sz w:val="16"/>
               </w:rPr>
-              <w:t>128</w:t>
+              <w:t>3</w:t>
             </w:r>
           </w:p>
         </w:tc>
@@ -23263,7 +23265,7 @@
                 <w:rFonts w:ascii="Arial" w:hAnsi="Arial"/>
                 <w:sz w:val="16"/>
               </w:rPr>
-              <w:t>35</w:t>
+              <w:t>1</w:t>
             </w:r>
           </w:p>
         </w:tc>
@@ -23281,7 +23283,7 @@
                 <w:rFonts w:ascii="Arial" w:hAnsi="Arial"/>
                 <w:sz w:val="16"/>
               </w:rPr>
-              <w:t>0,88</w:t>
+              <w:t>1,32</w:t>
             </w:r>
           </w:p>
         </w:tc>
@@ -23299,7 +23301,7 @@
                 <w:rFonts w:ascii="Arial" w:hAnsi="Arial"/>
                 <w:sz w:val="16"/>
               </w:rPr>
-              <w:t>33,1 %</w:t>
+              <w:t>20,1 %</w:t>
             </w:r>
           </w:p>
         </w:tc>
@@ -23317,7 +23319,7 @@
                 <w:rFonts w:ascii="Arial" w:hAnsi="Arial"/>
                 <w:sz w:val="16"/>
               </w:rPr>
-              <w:t>0,48</w:t>
+              <w:t>0,72</w:t>
             </w:r>
           </w:p>
         </w:tc>
@@ -23335,7 +23337,7 @@
                 <w:rFonts w:ascii="Arial" w:hAnsi="Arial"/>
                 <w:sz w:val="16"/>
               </w:rPr>
-              <w:t>0,86</w:t>
+              <w:t>0,84</w:t>
             </w:r>
           </w:p>
         </w:tc>
@@ -23353,7 +23355,7 @@
                 <w:rFonts w:ascii="Arial" w:hAnsi="Arial"/>
                 <w:sz w:val="16"/>
               </w:rPr>
-              <w:t>0,27</w:t>
+              <w:t>0,12</w:t>
             </w:r>
           </w:p>
         </w:tc>
@@ -23376,7 +23378,7 @@
           <w:i w:val="0"/>
           <w:sz w:val="21"/>
         </w:rPr>
-        <w:t>Не отрабатывают стоимость владения 4 поставщиков: запас 1,82 млн ₽, убыток 0,07 млн ₽ в год. С ними есть предмет для разговора об условиях — отсрочка, размер партии, право возврата.</w:t>
+        <w:t>Не отрабатывают стоимость владения 3 поставщиков: запас 1,11 млн ₽, убыток 0,05 млн ₽ в год. С ними есть предмет для разговора об условиях — отсрочка, размер партии, право возврата.</w:t>
       </w:r>
     </w:p>
     <w:p>
@@ -24249,7 +24251,7 @@
                 <w:rFonts w:ascii="Arial" w:hAnsi="Arial"/>
                 <w:sz w:val="16"/>
               </w:rPr>
-              <w:t>8,36</w:t>
+              <w:t>7,19</w:t>
             </w:r>
           </w:p>
         </w:tc>
@@ -24374,7 +24376,7 @@
                 <w:rFonts w:ascii="Arial" w:hAnsi="Arial"/>
                 <w:sz w:val="16"/>
               </w:rPr>
-              <w:t>8,21</w:t>
+              <w:t>4,64</w:t>
             </w:r>
           </w:p>
         </w:tc>
@@ -24499,7 +24501,7 @@
                 <w:rFonts w:ascii="Arial" w:hAnsi="Arial"/>
                 <w:sz w:val="16"/>
               </w:rPr>
-              <w:t>7,09</w:t>
+              <w:t>5,15</w:t>
             </w:r>
           </w:p>
         </w:tc>
@@ -24624,7 +24626,7 @@
                 <w:rFonts w:ascii="Arial" w:hAnsi="Arial"/>
                 <w:sz w:val="16"/>
               </w:rPr>
-              <w:t>0,87</w:t>
+              <w:t>0,04</w:t>
             </w:r>
           </w:p>
         </w:tc>

--- a/3_ОТЧЁТЫ/2026-09-14/Аналитическая_записка_2026-09-14_данные_по_11.09.docx
+++ b/3_ОТЧЁТЫ/2026-09-14/Аналитическая_записка_2026-09-14_данные_по_11.09.docx
@@ -593,7 +593,7 @@
                 <w:rFonts w:ascii="Arial" w:hAnsi="Arial"/>
                 <w:sz w:val="18"/>
               </w:rPr>
-              <w:t>10,03 млн ₽</w:t>
+              <w:t>11,11 млн ₽</w:t>
             </w:r>
           </w:p>
         </w:tc>
@@ -611,7 +611,7 @@
                 <w:rFonts w:ascii="Arial" w:hAnsi="Arial"/>
                 <w:sz w:val="18"/>
               </w:rPr>
-              <w:t>плюс 3,72 млн ₽/год экономии на хранении</w:t>
+              <w:t>плюс 5,59 млн ₽/год экономии на хранении</w:t>
             </w:r>
           </w:p>
         </w:tc>
@@ -655,7 +655,7 @@
                 <w:color w:val="C00000"/>
                 <w:sz w:val="21"/>
               </w:rPr>
-              <w:t>Если не делать ничего, за квартал потеряем 2,22 млн ₽: 1,94 млн на содержании ненужного запаса и 0,28 млн упущенной прибыли на дефиците. При этом 9,39 млн ₽ остаются замороженными.</w:t>
+              <w:t>Если не делать ничего, за квартал потеряем 2,58 млн ₽: 2,30 млн на содержании ненужного запаса и 0,28 млн упущенной прибыли на дефиците. При этом 10,48 млн ₽ остаются замороженными.</w:t>
             </w:r>
           </w:p>
         </w:tc>
@@ -1438,7 +1438,7 @@
                 <w:rFonts w:ascii="Arial" w:hAnsi="Arial"/>
                 <w:sz w:val="17"/>
               </w:rPr>
-              <w:t>4,00</w:t>
+              <w:t>5,09</w:t>
             </w:r>
           </w:p>
         </w:tc>
@@ -1456,7 +1456,7 @@
                 <w:rFonts w:ascii="Arial" w:hAnsi="Arial"/>
                 <w:sz w:val="17"/>
               </w:rPr>
-              <w:t>2,22</w:t>
+              <w:t>2,94</w:t>
             </w:r>
           </w:p>
         </w:tc>
@@ -1545,7 +1545,7 @@
                 <w:rFonts w:ascii="Arial" w:hAnsi="Arial"/>
                 <w:sz w:val="17"/>
               </w:rPr>
-              <w:t>1,51</w:t>
+              <w:t>2,66</w:t>
             </w:r>
           </w:p>
         </w:tc>
@@ -2313,7 +2313,7 @@
           <w:i w:val="0"/>
           <w:sz w:val="21"/>
         </w:rPr>
-        <w:t>Из 41,75 млн ₽ запаса 5,39 млн не продавались ни разу за период. Ещё 8,00 млн — медленный товар, содержание которого дороже приносимой им прибыли.</w:t>
+        <w:t>Из 41,75 млн ₽ запаса 5,39 млн не продавались ни разу за период. Ещё 10,17 млн — медленный товар, содержание которого дороже приносимой им прибыли.</w:t>
       </w:r>
     </w:p>
     <w:p>
@@ -19587,7 +19587,7 @@
                 <w:rFonts w:ascii="Arial" w:hAnsi="Arial"/>
                 <w:sz w:val="16"/>
               </w:rPr>
-              <w:t>513</w:t>
+              <w:t>613</w:t>
             </w:r>
           </w:p>
         </w:tc>
@@ -19640,7 +19640,7 @@
                 <w:rFonts w:ascii="Arial" w:hAnsi="Arial"/>
                 <w:sz w:val="16"/>
               </w:rPr>
-              <w:t>30</w:t>
+              <w:t>26</w:t>
             </w:r>
           </w:p>
         </w:tc>
@@ -19658,7 +19658,7 @@
                 <w:rFonts w:ascii="Arial" w:hAnsi="Arial"/>
                 <w:sz w:val="16"/>
               </w:rPr>
-              <w:t>пересмотреть вручную, запас 0,70 млн ₽</w:t>
+              <w:t>пересмотреть вручную, запас 0,67 млн ₽</w:t>
             </w:r>
           </w:p>
         </w:tc>
@@ -19693,7 +19693,7 @@
                 <w:rFonts w:ascii="Arial" w:hAnsi="Arial"/>
                 <w:sz w:val="16"/>
               </w:rPr>
-              <w:t>848</w:t>
+              <w:t>752</w:t>
             </w:r>
           </w:p>
         </w:tc>
@@ -21780,7 +21780,7 @@
                 <w:rFonts w:ascii="Arial" w:hAnsi="Arial"/>
                 <w:sz w:val="16"/>
               </w:rPr>
-              <w:t>3,24</w:t>
+              <w:t>2,61</w:t>
             </w:r>
           </w:p>
         </w:tc>
@@ -21923,7 +21923,7 @@
                 <w:rFonts w:ascii="Arial" w:hAnsi="Arial"/>
                 <w:sz w:val="16"/>
               </w:rPr>
-              <w:t>4,12</w:t>
+              <w:t>3,92</w:t>
             </w:r>
           </w:p>
         </w:tc>
@@ -22066,7 +22066,7 @@
                 <w:rFonts w:ascii="Arial" w:hAnsi="Arial"/>
                 <w:sz w:val="16"/>
               </w:rPr>
-              <w:t>0,68</w:t>
+              <w:t>0,02</w:t>
             </w:r>
           </w:p>
         </w:tc>
@@ -22209,7 +22209,7 @@
                 <w:rFonts w:ascii="Arial" w:hAnsi="Arial"/>
                 <w:sz w:val="16"/>
               </w:rPr>
-              <w:t>0,49</w:t>
+              <w:t>0,29</w:t>
             </w:r>
           </w:p>
         </w:tc>
@@ -22352,7 +22352,7 @@
                 <w:rFonts w:ascii="Arial" w:hAnsi="Arial"/>
                 <w:sz w:val="16"/>
               </w:rPr>
-              <w:t>0,90</w:t>
+              <w:t>0,88</w:t>
             </w:r>
           </w:p>
         </w:tc>
@@ -22495,7 +22495,7 @@
                 <w:rFonts w:ascii="Arial" w:hAnsi="Arial"/>
                 <w:sz w:val="16"/>
               </w:rPr>
-              <w:t>2,06</w:t>
+              <w:t>1,99</w:t>
             </w:r>
           </w:p>
         </w:tc>
@@ -22638,7 +22638,7 @@
                 <w:rFonts w:ascii="Arial" w:hAnsi="Arial"/>
                 <w:sz w:val="16"/>
               </w:rPr>
-              <w:t>1,20</w:t>
+              <w:t>1,19</w:t>
             </w:r>
           </w:p>
         </w:tc>
@@ -22781,7 +22781,7 @@
                 <w:rFonts w:ascii="Arial" w:hAnsi="Arial"/>
                 <w:sz w:val="16"/>
               </w:rPr>
-              <w:t>1,76</w:t>
+              <w:t>1,54</w:t>
             </w:r>
           </w:p>
         </w:tc>
@@ -22924,7 +22924,7 @@
                 <w:rFonts w:ascii="Arial" w:hAnsi="Arial"/>
                 <w:sz w:val="16"/>
               </w:rPr>
-              <w:t>0,59</w:t>
+              <w:t>0,55</w:t>
             </w:r>
           </w:p>
         </w:tc>
@@ -23212,7 +23212,7 @@
                 <w:color w:val="C00000"/>
                 <w:sz w:val="16"/>
               </w:rPr>
-              <w:t>−0,04</w:t>
+              <w:t>−0,05</w:t>
             </w:r>
           </w:p>
         </w:tc>
@@ -23378,7 +23378,7 @@
           <w:i w:val="0"/>
           <w:sz w:val="21"/>
         </w:rPr>
-        <w:t>Не отрабатывают стоимость владения 3 поставщиков: запас 1,11 млн ₽, убыток 0,05 млн ₽ в год. С ними есть предмет для разговора об условиях — отсрочка, размер партии, право возврата.</w:t>
+        <w:t>Не отрабатывают стоимость владения 3 поставщиков: запас 1,11 млн ₽, убыток 0,11 млн ₽ в год. С ними есть предмет для разговора об условиях — отсрочка, размер партии, право возврата.</w:t>
       </w:r>
     </w:p>
     <w:p>
@@ -23615,7 +23615,7 @@
                 <w:rFonts w:ascii="Arial" w:hAnsi="Arial"/>
                 <w:sz w:val="16"/>
               </w:rPr>
-              <w:t>1,84</w:t>
+              <w:t>2,70</w:t>
             </w:r>
           </w:p>
         </w:tc>
@@ -23704,7 +23704,7 @@
                 <w:rFonts w:ascii="Arial" w:hAnsi="Arial"/>
                 <w:sz w:val="16"/>
               </w:rPr>
-              <w:t>5,97</w:t>
+              <w:t>7,21</w:t>
             </w:r>
           </w:p>
         </w:tc>
@@ -23793,7 +23793,7 @@
                 <w:rFonts w:ascii="Arial" w:hAnsi="Arial"/>
                 <w:sz w:val="16"/>
               </w:rPr>
-              <w:t>0,89</w:t>
+              <w:t>0,98</w:t>
             </w:r>
           </w:p>
         </w:tc>
@@ -23882,7 +23882,7 @@
                 <w:rFonts w:ascii="Arial" w:hAnsi="Arial"/>
                 <w:sz w:val="16"/>
               </w:rPr>
-              <w:t>11,94</w:t>
+              <w:t>14,19</w:t>
             </w:r>
           </w:p>
         </w:tc>
@@ -25068,7 +25068,7 @@
                 <w:rFonts w:ascii="Arial" w:hAnsi="Arial"/>
                 <w:sz w:val="17"/>
               </w:rPr>
-              <w:t>4,00</w:t>
+              <w:t>5,09</w:t>
             </w:r>
           </w:p>
         </w:tc>
@@ -25086,7 +25086,7 @@
                 <w:rFonts w:ascii="Arial" w:hAnsi="Arial"/>
                 <w:sz w:val="17"/>
               </w:rPr>
-              <w:t>2,22</w:t>
+              <w:t>2,94</w:t>
             </w:r>
           </w:p>
         </w:tc>
@@ -25193,7 +25193,7 @@
                 <w:rFonts w:ascii="Arial" w:hAnsi="Arial"/>
                 <w:sz w:val="17"/>
               </w:rPr>
-              <w:t>1,51</w:t>
+              <w:t>2,66</w:t>
             </w:r>
           </w:p>
         </w:tc>
@@ -25389,7 +25389,7 @@
                 <w:rFonts w:ascii="Arial" w:hAnsi="Arial"/>
                 <w:sz w:val="17"/>
               </w:rPr>
-              <w:t>2,05</w:t>
+              <w:t>2,34</w:t>
             </w:r>
           </w:p>
         </w:tc>
@@ -25407,7 +25407,7 @@
                 <w:rFonts w:ascii="Arial" w:hAnsi="Arial"/>
                 <w:sz w:val="17"/>
               </w:rPr>
-              <w:t>0,34</w:t>
+              <w:t>0,42</w:t>
             </w:r>
           </w:p>
         </w:tc>
@@ -25466,7 +25466,7 @@
           <w:i w:val="0"/>
           <w:sz w:val="21"/>
         </w:rPr>
-        <w:t>Поимённый план — лист «0.Задачи» в приложении: 311 строк на 17,53 млн ₽, с действием, сроком и ответственным по каждой позиции. Столбцы «Статус» и «Комментарий» оставлены пустыми для заполнения в работе.</w:t>
+        <w:t>Поимённый план — лист «0.Задачи» в приложении: 312 строк, годовой эффект 10,00 млн ₽. По каждой позиции указано, что делать, где, сколько и в какой срок. Столбцы «Отметка» и «Комментарий» оставлены пустыми для заполнения в работе.</w:t>
       </w:r>
     </w:p>
     <w:p>
@@ -25481,7 +25481,7 @@
           <w:i/>
           <w:sz w:val="18"/>
         </w:rPr>
-        <w:t>Список отсортирован по деньгам с поправкой на скорость отдачи: действие, не требующее согласований, при равных суммах идёт раньше. Приоритет 1 — начинать отсюда. Позиции дешевле порога и всё, что не поместилось в план, свёрнуты в итоговые строки с приоритетом 5 — их оформляют одним решением, а не поштучно.</w:t>
+        <w:t>«Сумма действия» — сколько денег двигает само действие: запас под уценку, стоимость перевозки, объём закупки. «Эффект за год» — сколько это приносит или экономит за год. Порядок — по годовой выгоде с поправкой на скорость отдачи: действие, не требующее согласований, при равной выгоде идёт раньше. Приоритет 1 — начинать отсюда. Позиции дешевле порога и всё, что не поместилось в план, свёрнуты в строки с приоритетом 5.</w:t>
       </w:r>
     </w:p>
     <w:tbl>
@@ -25492,15 +25492,16 @@
         <w:tblLook w:firstColumn="1" w:firstRow="1" w:lastColumn="0" w:lastRow="0" w:noHBand="0" w:noVBand="1" w:val="04A0"/>
       </w:tblPr>
       <w:tblGrid>
-        <w:gridCol w:w="2606"/>
-        <w:gridCol w:w="2606"/>
-        <w:gridCol w:w="2606"/>
-        <w:gridCol w:w="2606"/>
+        <w:gridCol w:w="2085"/>
+        <w:gridCol w:w="2085"/>
+        <w:gridCol w:w="2085"/>
+        <w:gridCol w:w="2085"/>
+        <w:gridCol w:w="2085"/>
       </w:tblGrid>
       <w:tr>
         <w:tc>
           <w:tcPr>
-            <w:tcW w:type="dxa" w:w="2494"/>
+            <w:tcW w:type="dxa" w:w="2381"/>
             <w:shd w:fill="1F3864"/>
           </w:tcPr>
           <w:p>
@@ -25521,7 +25522,7 @@
         </w:tc>
         <w:tc>
           <w:tcPr>
-            <w:tcW w:type="dxa" w:w="1474"/>
+            <w:tcW w:type="dxa" w:w="1134"/>
             <w:shd w:fill="1F3864"/>
           </w:tcPr>
           <w:p>
@@ -25557,7 +25558,7 @@
                 <w:color w:val="FFFFFF"/>
                 <w:sz w:val="16"/>
               </w:rPr>
-              <w:t>Сумма, млн ₽</w:t>
+              <w:t>Сумма действия, млн ₽</w:t>
             </w:r>
           </w:p>
         </w:tc>
@@ -25578,6 +25579,27 @@
                 <w:color w:val="FFFFFF"/>
                 <w:sz w:val="16"/>
               </w:rPr>
+              <w:t>Эффект, млн ₽/год</w:t>
+            </w:r>
+          </w:p>
+        </w:tc>
+        <w:tc>
+          <w:tcPr>
+            <w:tcW w:type="dxa" w:w="1361"/>
+            <w:shd w:fill="1F3864"/>
+          </w:tcPr>
+          <w:p>
+            <w:pPr>
+              <w:jc w:val="center"/>
+            </w:pPr>
+            <w:r/>
+            <w:r>
+              <w:rPr>
+                <w:rFonts w:ascii="Arial" w:hAnsi="Arial"/>
+                <w:b/>
+                <w:color w:val="FFFFFF"/>
+                <w:sz w:val="16"/>
+              </w:rPr>
               <w:t>Срок</w:t>
             </w:r>
           </w:p>
@@ -25586,34 +25608,34 @@
       <w:tr>
         <w:tc>
           <w:tcPr>
-            <w:tcW w:type="dxa" w:w="2494"/>
-          </w:tcPr>
-          <w:p>
-            <w:r/>
-            <w:r>
-              <w:rPr>
-                <w:rFonts w:ascii="Arial" w:hAnsi="Arial"/>
-                <w:sz w:val="16"/>
-              </w:rPr>
-              <w:t>Вывести</w:t>
-            </w:r>
-          </w:p>
-        </w:tc>
-        <w:tc>
-          <w:tcPr>
-            <w:tcW w:type="dxa" w:w="1474"/>
-          </w:tcPr>
-          <w:p>
-            <w:pPr>
-              <w:jc w:val="right"/>
-            </w:pPr>
-            <w:r/>
-            <w:r>
-              <w:rPr>
-                <w:rFonts w:ascii="Arial" w:hAnsi="Arial"/>
-                <w:sz w:val="16"/>
-              </w:rPr>
-              <w:t>47</w:t>
+            <w:tcW w:type="dxa" w:w="2381"/>
+          </w:tcPr>
+          <w:p>
+            <w:r/>
+            <w:r>
+              <w:rPr>
+                <w:rFonts w:ascii="Arial" w:hAnsi="Arial"/>
+                <w:sz w:val="16"/>
+              </w:rPr>
+              <w:t>Уценить</w:t>
+            </w:r>
+          </w:p>
+        </w:tc>
+        <w:tc>
+          <w:tcPr>
+            <w:tcW w:type="dxa" w:w="1134"/>
+          </w:tcPr>
+          <w:p>
+            <w:pPr>
+              <w:jc w:val="right"/>
+            </w:pPr>
+            <w:r/>
+            <w:r>
+              <w:rPr>
+                <w:rFonts w:ascii="Arial" w:hAnsi="Arial"/>
+                <w:sz w:val="16"/>
+              </w:rPr>
+              <w:t>199</w:t>
             </w:r>
           </w:p>
         </w:tc>
@@ -25631,7 +25653,7 @@
                 <w:rFonts w:ascii="Arial" w:hAnsi="Arial"/>
                 <w:sz w:val="16"/>
               </w:rPr>
-              <w:t>1,96</w:t>
+              <w:t>6,24</w:t>
             </w:r>
           </w:p>
         </w:tc>
@@ -25649,7 +25671,25 @@
                 <w:rFonts w:ascii="Arial" w:hAnsi="Arial"/>
                 <w:sz w:val="16"/>
               </w:rPr>
-              <w:t>2026-10-11</w:t>
+              <w:t>3,71</w:t>
+            </w:r>
+          </w:p>
+        </w:tc>
+        <w:tc>
+          <w:tcPr>
+            <w:tcW w:type="dxa" w:w="1361"/>
+          </w:tcPr>
+          <w:p>
+            <w:pPr>
+              <w:jc w:val="right"/>
+            </w:pPr>
+            <w:r/>
+            <w:r>
+              <w:rPr>
+                <w:rFonts w:ascii="Arial" w:hAnsi="Arial"/>
+                <w:sz w:val="16"/>
+              </w:rPr>
+              <w:t>2026-09-25</w:t>
             </w:r>
           </w:p>
         </w:tc>
@@ -25657,22 +25697,22 @@
       <w:tr>
         <w:tc>
           <w:tcPr>
-            <w:tcW w:type="dxa" w:w="2494"/>
-          </w:tcPr>
-          <w:p>
-            <w:r/>
-            <w:r>
-              <w:rPr>
-                <w:rFonts w:ascii="Arial" w:hAnsi="Arial"/>
-                <w:sz w:val="16"/>
-              </w:rPr>
-              <w:t>Вывести — мелочь пакетом</w:t>
-            </w:r>
-          </w:p>
-        </w:tc>
-        <w:tc>
-          <w:tcPr>
-            <w:tcW w:type="dxa" w:w="1474"/>
+            <w:tcW w:type="dxa" w:w="2381"/>
+          </w:tcPr>
+          <w:p>
+            <w:r/>
+            <w:r>
+              <w:rPr>
+                <w:rFonts w:ascii="Arial" w:hAnsi="Arial"/>
+                <w:sz w:val="16"/>
+              </w:rPr>
+              <w:t>Уценить — остальное</w:t>
+            </w:r>
+          </w:p>
+        </w:tc>
+        <w:tc>
+          <w:tcPr>
+            <w:tcW w:type="dxa" w:w="1134"/>
           </w:tcPr>
           <w:p>
             <w:pPr>
@@ -25702,7 +25742,7 @@
                 <w:rFonts w:ascii="Arial" w:hAnsi="Arial"/>
                 <w:sz w:val="16"/>
               </w:rPr>
-              <w:t>0,19</w:t>
+              <w:t>3,45</w:t>
             </w:r>
           </w:p>
         </w:tc>
@@ -25720,7 +25760,25 @@
                 <w:rFonts w:ascii="Arial" w:hAnsi="Arial"/>
                 <w:sz w:val="16"/>
               </w:rPr>
-              <w:t>2026-10-11</w:t>
+              <w:t>1,84</w:t>
+            </w:r>
+          </w:p>
+        </w:tc>
+        <w:tc>
+          <w:tcPr>
+            <w:tcW w:type="dxa" w:w="1361"/>
+          </w:tcPr>
+          <w:p>
+            <w:pPr>
+              <w:jc w:val="right"/>
+            </w:pPr>
+            <w:r/>
+            <w:r>
+              <w:rPr>
+                <w:rFonts w:ascii="Arial" w:hAnsi="Arial"/>
+                <w:sz w:val="16"/>
+              </w:rPr>
+              <w:t>2026-09-25</w:t>
             </w:r>
           </w:p>
         </w:tc>
@@ -25728,7 +25786,7 @@
       <w:tr>
         <w:tc>
           <w:tcPr>
-            <w:tcW w:type="dxa" w:w="2494"/>
+            <w:tcW w:type="dxa" w:w="2381"/>
           </w:tcPr>
           <w:p>
             <w:r/>
@@ -25743,7 +25801,7 @@
         </w:tc>
         <w:tc>
           <w:tcPr>
-            <w:tcW w:type="dxa" w:w="1474"/>
+            <w:tcW w:type="dxa" w:w="1134"/>
           </w:tcPr>
           <w:p>
             <w:pPr>
@@ -25773,13 +25831,31 @@
                 <w:rFonts w:ascii="Arial" w:hAnsi="Arial"/>
                 <w:sz w:val="16"/>
               </w:rPr>
-              <w:t>3,25</w:t>
+              <w:t>3,61</w:t>
             </w:r>
           </w:p>
         </w:tc>
         <w:tc>
           <w:tcPr>
             <w:tcW w:type="dxa" w:w="1701"/>
+          </w:tcPr>
+          <w:p>
+            <w:pPr>
+              <w:jc w:val="right"/>
+            </w:pPr>
+            <w:r/>
+            <w:r>
+              <w:rPr>
+                <w:rFonts w:ascii="Arial" w:hAnsi="Arial"/>
+                <w:sz w:val="16"/>
+              </w:rPr>
+              <w:t>1,75</w:t>
+            </w:r>
+          </w:p>
+        </w:tc>
+        <w:tc>
+          <w:tcPr>
+            <w:tcW w:type="dxa" w:w="1361"/>
           </w:tcPr>
           <w:p>
             <w:pPr>
@@ -25799,34 +25875,34 @@
       <w:tr>
         <w:tc>
           <w:tcPr>
-            <w:tcW w:type="dxa" w:w="2494"/>
-          </w:tcPr>
-          <w:p>
-            <w:r/>
-            <w:r>
-              <w:rPr>
-                <w:rFonts w:ascii="Arial" w:hAnsi="Arial"/>
-                <w:sz w:val="16"/>
-              </w:rPr>
-              <w:t>Дозаказать</w:t>
-            </w:r>
-          </w:p>
-        </w:tc>
-        <w:tc>
-          <w:tcPr>
-            <w:tcW w:type="dxa" w:w="1474"/>
-          </w:tcPr>
-          <w:p>
-            <w:pPr>
-              <w:jc w:val="right"/>
-            </w:pPr>
-            <w:r/>
-            <w:r>
-              <w:rPr>
-                <w:rFonts w:ascii="Arial" w:hAnsi="Arial"/>
-                <w:sz w:val="16"/>
-              </w:rPr>
-              <w:t>26</w:t>
+            <w:tcW w:type="dxa" w:w="2381"/>
+          </w:tcPr>
+          <w:p>
+            <w:r/>
+            <w:r>
+              <w:rPr>
+                <w:rFonts w:ascii="Arial" w:hAnsi="Arial"/>
+                <w:sz w:val="16"/>
+              </w:rPr>
+              <w:t>Вывести</w:t>
+            </w:r>
+          </w:p>
+        </w:tc>
+        <w:tc>
+          <w:tcPr>
+            <w:tcW w:type="dxa" w:w="1134"/>
+          </w:tcPr>
+          <w:p>
+            <w:pPr>
+              <w:jc w:val="right"/>
+            </w:pPr>
+            <w:r/>
+            <w:r>
+              <w:rPr>
+                <w:rFonts w:ascii="Arial" w:hAnsi="Arial"/>
+                <w:sz w:val="16"/>
+              </w:rPr>
+              <w:t>36</w:t>
             </w:r>
           </w:p>
         </w:tc>
@@ -25844,7 +25920,7 @@
                 <w:rFonts w:ascii="Arial" w:hAnsi="Arial"/>
                 <w:sz w:val="16"/>
               </w:rPr>
-              <w:t>0,97</w:t>
+              <w:t>1,60</w:t>
             </w:r>
           </w:p>
         </w:tc>
@@ -25862,7 +25938,25 @@
                 <w:rFonts w:ascii="Arial" w:hAnsi="Arial"/>
                 <w:sz w:val="16"/>
               </w:rPr>
-              <w:t>2026-09-16</w:t>
+              <w:t>0,81</w:t>
+            </w:r>
+          </w:p>
+        </w:tc>
+        <w:tc>
+          <w:tcPr>
+            <w:tcW w:type="dxa" w:w="1361"/>
+          </w:tcPr>
+          <w:p>
+            <w:pPr>
+              <w:jc w:val="right"/>
+            </w:pPr>
+            <w:r/>
+            <w:r>
+              <w:rPr>
+                <w:rFonts w:ascii="Arial" w:hAnsi="Arial"/>
+                <w:sz w:val="16"/>
+              </w:rPr>
+              <w:t>2026-10-11</w:t>
             </w:r>
           </w:p>
         </w:tc>
@@ -25870,34 +25964,34 @@
       <w:tr>
         <w:tc>
           <w:tcPr>
-            <w:tcW w:type="dxa" w:w="2494"/>
-          </w:tcPr>
-          <w:p>
-            <w:r/>
-            <w:r>
-              <w:rPr>
-                <w:rFonts w:ascii="Arial" w:hAnsi="Arial"/>
-                <w:sz w:val="16"/>
-              </w:rPr>
-              <w:t>Дозаказать — мелочь пакетом</w:t>
-            </w:r>
-          </w:p>
-        </w:tc>
-        <w:tc>
-          <w:tcPr>
-            <w:tcW w:type="dxa" w:w="1474"/>
-          </w:tcPr>
-          <w:p>
-            <w:pPr>
-              <w:jc w:val="right"/>
-            </w:pPr>
-            <w:r/>
-            <w:r>
-              <w:rPr>
-                <w:rFonts w:ascii="Arial" w:hAnsi="Arial"/>
-                <w:sz w:val="16"/>
-              </w:rPr>
-              <w:t>1</w:t>
+            <w:tcW w:type="dxa" w:w="2381"/>
+          </w:tcPr>
+          <w:p>
+            <w:r/>
+            <w:r>
+              <w:rPr>
+                <w:rFonts w:ascii="Arial" w:hAnsi="Arial"/>
+                <w:sz w:val="16"/>
+              </w:rPr>
+              <w:t>Переместить</w:t>
+            </w:r>
+          </w:p>
+        </w:tc>
+        <w:tc>
+          <w:tcPr>
+            <w:tcW w:type="dxa" w:w="1134"/>
+          </w:tcPr>
+          <w:p>
+            <w:pPr>
+              <w:jc w:val="right"/>
+            </w:pPr>
+            <w:r/>
+            <w:r>
+              <w:rPr>
+                <w:rFonts w:ascii="Arial" w:hAnsi="Arial"/>
+                <w:sz w:val="16"/>
+              </w:rPr>
+              <w:t>34</w:t>
             </w:r>
           </w:p>
         </w:tc>
@@ -25915,7 +26009,7 @@
                 <w:rFonts w:ascii="Arial" w:hAnsi="Arial"/>
                 <w:sz w:val="16"/>
               </w:rPr>
-              <w:t>0,06</w:t>
+              <w:t>0,51</w:t>
             </w:r>
           </w:p>
         </w:tc>
@@ -25933,7 +26027,25 @@
                 <w:rFonts w:ascii="Arial" w:hAnsi="Arial"/>
                 <w:sz w:val="16"/>
               </w:rPr>
-              <w:t>2026-09-16</w:t>
+              <w:t>0,55</w:t>
+            </w:r>
+          </w:p>
+        </w:tc>
+        <w:tc>
+          <w:tcPr>
+            <w:tcW w:type="dxa" w:w="1361"/>
+          </w:tcPr>
+          <w:p>
+            <w:pPr>
+              <w:jc w:val="right"/>
+            </w:pPr>
+            <w:r/>
+            <w:r>
+              <w:rPr>
+                <w:rFonts w:ascii="Arial" w:hAnsi="Arial"/>
+                <w:sz w:val="16"/>
+              </w:rPr>
+              <w:t>2026-09-18</w:t>
             </w:r>
           </w:p>
         </w:tc>
@@ -25941,22 +26053,22 @@
       <w:tr>
         <w:tc>
           <w:tcPr>
-            <w:tcW w:type="dxa" w:w="2494"/>
-          </w:tcPr>
-          <w:p>
-            <w:r/>
-            <w:r>
-              <w:rPr>
-                <w:rFonts w:ascii="Arial" w:hAnsi="Arial"/>
-                <w:sz w:val="16"/>
-              </w:rPr>
-              <w:t>Дозаказать — остальное</w:t>
-            </w:r>
-          </w:p>
-        </w:tc>
-        <w:tc>
-          <w:tcPr>
-            <w:tcW w:type="dxa" w:w="1474"/>
+            <w:tcW w:type="dxa" w:w="2381"/>
+          </w:tcPr>
+          <w:p>
+            <w:r/>
+            <w:r>
+              <w:rPr>
+                <w:rFonts w:ascii="Arial" w:hAnsi="Arial"/>
+                <w:sz w:val="16"/>
+              </w:rPr>
+              <w:t>Уценить — мелочь пакетом</w:t>
+            </w:r>
+          </w:p>
+        </w:tc>
+        <w:tc>
+          <w:tcPr>
+            <w:tcW w:type="dxa" w:w="1134"/>
           </w:tcPr>
           <w:p>
             <w:pPr>
@@ -25986,7 +26098,7 @@
                 <w:rFonts w:ascii="Arial" w:hAnsi="Arial"/>
                 <w:sz w:val="16"/>
               </w:rPr>
-              <w:t>0,17</w:t>
+              <w:t>0,49</w:t>
             </w:r>
           </w:p>
         </w:tc>
@@ -26004,7 +26116,25 @@
                 <w:rFonts w:ascii="Arial" w:hAnsi="Arial"/>
                 <w:sz w:val="16"/>
               </w:rPr>
-              <w:t>2026-09-16</w:t>
+              <w:t>0,32</w:t>
+            </w:r>
+          </w:p>
+        </w:tc>
+        <w:tc>
+          <w:tcPr>
+            <w:tcW w:type="dxa" w:w="1361"/>
+          </w:tcPr>
+          <w:p>
+            <w:pPr>
+              <w:jc w:val="right"/>
+            </w:pPr>
+            <w:r/>
+            <w:r>
+              <w:rPr>
+                <w:rFonts w:ascii="Arial" w:hAnsi="Arial"/>
+                <w:sz w:val="16"/>
+              </w:rPr>
+              <w:t>2026-09-25</w:t>
             </w:r>
           </w:p>
         </w:tc>
@@ -26012,34 +26142,34 @@
       <w:tr>
         <w:tc>
           <w:tcPr>
-            <w:tcW w:type="dxa" w:w="2494"/>
-          </w:tcPr>
-          <w:p>
-            <w:r/>
-            <w:r>
-              <w:rPr>
-                <w:rFonts w:ascii="Arial" w:hAnsi="Arial"/>
-                <w:sz w:val="16"/>
-              </w:rPr>
-              <w:t>Переместить</w:t>
-            </w:r>
-          </w:p>
-        </w:tc>
-        <w:tc>
-          <w:tcPr>
-            <w:tcW w:type="dxa" w:w="1474"/>
-          </w:tcPr>
-          <w:p>
-            <w:pPr>
-              <w:jc w:val="right"/>
-            </w:pPr>
-            <w:r/>
-            <w:r>
-              <w:rPr>
-                <w:rFonts w:ascii="Arial" w:hAnsi="Arial"/>
-                <w:sz w:val="16"/>
-              </w:rPr>
-              <w:t>19</w:t>
+            <w:tcW w:type="dxa" w:w="2381"/>
+          </w:tcPr>
+          <w:p>
+            <w:r/>
+            <w:r>
+              <w:rPr>
+                <w:rFonts w:ascii="Arial" w:hAnsi="Arial"/>
+                <w:sz w:val="16"/>
+              </w:rPr>
+              <w:t>Дозаказать</w:t>
+            </w:r>
+          </w:p>
+        </w:tc>
+        <w:tc>
+          <w:tcPr>
+            <w:tcW w:type="dxa" w:w="1134"/>
+          </w:tcPr>
+          <w:p>
+            <w:pPr>
+              <w:jc w:val="right"/>
+            </w:pPr>
+            <w:r/>
+            <w:r>
+              <w:rPr>
+                <w:rFonts w:ascii="Arial" w:hAnsi="Arial"/>
+                <w:sz w:val="16"/>
+              </w:rPr>
+              <w:t>23</w:t>
             </w:r>
           </w:p>
         </w:tc>
@@ -26057,7 +26187,7 @@
                 <w:rFonts w:ascii="Arial" w:hAnsi="Arial"/>
                 <w:sz w:val="16"/>
               </w:rPr>
-              <w:t>0,43</w:t>
+              <w:t>2,23</w:t>
             </w:r>
           </w:p>
         </w:tc>
@@ -26075,7 +26205,25 @@
                 <w:rFonts w:ascii="Arial" w:hAnsi="Arial"/>
                 <w:sz w:val="16"/>
               </w:rPr>
-              <w:t>2026-09-18</w:t>
+              <w:t>0,27</w:t>
+            </w:r>
+          </w:p>
+        </w:tc>
+        <w:tc>
+          <w:tcPr>
+            <w:tcW w:type="dxa" w:w="1361"/>
+          </w:tcPr>
+          <w:p>
+            <w:pPr>
+              <w:jc w:val="right"/>
+            </w:pPr>
+            <w:r/>
+            <w:r>
+              <w:rPr>
+                <w:rFonts w:ascii="Arial" w:hAnsi="Arial"/>
+                <w:sz w:val="16"/>
+              </w:rPr>
+              <w:t>2026-09-16</w:t>
             </w:r>
           </w:p>
         </w:tc>
@@ -26083,34 +26231,34 @@
       <w:tr>
         <w:tc>
           <w:tcPr>
-            <w:tcW w:type="dxa" w:w="2494"/>
-          </w:tcPr>
-          <w:p>
-            <w:r/>
-            <w:r>
-              <w:rPr>
-                <w:rFonts w:ascii="Arial" w:hAnsi="Arial"/>
-                <w:sz w:val="16"/>
-              </w:rPr>
-              <w:t>Переместить — мелочь пакетом</w:t>
-            </w:r>
-          </w:p>
-        </w:tc>
-        <w:tc>
-          <w:tcPr>
-            <w:tcW w:type="dxa" w:w="1474"/>
-          </w:tcPr>
-          <w:p>
-            <w:pPr>
-              <w:jc w:val="right"/>
-            </w:pPr>
-            <w:r/>
-            <w:r>
-              <w:rPr>
-                <w:rFonts w:ascii="Arial" w:hAnsi="Arial"/>
-                <w:sz w:val="16"/>
-              </w:rPr>
-              <w:t>1</w:t>
+            <w:tcW w:type="dxa" w:w="2381"/>
+          </w:tcPr>
+          <w:p>
+            <w:r/>
+            <w:r>
+              <w:rPr>
+                <w:rFonts w:ascii="Arial" w:hAnsi="Arial"/>
+                <w:sz w:val="16"/>
+              </w:rPr>
+              <w:t>Пересмотреть закупку</w:t>
+            </w:r>
+          </w:p>
+        </w:tc>
+        <w:tc>
+          <w:tcPr>
+            <w:tcW w:type="dxa" w:w="1134"/>
+          </w:tcPr>
+          <w:p>
+            <w:pPr>
+              <w:jc w:val="right"/>
+            </w:pPr>
+            <w:r/>
+            <w:r>
+              <w:rPr>
+                <w:rFonts w:ascii="Arial" w:hAnsi="Arial"/>
+                <w:sz w:val="16"/>
+              </w:rPr>
+              <w:t>7</w:t>
             </w:r>
           </w:p>
         </w:tc>
@@ -26128,7 +26276,7 @@
                 <w:rFonts w:ascii="Arial" w:hAnsi="Arial"/>
                 <w:sz w:val="16"/>
               </w:rPr>
-              <w:t>0,09</w:t>
+              <w:t>0,73</w:t>
             </w:r>
           </w:p>
         </w:tc>
@@ -26146,7 +26294,25 @@
                 <w:rFonts w:ascii="Arial" w:hAnsi="Arial"/>
                 <w:sz w:val="16"/>
               </w:rPr>
-              <w:t>2026-09-18</w:t>
+              <w:t>0,15</w:t>
+            </w:r>
+          </w:p>
+        </w:tc>
+        <w:tc>
+          <w:tcPr>
+            <w:tcW w:type="dxa" w:w="1361"/>
+          </w:tcPr>
+          <w:p>
+            <w:pPr>
+              <w:jc w:val="right"/>
+            </w:pPr>
+            <w:r/>
+            <w:r>
+              <w:rPr>
+                <w:rFonts w:ascii="Arial" w:hAnsi="Arial"/>
+                <w:sz w:val="16"/>
+              </w:rPr>
+              <w:t>2026-09-16</w:t>
             </w:r>
           </w:p>
         </w:tc>
@@ -26154,22 +26320,22 @@
       <w:tr>
         <w:tc>
           <w:tcPr>
-            <w:tcW w:type="dxa" w:w="2494"/>
-          </w:tcPr>
-          <w:p>
-            <w:r/>
-            <w:r>
-              <w:rPr>
-                <w:rFonts w:ascii="Arial" w:hAnsi="Arial"/>
-                <w:sz w:val="16"/>
-              </w:rPr>
-              <w:t>Переместить — остальное</w:t>
-            </w:r>
-          </w:p>
-        </w:tc>
-        <w:tc>
-          <w:tcPr>
-            <w:tcW w:type="dxa" w:w="1474"/>
+            <w:tcW w:type="dxa" w:w="2381"/>
+          </w:tcPr>
+          <w:p>
+            <w:r/>
+            <w:r>
+              <w:rPr>
+                <w:rFonts w:ascii="Arial" w:hAnsi="Arial"/>
+                <w:sz w:val="16"/>
+              </w:rPr>
+              <w:t>Пересмотреть закупку — мелочь пакетом</w:t>
+            </w:r>
+          </w:p>
+        </w:tc>
+        <w:tc>
+          <w:tcPr>
+            <w:tcW w:type="dxa" w:w="1134"/>
           </w:tcPr>
           <w:p>
             <w:pPr>
@@ -26199,7 +26365,7 @@
                 <w:rFonts w:ascii="Arial" w:hAnsi="Arial"/>
                 <w:sz w:val="16"/>
               </w:rPr>
-              <w:t>0,12</w:t>
+              <w:t>0,49</w:t>
             </w:r>
           </w:p>
         </w:tc>
@@ -26217,7 +26383,25 @@
                 <w:rFonts w:ascii="Arial" w:hAnsi="Arial"/>
                 <w:sz w:val="16"/>
               </w:rPr>
-              <w:t>2026-09-18</w:t>
+              <w:t>0,11</w:t>
+            </w:r>
+          </w:p>
+        </w:tc>
+        <w:tc>
+          <w:tcPr>
+            <w:tcW w:type="dxa" w:w="1361"/>
+          </w:tcPr>
+          <w:p>
+            <w:pPr>
+              <w:jc w:val="right"/>
+            </w:pPr>
+            <w:r/>
+            <w:r>
+              <w:rPr>
+                <w:rFonts w:ascii="Arial" w:hAnsi="Arial"/>
+                <w:sz w:val="16"/>
+              </w:rPr>
+              <w:t>2026-09-16</w:t>
             </w:r>
           </w:p>
         </w:tc>
@@ -26225,34 +26409,34 @@
       <w:tr>
         <w:tc>
           <w:tcPr>
-            <w:tcW w:type="dxa" w:w="2494"/>
-          </w:tcPr>
-          <w:p>
-            <w:r/>
-            <w:r>
-              <w:rPr>
-                <w:rFonts w:ascii="Arial" w:hAnsi="Arial"/>
-                <w:sz w:val="16"/>
-              </w:rPr>
-              <w:t>Пересмотреть закупку</w:t>
-            </w:r>
-          </w:p>
-        </w:tc>
-        <w:tc>
-          <w:tcPr>
-            <w:tcW w:type="dxa" w:w="1474"/>
-          </w:tcPr>
-          <w:p>
-            <w:pPr>
-              <w:jc w:val="right"/>
-            </w:pPr>
-            <w:r/>
-            <w:r>
-              <w:rPr>
-                <w:rFonts w:ascii="Arial" w:hAnsi="Arial"/>
-                <w:sz w:val="16"/>
-              </w:rPr>
-              <w:t>23</w:t>
+            <w:tcW w:type="dxa" w:w="2381"/>
+          </w:tcPr>
+          <w:p>
+            <w:r/>
+            <w:r>
+              <w:rPr>
+                <w:rFonts w:ascii="Arial" w:hAnsi="Arial"/>
+                <w:sz w:val="16"/>
+              </w:rPr>
+              <w:t>Вывести — мелочь пакетом</w:t>
+            </w:r>
+          </w:p>
+        </w:tc>
+        <w:tc>
+          <w:tcPr>
+            <w:tcW w:type="dxa" w:w="1134"/>
+          </w:tcPr>
+          <w:p>
+            <w:pPr>
+              <w:jc w:val="right"/>
+            </w:pPr>
+            <w:r/>
+            <w:r>
+              <w:rPr>
+                <w:rFonts w:ascii="Arial" w:hAnsi="Arial"/>
+                <w:sz w:val="16"/>
+              </w:rPr>
+              <w:t>1</w:t>
             </w:r>
           </w:p>
         </w:tc>
@@ -26270,7 +26454,7 @@
                 <w:rFonts w:ascii="Arial" w:hAnsi="Arial"/>
                 <w:sz w:val="16"/>
               </w:rPr>
-              <w:t>1,75</w:t>
+              <w:t>0,19</w:t>
             </w:r>
           </w:p>
         </w:tc>
@@ -26288,7 +26472,25 @@
                 <w:rFonts w:ascii="Arial" w:hAnsi="Arial"/>
                 <w:sz w:val="16"/>
               </w:rPr>
-              <w:t>2026-09-16</w:t>
+              <w:t>0,11</w:t>
+            </w:r>
+          </w:p>
+        </w:tc>
+        <w:tc>
+          <w:tcPr>
+            <w:tcW w:type="dxa" w:w="1361"/>
+          </w:tcPr>
+          <w:p>
+            <w:pPr>
+              <w:jc w:val="right"/>
+            </w:pPr>
+            <w:r/>
+            <w:r>
+              <w:rPr>
+                <w:rFonts w:ascii="Arial" w:hAnsi="Arial"/>
+                <w:sz w:val="16"/>
+              </w:rPr>
+              <w:t>2026-10-11</w:t>
             </w:r>
           </w:p>
         </w:tc>
@@ -26296,22 +26498,22 @@
       <w:tr>
         <w:tc>
           <w:tcPr>
-            <w:tcW w:type="dxa" w:w="2494"/>
-          </w:tcPr>
-          <w:p>
-            <w:r/>
-            <w:r>
-              <w:rPr>
-                <w:rFonts w:ascii="Arial" w:hAnsi="Arial"/>
-                <w:sz w:val="16"/>
-              </w:rPr>
-              <w:t>Пересмотреть закупку — мелочь пакетом</w:t>
-            </w:r>
-          </w:p>
-        </w:tc>
-        <w:tc>
-          <w:tcPr>
-            <w:tcW w:type="dxa" w:w="1474"/>
+            <w:tcW w:type="dxa" w:w="2381"/>
+          </w:tcPr>
+          <w:p>
+            <w:r/>
+            <w:r>
+              <w:rPr>
+                <w:rFonts w:ascii="Arial" w:hAnsi="Arial"/>
+                <w:sz w:val="16"/>
+              </w:rPr>
+              <w:t>Переместить — мелочь пакетом</w:t>
+            </w:r>
+          </w:p>
+        </w:tc>
+        <w:tc>
+          <w:tcPr>
+            <w:tcW w:type="dxa" w:w="1134"/>
           </w:tcPr>
           <w:p>
             <w:pPr>
@@ -26341,7 +26543,7 @@
                 <w:rFonts w:ascii="Arial" w:hAnsi="Arial"/>
                 <w:sz w:val="16"/>
               </w:rPr>
-              <w:t>0,30</w:t>
+              <w:t>0,09</w:t>
             </w:r>
           </w:p>
         </w:tc>
@@ -26359,7 +26561,25 @@
                 <w:rFonts w:ascii="Arial" w:hAnsi="Arial"/>
                 <w:sz w:val="16"/>
               </w:rPr>
-              <w:t>2026-09-16</w:t>
+              <w:t>0,10</w:t>
+            </w:r>
+          </w:p>
+        </w:tc>
+        <w:tc>
+          <w:tcPr>
+            <w:tcW w:type="dxa" w:w="1361"/>
+          </w:tcPr>
+          <w:p>
+            <w:pPr>
+              <w:jc w:val="right"/>
+            </w:pPr>
+            <w:r/>
+            <w:r>
+              <w:rPr>
+                <w:rFonts w:ascii="Arial" w:hAnsi="Arial"/>
+                <w:sz w:val="16"/>
+              </w:rPr>
+              <w:t>2026-09-18</w:t>
             </w:r>
           </w:p>
         </w:tc>
@@ -26367,34 +26587,34 @@
       <w:tr>
         <w:tc>
           <w:tcPr>
-            <w:tcW w:type="dxa" w:w="2494"/>
-          </w:tcPr>
-          <w:p>
-            <w:r/>
-            <w:r>
-              <w:rPr>
-                <w:rFonts w:ascii="Arial" w:hAnsi="Arial"/>
-                <w:sz w:val="16"/>
-              </w:rPr>
-              <w:t>Рассмотреть ввод в матрицу</w:t>
-            </w:r>
-          </w:p>
-        </w:tc>
-        <w:tc>
-          <w:tcPr>
-            <w:tcW w:type="dxa" w:w="1474"/>
-          </w:tcPr>
-          <w:p>
-            <w:pPr>
-              <w:jc w:val="right"/>
-            </w:pPr>
-            <w:r/>
-            <w:r>
-              <w:rPr>
-                <w:rFonts w:ascii="Arial" w:hAnsi="Arial"/>
-                <w:sz w:val="16"/>
-              </w:rPr>
-              <w:t>3</w:t>
+            <w:tcW w:type="dxa" w:w="2381"/>
+          </w:tcPr>
+          <w:p>
+            <w:r/>
+            <w:r>
+              <w:rPr>
+                <w:rFonts w:ascii="Arial" w:hAnsi="Arial"/>
+                <w:sz w:val="16"/>
+              </w:rPr>
+              <w:t>Дозаказать — мелочь пакетом</w:t>
+            </w:r>
+          </w:p>
+        </w:tc>
+        <w:tc>
+          <w:tcPr>
+            <w:tcW w:type="dxa" w:w="1134"/>
+          </w:tcPr>
+          <w:p>
+            <w:pPr>
+              <w:jc w:val="right"/>
+            </w:pPr>
+            <w:r/>
+            <w:r>
+              <w:rPr>
+                <w:rFonts w:ascii="Arial" w:hAnsi="Arial"/>
+                <w:sz w:val="16"/>
+              </w:rPr>
+              <w:t>1</w:t>
             </w:r>
           </w:p>
         </w:tc>
@@ -26412,7 +26632,7 @@
                 <w:rFonts w:ascii="Arial" w:hAnsi="Arial"/>
                 <w:sz w:val="16"/>
               </w:rPr>
-              <w:t>0,19</w:t>
+              <w:t>0,53</w:t>
             </w:r>
           </w:p>
         </w:tc>
@@ -26430,7 +26650,25 @@
                 <w:rFonts w:ascii="Arial" w:hAnsi="Arial"/>
                 <w:sz w:val="16"/>
               </w:rPr>
-              <w:t>2026-10-11</w:t>
+              <w:t>0,08</w:t>
+            </w:r>
+          </w:p>
+        </w:tc>
+        <w:tc>
+          <w:tcPr>
+            <w:tcW w:type="dxa" w:w="1361"/>
+          </w:tcPr>
+          <w:p>
+            <w:pPr>
+              <w:jc w:val="right"/>
+            </w:pPr>
+            <w:r/>
+            <w:r>
+              <w:rPr>
+                <w:rFonts w:ascii="Arial" w:hAnsi="Arial"/>
+                <w:sz w:val="16"/>
+              </w:rPr>
+              <w:t>2026-09-16</w:t>
             </w:r>
           </w:p>
         </w:tc>
@@ -26438,22 +26676,22 @@
       <w:tr>
         <w:tc>
           <w:tcPr>
-            <w:tcW w:type="dxa" w:w="2494"/>
-          </w:tcPr>
-          <w:p>
-            <w:r/>
-            <w:r>
-              <w:rPr>
-                <w:rFonts w:ascii="Arial" w:hAnsi="Arial"/>
-                <w:sz w:val="16"/>
-              </w:rPr>
-              <w:t>Рассмотреть ввод в матрицу — мелочь пакетом</w:t>
-            </w:r>
-          </w:p>
-        </w:tc>
-        <w:tc>
-          <w:tcPr>
-            <w:tcW w:type="dxa" w:w="1474"/>
+            <w:tcW w:type="dxa" w:w="2381"/>
+          </w:tcPr>
+          <w:p>
+            <w:r/>
+            <w:r>
+              <w:rPr>
+                <w:rFonts w:ascii="Arial" w:hAnsi="Arial"/>
+                <w:sz w:val="16"/>
+              </w:rPr>
+              <w:t>Рассмотреть ввод в матрицу</w:t>
+            </w:r>
+          </w:p>
+        </w:tc>
+        <w:tc>
+          <w:tcPr>
+            <w:tcW w:type="dxa" w:w="1134"/>
           </w:tcPr>
           <w:p>
             <w:pPr>
@@ -26483,13 +26721,31 @@
                 <w:rFonts w:ascii="Arial" w:hAnsi="Arial"/>
                 <w:sz w:val="16"/>
               </w:rPr>
-              <w:t>0,01</w:t>
+              <w:t>0,28</w:t>
             </w:r>
           </w:p>
         </w:tc>
         <w:tc>
           <w:tcPr>
             <w:tcW w:type="dxa" w:w="1701"/>
+          </w:tcPr>
+          <w:p>
+            <w:pPr>
+              <w:jc w:val="right"/>
+            </w:pPr>
+            <w:r/>
+            <w:r>
+              <w:rPr>
+                <w:rFonts w:ascii="Arial" w:hAnsi="Arial"/>
+                <w:sz w:val="16"/>
+              </w:rPr>
+              <w:t>0,07</w:t>
+            </w:r>
+          </w:p>
+        </w:tc>
+        <w:tc>
+          <w:tcPr>
+            <w:tcW w:type="dxa" w:w="1361"/>
           </w:tcPr>
           <w:p>
             <w:pPr>
@@ -26509,22 +26765,22 @@
       <w:tr>
         <w:tc>
           <w:tcPr>
-            <w:tcW w:type="dxa" w:w="2494"/>
-          </w:tcPr>
-          <w:p>
-            <w:r/>
-            <w:r>
-              <w:rPr>
-                <w:rFonts w:ascii="Arial" w:hAnsi="Arial"/>
-                <w:sz w:val="16"/>
-              </w:rPr>
-              <w:t>Рассмотреть ввод в матрицу — остальное</w:t>
-            </w:r>
-          </w:p>
-        </w:tc>
-        <w:tc>
-          <w:tcPr>
-            <w:tcW w:type="dxa" w:w="1474"/>
+            <w:tcW w:type="dxa" w:w="2381"/>
+          </w:tcPr>
+          <w:p>
+            <w:r/>
+            <w:r>
+              <w:rPr>
+                <w:rFonts w:ascii="Arial" w:hAnsi="Arial"/>
+                <w:sz w:val="16"/>
+              </w:rPr>
+              <w:t>Пересмотреть закупку — остальное</w:t>
+            </w:r>
+          </w:p>
+        </w:tc>
+        <w:tc>
+          <w:tcPr>
+            <w:tcW w:type="dxa" w:w="1134"/>
           </w:tcPr>
           <w:p>
             <w:pPr>
@@ -26554,7 +26810,7 @@
                 <w:rFonts w:ascii="Arial" w:hAnsi="Arial"/>
                 <w:sz w:val="16"/>
               </w:rPr>
-              <w:t>0,04</w:t>
+              <w:t>0,69</w:t>
             </w:r>
           </w:p>
         </w:tc>
@@ -26572,7 +26828,25 @@
                 <w:rFonts w:ascii="Arial" w:hAnsi="Arial"/>
                 <w:sz w:val="16"/>
               </w:rPr>
-              <w:t>2026-10-11</w:t>
+              <w:t>0,07</w:t>
+            </w:r>
+          </w:p>
+        </w:tc>
+        <w:tc>
+          <w:tcPr>
+            <w:tcW w:type="dxa" w:w="1361"/>
+          </w:tcPr>
+          <w:p>
+            <w:pPr>
+              <w:jc w:val="right"/>
+            </w:pPr>
+            <w:r/>
+            <w:r>
+              <w:rPr>
+                <w:rFonts w:ascii="Arial" w:hAnsi="Arial"/>
+                <w:sz w:val="16"/>
+              </w:rPr>
+              <w:t>2026-09-16</w:t>
             </w:r>
           </w:p>
         </w:tc>
@@ -26580,34 +26854,34 @@
       <w:tr>
         <w:tc>
           <w:tcPr>
-            <w:tcW w:type="dxa" w:w="2494"/>
-          </w:tcPr>
-          <w:p>
-            <w:r/>
-            <w:r>
-              <w:rPr>
-                <w:rFonts w:ascii="Arial" w:hAnsi="Arial"/>
-                <w:sz w:val="16"/>
-              </w:rPr>
-              <w:t>Уценить</w:t>
-            </w:r>
-          </w:p>
-        </w:tc>
-        <w:tc>
-          <w:tcPr>
-            <w:tcW w:type="dxa" w:w="1474"/>
-          </w:tcPr>
-          <w:p>
-            <w:pPr>
-              <w:jc w:val="right"/>
-            </w:pPr>
-            <w:r/>
-            <w:r>
-              <w:rPr>
-                <w:rFonts w:ascii="Arial" w:hAnsi="Arial"/>
-                <w:sz w:val="16"/>
-              </w:rPr>
-              <w:t>182</w:t>
+            <w:tcW w:type="dxa" w:w="2381"/>
+          </w:tcPr>
+          <w:p>
+            <w:r/>
+            <w:r>
+              <w:rPr>
+                <w:rFonts w:ascii="Arial" w:hAnsi="Arial"/>
+                <w:sz w:val="16"/>
+              </w:rPr>
+              <w:t>Переместить — остальное</w:t>
+            </w:r>
+          </w:p>
+        </w:tc>
+        <w:tc>
+          <w:tcPr>
+            <w:tcW w:type="dxa" w:w="1134"/>
+          </w:tcPr>
+          <w:p>
+            <w:pPr>
+              <w:jc w:val="right"/>
+            </w:pPr>
+            <w:r/>
+            <w:r>
+              <w:rPr>
+                <w:rFonts w:ascii="Arial" w:hAnsi="Arial"/>
+                <w:sz w:val="16"/>
+              </w:rPr>
+              <w:t>1</w:t>
             </w:r>
           </w:p>
         </w:tc>
@@ -26625,7 +26899,7 @@
                 <w:rFonts w:ascii="Arial" w:hAnsi="Arial"/>
                 <w:sz w:val="16"/>
               </w:rPr>
-              <w:t>6,17</w:t>
+              <w:t>0,04</w:t>
             </w:r>
           </w:p>
         </w:tc>
@@ -26643,7 +26917,25 @@
                 <w:rFonts w:ascii="Arial" w:hAnsi="Arial"/>
                 <w:sz w:val="16"/>
               </w:rPr>
-              <w:t>2026-09-25</w:t>
+              <w:t>0,04</w:t>
+            </w:r>
+          </w:p>
+        </w:tc>
+        <w:tc>
+          <w:tcPr>
+            <w:tcW w:type="dxa" w:w="1361"/>
+          </w:tcPr>
+          <w:p>
+            <w:pPr>
+              <w:jc w:val="right"/>
+            </w:pPr>
+            <w:r/>
+            <w:r>
+              <w:rPr>
+                <w:rFonts w:ascii="Arial" w:hAnsi="Arial"/>
+                <w:sz w:val="16"/>
+              </w:rPr>
+              <w:t>2026-09-18</w:t>
             </w:r>
           </w:p>
         </w:tc>
@@ -26651,22 +26943,22 @@
       <w:tr>
         <w:tc>
           <w:tcPr>
-            <w:tcW w:type="dxa" w:w="2494"/>
-          </w:tcPr>
-          <w:p>
-            <w:r/>
-            <w:r>
-              <w:rPr>
-                <w:rFonts w:ascii="Arial" w:hAnsi="Arial"/>
-                <w:sz w:val="16"/>
-              </w:rPr>
-              <w:t>Уценить — мелочь пакетом</w:t>
-            </w:r>
-          </w:p>
-        </w:tc>
-        <w:tc>
-          <w:tcPr>
-            <w:tcW w:type="dxa" w:w="1474"/>
+            <w:tcW w:type="dxa" w:w="2381"/>
+          </w:tcPr>
+          <w:p>
+            <w:r/>
+            <w:r>
+              <w:rPr>
+                <w:rFonts w:ascii="Arial" w:hAnsi="Arial"/>
+                <w:sz w:val="16"/>
+              </w:rPr>
+              <w:t>Рассмотреть ввод в матрицу — мелочь пакетом</w:t>
+            </w:r>
+          </w:p>
+        </w:tc>
+        <w:tc>
+          <w:tcPr>
+            <w:tcW w:type="dxa" w:w="1134"/>
           </w:tcPr>
           <w:p>
             <w:pPr>
@@ -26696,7 +26988,7 @@
                 <w:rFonts w:ascii="Arial" w:hAnsi="Arial"/>
                 <w:sz w:val="16"/>
               </w:rPr>
-              <w:t>0,08</w:t>
+              <w:t>0,12</w:t>
             </w:r>
           </w:p>
         </w:tc>
@@ -26714,7 +27006,25 @@
                 <w:rFonts w:ascii="Arial" w:hAnsi="Arial"/>
                 <w:sz w:val="16"/>
               </w:rPr>
-              <w:t>2026-09-25</w:t>
+              <w:t>0,02</w:t>
+            </w:r>
+          </w:p>
+        </w:tc>
+        <w:tc>
+          <w:tcPr>
+            <w:tcW w:type="dxa" w:w="1361"/>
+          </w:tcPr>
+          <w:p>
+            <w:pPr>
+              <w:jc w:val="right"/>
+            </w:pPr>
+            <w:r/>
+            <w:r>
+              <w:rPr>
+                <w:rFonts w:ascii="Arial" w:hAnsi="Arial"/>
+                <w:sz w:val="16"/>
+              </w:rPr>
+              <w:t>2026-10-11</w:t>
             </w:r>
           </w:p>
         </w:tc>
@@ -26722,22 +27032,22 @@
       <w:tr>
         <w:tc>
           <w:tcPr>
-            <w:tcW w:type="dxa" w:w="2494"/>
-          </w:tcPr>
-          <w:p>
-            <w:r/>
-            <w:r>
-              <w:rPr>
-                <w:rFonts w:ascii="Arial" w:hAnsi="Arial"/>
-                <w:sz w:val="16"/>
-              </w:rPr>
-              <w:t>Уценить — остальное</w:t>
-            </w:r>
-          </w:p>
-        </w:tc>
-        <w:tc>
-          <w:tcPr>
-            <w:tcW w:type="dxa" w:w="1474"/>
+            <w:tcW w:type="dxa" w:w="2381"/>
+          </w:tcPr>
+          <w:p>
+            <w:r/>
+            <w:r>
+              <w:rPr>
+                <w:rFonts w:ascii="Arial" w:hAnsi="Arial"/>
+                <w:sz w:val="16"/>
+              </w:rPr>
+              <w:t>Рассмотреть ввод в матрицу — остальное</w:t>
+            </w:r>
+          </w:p>
+        </w:tc>
+        <w:tc>
+          <w:tcPr>
+            <w:tcW w:type="dxa" w:w="1134"/>
           </w:tcPr>
           <w:p>
             <w:pPr>
@@ -26767,7 +27077,7 @@
                 <w:rFonts w:ascii="Arial" w:hAnsi="Arial"/>
                 <w:sz w:val="16"/>
               </w:rPr>
-              <w:t>1,75</w:t>
+              <w:t>0,00</w:t>
             </w:r>
           </w:p>
         </w:tc>
@@ -26785,7 +27095,114 @@
                 <w:rFonts w:ascii="Arial" w:hAnsi="Arial"/>
                 <w:sz w:val="16"/>
               </w:rPr>
-              <w:t>2026-09-25</w:t>
+              <w:t>0,01</w:t>
+            </w:r>
+          </w:p>
+        </w:tc>
+        <w:tc>
+          <w:tcPr>
+            <w:tcW w:type="dxa" w:w="1361"/>
+          </w:tcPr>
+          <w:p>
+            <w:pPr>
+              <w:jc w:val="right"/>
+            </w:pPr>
+            <w:r/>
+            <w:r>
+              <w:rPr>
+                <w:rFonts w:ascii="Arial" w:hAnsi="Arial"/>
+                <w:sz w:val="16"/>
+              </w:rPr>
+              <w:t>2026-10-11</w:t>
+            </w:r>
+          </w:p>
+        </w:tc>
+      </w:tr>
+      <w:tr>
+        <w:tc>
+          <w:tcPr>
+            <w:tcW w:type="dxa" w:w="2381"/>
+          </w:tcPr>
+          <w:p>
+            <w:r/>
+            <w:r>
+              <w:rPr>
+                <w:rFonts w:ascii="Arial" w:hAnsi="Arial"/>
+                <w:sz w:val="16"/>
+              </w:rPr>
+              <w:t>Дозаказать — остальное</w:t>
+            </w:r>
+          </w:p>
+        </w:tc>
+        <w:tc>
+          <w:tcPr>
+            <w:tcW w:type="dxa" w:w="1134"/>
+          </w:tcPr>
+          <w:p>
+            <w:pPr>
+              <w:jc w:val="right"/>
+            </w:pPr>
+            <w:r/>
+            <w:r>
+              <w:rPr>
+                <w:rFonts w:ascii="Arial" w:hAnsi="Arial"/>
+                <w:sz w:val="16"/>
+              </w:rPr>
+              <w:t>1</w:t>
+            </w:r>
+          </w:p>
+        </w:tc>
+        <w:tc>
+          <w:tcPr>
+            <w:tcW w:type="dxa" w:w="1701"/>
+          </w:tcPr>
+          <w:p>
+            <w:pPr>
+              <w:jc w:val="right"/>
+            </w:pPr>
+            <w:r/>
+            <w:r>
+              <w:rPr>
+                <w:rFonts w:ascii="Arial" w:hAnsi="Arial"/>
+                <w:sz w:val="16"/>
+              </w:rPr>
+              <w:t>0,04</w:t>
+            </w:r>
+          </w:p>
+        </w:tc>
+        <w:tc>
+          <w:tcPr>
+            <w:tcW w:type="dxa" w:w="1701"/>
+          </w:tcPr>
+          <w:p>
+            <w:pPr>
+              <w:jc w:val="right"/>
+            </w:pPr>
+            <w:r/>
+            <w:r>
+              <w:rPr>
+                <w:rFonts w:ascii="Arial" w:hAnsi="Arial"/>
+                <w:sz w:val="16"/>
+              </w:rPr>
+              <w:t>0,01</w:t>
+            </w:r>
+          </w:p>
+        </w:tc>
+        <w:tc>
+          <w:tcPr>
+            <w:tcW w:type="dxa" w:w="1361"/>
+          </w:tcPr>
+          <w:p>
+            <w:pPr>
+              <w:jc w:val="right"/>
+            </w:pPr>
+            <w:r/>
+            <w:r>
+              <w:rPr>
+                <w:rFonts w:ascii="Arial" w:hAnsi="Arial"/>
+                <w:sz w:val="16"/>
+              </w:rPr>
+              <w:t>2026-09-16</w:t>
             </w:r>
           </w:p>
         </w:tc>
@@ -26930,7 +27347,7 @@
                 <w:rFonts w:ascii="Arial" w:hAnsi="Arial"/>
                 <w:sz w:val="16"/>
               </w:rPr>
-              <w:t>1,11</w:t>
+              <w:t>1,47</w:t>
             </w:r>
           </w:p>
         </w:tc>
@@ -27000,7 +27417,7 @@
                 <w:rFonts w:ascii="Arial" w:hAnsi="Arial"/>
                 <w:sz w:val="16"/>
               </w:rPr>
-              <w:t>2,22</w:t>
+              <w:t>2,58</w:t>
             </w:r>
           </w:p>
         </w:tc>
@@ -27035,7 +27452,7 @@
                 <w:rFonts w:ascii="Arial" w:hAnsi="Arial"/>
                 <w:sz w:val="16"/>
               </w:rPr>
-              <w:t>9,39</w:t>
+              <w:t>10,48</w:t>
             </w:r>
           </w:p>
         </w:tc>

--- a/3_ОТЧЁТЫ/2026-09-14/Аналитическая_записка_2026-09-14_данные_по_11.09.docx
+++ b/3_ОТЧЁТЫ/2026-09-14/Аналитическая_записка_2026-09-14_данные_по_11.09.docx
@@ -593,7 +593,7 @@
                 <w:rFonts w:ascii="Arial" w:hAnsi="Arial"/>
                 <w:sz w:val="18"/>
               </w:rPr>
-              <w:t>11,11 млн ₽</w:t>
+              <w:t>10,97 млн ₽</w:t>
             </w:r>
           </w:p>
         </w:tc>
@@ -611,7 +611,7 @@
                 <w:rFonts w:ascii="Arial" w:hAnsi="Arial"/>
                 <w:sz w:val="18"/>
               </w:rPr>
-              <w:t>плюс 5,59 млн ₽/год экономии на хранении</w:t>
+              <w:t>плюс 5,50 млн ₽/год экономии на хранении</w:t>
             </w:r>
           </w:p>
         </w:tc>
@@ -655,7 +655,7 @@
                 <w:color w:val="C00000"/>
                 <w:sz w:val="21"/>
               </w:rPr>
-              <w:t>Если не делать ничего, за квартал потеряем 2,58 млн ₽: 2,30 млн на содержании ненужного запаса и 0,28 млн упущенной прибыли на дефиците. При этом 10,48 млн ₽ остаются замороженными.</w:t>
+              <w:t>Если не делать ничего, за квартал потеряем 2,54 млн ₽: 2,26 млн на содержании ненужного запаса и 0,28 млн упущенной прибыли на дефиците. При этом 10,33 млн ₽ остаются замороженными.</w:t>
             </w:r>
           </w:p>
         </w:tc>
@@ -1438,7 +1438,7 @@
                 <w:rFonts w:ascii="Arial" w:hAnsi="Arial"/>
                 <w:sz w:val="17"/>
               </w:rPr>
-              <w:t>5,09</w:t>
+              <w:t>4,94</w:t>
             </w:r>
           </w:p>
         </w:tc>
@@ -1456,7 +1456,7 @@
                 <w:rFonts w:ascii="Arial" w:hAnsi="Arial"/>
                 <w:sz w:val="17"/>
               </w:rPr>
-              <w:t>2,94</w:t>
+              <w:t>2,84</w:t>
             </w:r>
           </w:p>
         </w:tc>
@@ -2313,7 +2313,7 @@
           <w:i w:val="0"/>
           <w:sz w:val="21"/>
         </w:rPr>
-        <w:t>Из 41,75 млн ₽ запаса 5,39 млн не продавались ни разу за период. Ещё 10,17 млн — медленный товар, содержание которого дороже приносимой им прибыли.</w:t>
+        <w:t>Из 41,75 млн ₽ запаса 5,39 млн не продавались ни разу за период. Ещё 9,87 млн — медленный товар, содержание которого дороже приносимой им прибыли.</w:t>
       </w:r>
     </w:p>
     <w:p>
@@ -19587,7 +19587,7 @@
                 <w:rFonts w:ascii="Arial" w:hAnsi="Arial"/>
                 <w:sz w:val="16"/>
               </w:rPr>
-              <w:t>613</w:t>
+              <w:t>602</w:t>
             </w:r>
           </w:p>
         </w:tc>
@@ -19640,7 +19640,7 @@
                 <w:rFonts w:ascii="Arial" w:hAnsi="Arial"/>
                 <w:sz w:val="16"/>
               </w:rPr>
-              <w:t>26</w:t>
+              <w:t>37</w:t>
             </w:r>
           </w:p>
         </w:tc>
@@ -19658,7 +19658,7 @@
                 <w:rFonts w:ascii="Arial" w:hAnsi="Arial"/>
                 <w:sz w:val="16"/>
               </w:rPr>
-              <w:t>пересмотреть вручную, запас 0,67 млн ₽</w:t>
+              <w:t>пересмотреть вручную, запас 0,78 млн ₽</w:t>
             </w:r>
           </w:p>
         </w:tc>
@@ -25068,7 +25068,7 @@
                 <w:rFonts w:ascii="Arial" w:hAnsi="Arial"/>
                 <w:sz w:val="17"/>
               </w:rPr>
-              <w:t>5,09</w:t>
+              <w:t>4,94</w:t>
             </w:r>
           </w:p>
         </w:tc>
@@ -25086,7 +25086,7 @@
                 <w:rFonts w:ascii="Arial" w:hAnsi="Arial"/>
                 <w:sz w:val="17"/>
               </w:rPr>
-              <w:t>2,94</w:t>
+              <w:t>2,84</w:t>
             </w:r>
           </w:p>
         </w:tc>
@@ -25466,7 +25466,7 @@
           <w:i w:val="0"/>
           <w:sz w:val="21"/>
         </w:rPr>
-        <w:t>Поимённый план — лист «0.Задачи» в приложении: 312 строк, годовой эффект 10,00 млн ₽. По каждой позиции указано, что делать, где, сколько и в какой срок. Столбцы «Отметка» и «Комментарий» оставлены пустыми для заполнения в работе.</w:t>
+        <w:t>Поимённый план — лист «0.Задачи» в приложении: 312 строк, годовой эффект 9,81 млн ₽. По каждой позиции указано, что делать, где, сколько и в какой срок. Столбцы «Статус выполнения» и «Комментарий исполнителя» оставлены пустыми для заполнения в работе, а «Внимание» показывает, что нужно решить до исполнения.</w:t>
       </w:r>
     </w:p>
     <w:p>
@@ -25653,7 +25653,7 @@
                 <w:rFonts w:ascii="Arial" w:hAnsi="Arial"/>
                 <w:sz w:val="16"/>
               </w:rPr>
-              <w:t>6,24</w:t>
+              <w:t>6,03</w:t>
             </w:r>
           </w:p>
         </w:tc>
@@ -25671,7 +25671,7 @@
                 <w:rFonts w:ascii="Arial" w:hAnsi="Arial"/>
                 <w:sz w:val="16"/>
               </w:rPr>
-              <w:t>3,71</w:t>
+              <w:t>3,63</w:t>
             </w:r>
           </w:p>
         </w:tc>
@@ -25706,7 +25706,7 @@
                 <w:rFonts w:ascii="Arial" w:hAnsi="Arial"/>
                 <w:sz w:val="16"/>
               </w:rPr>
-              <w:t>Уценить — остальное</w:t>
+              <w:t>Вывести — остальное</w:t>
             </w:r>
           </w:p>
         </w:tc>
@@ -25742,7 +25742,7 @@
                 <w:rFonts w:ascii="Arial" w:hAnsi="Arial"/>
                 <w:sz w:val="16"/>
               </w:rPr>
-              <w:t>3,45</w:t>
+              <w:t>3,56</w:t>
             </w:r>
           </w:p>
         </w:tc>
@@ -25760,7 +25760,7 @@
                 <w:rFonts w:ascii="Arial" w:hAnsi="Arial"/>
                 <w:sz w:val="16"/>
               </w:rPr>
-              <w:t>1,84</w:t>
+              <w:t>1,73</w:t>
             </w:r>
           </w:p>
         </w:tc>
@@ -25778,7 +25778,7 @@
                 <w:rFonts w:ascii="Arial" w:hAnsi="Arial"/>
                 <w:sz w:val="16"/>
               </w:rPr>
-              <w:t>2026-09-25</w:t>
+              <w:t>2026-11-08</w:t>
             </w:r>
           </w:p>
         </w:tc>
@@ -25795,7 +25795,7 @@
                 <w:rFonts w:ascii="Arial" w:hAnsi="Arial"/>
                 <w:sz w:val="16"/>
               </w:rPr>
-              <w:t>Вывести — остальное</w:t>
+              <w:t>Уценить — остальное</w:t>
             </w:r>
           </w:p>
         </w:tc>
@@ -25831,7 +25831,7 @@
                 <w:rFonts w:ascii="Arial" w:hAnsi="Arial"/>
                 <w:sz w:val="16"/>
               </w:rPr>
-              <w:t>3,61</w:t>
+              <w:t>3,17</w:t>
             </w:r>
           </w:p>
         </w:tc>
@@ -25849,7 +25849,7 @@
                 <w:rFonts w:ascii="Arial" w:hAnsi="Arial"/>
                 <w:sz w:val="16"/>
               </w:rPr>
-              <w:t>1,75</w:t>
+              <w:t>1,70</w:t>
             </w:r>
           </w:p>
         </w:tc>
@@ -25867,7 +25867,7 @@
                 <w:rFonts w:ascii="Arial" w:hAnsi="Arial"/>
                 <w:sz w:val="16"/>
               </w:rPr>
-              <w:t>2026-10-11</w:t>
+              <w:t>2026-10-23</w:t>
             </w:r>
           </w:p>
         </w:tc>
@@ -26098,7 +26098,7 @@
                 <w:rFonts w:ascii="Arial" w:hAnsi="Arial"/>
                 <w:sz w:val="16"/>
               </w:rPr>
-              <w:t>0,49</w:t>
+              <w:t>0,47</w:t>
             </w:r>
           </w:p>
         </w:tc>
@@ -26116,7 +26116,7 @@
                 <w:rFonts w:ascii="Arial" w:hAnsi="Arial"/>
                 <w:sz w:val="16"/>
               </w:rPr>
-              <w:t>0,32</w:t>
+              <w:t>0,35</w:t>
             </w:r>
           </w:p>
         </w:tc>
@@ -26134,7 +26134,7 @@
                 <w:rFonts w:ascii="Arial" w:hAnsi="Arial"/>
                 <w:sz w:val="16"/>
               </w:rPr>
-              <w:t>2026-09-25</w:t>
+              <w:t>2026-10-23</w:t>
             </w:r>
           </w:p>
         </w:tc>
@@ -26329,7 +26329,7 @@
                 <w:rFonts w:ascii="Arial" w:hAnsi="Arial"/>
                 <w:sz w:val="16"/>
               </w:rPr>
-              <w:t>Пересмотреть закупку — мелочь пакетом</w:t>
+              <w:t>Вывести — мелочь пакетом</w:t>
             </w:r>
           </w:p>
         </w:tc>
@@ -26365,7 +26365,7 @@
                 <w:rFonts w:ascii="Arial" w:hAnsi="Arial"/>
                 <w:sz w:val="16"/>
               </w:rPr>
-              <w:t>0,49</w:t>
+              <w:t>0,17</w:t>
             </w:r>
           </w:p>
         </w:tc>
@@ -26383,7 +26383,7 @@
                 <w:rFonts w:ascii="Arial" w:hAnsi="Arial"/>
                 <w:sz w:val="16"/>
               </w:rPr>
-              <w:t>0,11</w:t>
+              <w:t>0,12</w:t>
             </w:r>
           </w:p>
         </w:tc>
@@ -26401,7 +26401,7 @@
                 <w:rFonts w:ascii="Arial" w:hAnsi="Arial"/>
                 <w:sz w:val="16"/>
               </w:rPr>
-              <w:t>2026-09-16</w:t>
+              <w:t>2026-11-08</w:t>
             </w:r>
           </w:p>
         </w:tc>
@@ -26418,7 +26418,7 @@
                 <w:rFonts w:ascii="Arial" w:hAnsi="Arial"/>
                 <w:sz w:val="16"/>
               </w:rPr>
-              <w:t>Вывести — мелочь пакетом</w:t>
+              <w:t>Пересмотреть закупку — мелочь пакетом</w:t>
             </w:r>
           </w:p>
         </w:tc>
@@ -26454,7 +26454,7 @@
                 <w:rFonts w:ascii="Arial" w:hAnsi="Arial"/>
                 <w:sz w:val="16"/>
               </w:rPr>
-              <w:t>0,19</w:t>
+              <w:t>0,49</w:t>
             </w:r>
           </w:p>
         </w:tc>
@@ -26490,7 +26490,7 @@
                 <w:rFonts w:ascii="Arial" w:hAnsi="Arial"/>
                 <w:sz w:val="16"/>
               </w:rPr>
-              <w:t>2026-10-11</w:t>
+              <w:t>2026-10-14</w:t>
             </w:r>
           </w:p>
         </w:tc>
@@ -26579,7 +26579,7 @@
                 <w:rFonts w:ascii="Arial" w:hAnsi="Arial"/>
                 <w:sz w:val="16"/>
               </w:rPr>
-              <w:t>2026-09-18</w:t>
+              <w:t>2026-10-16</w:t>
             </w:r>
           </w:p>
         </w:tc>
@@ -26668,7 +26668,7 @@
                 <w:rFonts w:ascii="Arial" w:hAnsi="Arial"/>
                 <w:sz w:val="16"/>
               </w:rPr>
-              <w:t>2026-09-16</w:t>
+              <w:t>2026-10-14</w:t>
             </w:r>
           </w:p>
         </w:tc>
@@ -26846,7 +26846,7 @@
                 <w:rFonts w:ascii="Arial" w:hAnsi="Arial"/>
                 <w:sz w:val="16"/>
               </w:rPr>
-              <w:t>2026-09-16</w:t>
+              <w:t>2026-10-14</w:t>
             </w:r>
           </w:p>
         </w:tc>
@@ -26935,7 +26935,7 @@
                 <w:rFonts w:ascii="Arial" w:hAnsi="Arial"/>
                 <w:sz w:val="16"/>
               </w:rPr>
-              <w:t>2026-09-18</w:t>
+              <w:t>2026-10-16</w:t>
             </w:r>
           </w:p>
         </w:tc>
@@ -27024,7 +27024,7 @@
                 <w:rFonts w:ascii="Arial" w:hAnsi="Arial"/>
                 <w:sz w:val="16"/>
               </w:rPr>
-              <w:t>2026-10-11</w:t>
+              <w:t>2026-11-08</w:t>
             </w:r>
           </w:p>
         </w:tc>
@@ -27113,7 +27113,7 @@
                 <w:rFonts w:ascii="Arial" w:hAnsi="Arial"/>
                 <w:sz w:val="16"/>
               </w:rPr>
-              <w:t>2026-10-11</w:t>
+              <w:t>2026-11-08</w:t>
             </w:r>
           </w:p>
         </w:tc>
@@ -27202,7 +27202,7 @@
                 <w:rFonts w:ascii="Arial" w:hAnsi="Arial"/>
                 <w:sz w:val="16"/>
               </w:rPr>
-              <w:t>2026-09-16</w:t>
+              <w:t>2026-10-14</w:t>
             </w:r>
           </w:p>
         </w:tc>
@@ -27347,7 +27347,7 @@
                 <w:rFonts w:ascii="Arial" w:hAnsi="Arial"/>
                 <w:sz w:val="16"/>
               </w:rPr>
-              <w:t>1,47</w:t>
+              <w:t>1,42</w:t>
             </w:r>
           </w:p>
         </w:tc>
@@ -27417,7 +27417,7 @@
                 <w:rFonts w:ascii="Arial" w:hAnsi="Arial"/>
                 <w:sz w:val="16"/>
               </w:rPr>
-              <w:t>2,58</w:t>
+              <w:t>2,54</w:t>
             </w:r>
           </w:p>
         </w:tc>
@@ -27452,7 +27452,7 @@
                 <w:rFonts w:ascii="Arial" w:hAnsi="Arial"/>
                 <w:sz w:val="16"/>
               </w:rPr>
-              <w:t>10,48</w:t>
+              <w:t>10,33</w:t>
             </w:r>
           </w:p>
         </w:tc>

--- a/3_ОТЧЁТЫ/2026-09-14/Аналитическая_записка_2026-09-14_данные_по_11.09.docx
+++ b/3_ОТЧЁТЫ/2026-09-14/Аналитическая_записка_2026-09-14_данные_по_11.09.docx
@@ -2053,7 +2053,7 @@
                 <w:rFonts w:ascii="Arial" w:hAnsi="Arial"/>
                 <w:sz w:val="17"/>
               </w:rPr>
-              <w:t>Эконом. прибыль, ₽/год</w:t>
+              <w:t>Прибыль за вычетом содержания, ₽/год</w:t>
             </w:r>
           </w:p>
         </w:tc>
@@ -2702,7 +2702,7 @@
                 <w:color w:val="FFFFFF"/>
                 <w:sz w:val="16"/>
               </w:rPr>
-              <w:t>Эк. прибыль, млн ₽/год</w:t>
+              <w:t>Прибыль − содержание, млн ₽/год</w:t>
             </w:r>
           </w:p>
         </w:tc>
@@ -5648,7 +5648,7 @@
                 <w:color w:val="FFFFFF"/>
                 <w:sz w:val="16"/>
               </w:rPr>
-              <w:t>Эк. прибыль, млн ₽/год</w:t>
+              <w:t>Прибыль − содержание, млн ₽/год</w:t>
             </w:r>
           </w:p>
         </w:tc>
@@ -7729,7 +7729,7 @@
                 <w:color w:val="FFFFFF"/>
                 <w:sz w:val="16"/>
               </w:rPr>
-              <w:t>Эк. прибыль, млн ₽/год</w:t>
+              <w:t>Прибыль − содержание, млн ₽/год</w:t>
             </w:r>
           </w:p>
         </w:tc>
@@ -10129,7 +10129,7 @@
                 <w:color w:val="FFFFFF"/>
                 <w:sz w:val="16"/>
               </w:rPr>
-              <w:t>Эк. прибыль, млн ₽/год</w:t>
+              <w:t>Прибыль − содержание, млн ₽/год</w:t>
             </w:r>
           </w:p>
         </w:tc>
@@ -12009,7 +12009,7 @@
                 <w:color w:val="FFFFFF"/>
                 <w:sz w:val="16"/>
               </w:rPr>
-              <w:t>Эк. прибыль, млн ₽/год</w:t>
+              <w:t>Прибыль − содержание, млн ₽/год</w:t>
             </w:r>
           </w:p>
         </w:tc>
@@ -12797,7 +12797,7 @@
                 <w:color w:val="FFFFFF"/>
                 <w:sz w:val="16"/>
               </w:rPr>
-              <w:t>Эк. прибыль, млн ₽/год</w:t>
+              <w:t>Прибыль − содержание, млн ₽/год</w:t>
             </w:r>
           </w:p>
         </w:tc>
@@ -13945,7 +13945,7 @@
                 <w:color w:val="FFFFFF"/>
                 <w:sz w:val="16"/>
               </w:rPr>
-              <w:t>Эк. прибыль, млн ₽/год</w:t>
+              <w:t>Прибыль − содержание, млн ₽/год</w:t>
             </w:r>
           </w:p>
         </w:tc>
@@ -16105,7 +16105,7 @@
                 <w:color w:val="FFFFFF"/>
                 <w:sz w:val="16"/>
               </w:rPr>
-              <w:t>Эк. прибыль, ₽/год</w:t>
+              <w:t>Прибыль − содержание, ₽/год</w:t>
             </w:r>
           </w:p>
         </w:tc>
@@ -21637,7 +21637,7 @@
                 <w:color w:val="FFFFFF"/>
                 <w:sz w:val="16"/>
               </w:rPr>
-              <w:t>Эк. прибыль, млн ₽/год</w:t>
+              <w:t>Прибыль − содержание, млн ₽/год</w:t>
             </w:r>
           </w:p>
         </w:tc>

--- a/3_ОТЧЁТЫ/2026-09-14/Аналитическая_записка_2026-09-14_данные_по_11.09.docx
+++ b/3_ОТЧЁТЫ/2026-09-14/Аналитическая_записка_2026-09-14_данные_по_11.09.docx
@@ -25466,7 +25466,7 @@
           <w:i w:val="0"/>
           <w:sz w:val="21"/>
         </w:rPr>
-        <w:t>Поимённый план — лист «0.Задачи» в приложении: 312 строк, годовой эффект 9,81 млн ₽. По каждой позиции указано, что делать, где, сколько и в какой срок. Столбцы «Статус выполнения» и «Комментарий исполнителя» оставлены пустыми для заполнения в работе, а «Внимание» показывает, что нужно решить до исполнения.</w:t>
+        <w:t>Поимённый план — лист «0.Задачи» в приложении: 314 строк, годовой эффект 11,72 млн ₽. По каждой позиции указано, что делать, где, сколько и в какой срок. Столбцы «Статус выполнения» и «Комментарий исполнителя» оставлены пустыми для заполнения в работе, а «Внимание» показывает, что нужно решить до исполнения.</w:t>
       </w:r>
     </w:p>
     <w:p>
@@ -25635,7 +25635,7 @@
                 <w:rFonts w:ascii="Arial" w:hAnsi="Arial"/>
                 <w:sz w:val="16"/>
               </w:rPr>
-              <w:t>199</w:t>
+              <w:t>155</w:t>
             </w:r>
           </w:p>
         </w:tc>
@@ -25653,7 +25653,7 @@
                 <w:rFonts w:ascii="Arial" w:hAnsi="Arial"/>
                 <w:sz w:val="16"/>
               </w:rPr>
-              <w:t>6,03</w:t>
+              <w:t>5,40</w:t>
             </w:r>
           </w:p>
         </w:tc>
@@ -25671,7 +25671,7 @@
                 <w:rFonts w:ascii="Arial" w:hAnsi="Arial"/>
                 <w:sz w:val="16"/>
               </w:rPr>
-              <w:t>3,63</w:t>
+              <w:t>3,28</w:t>
             </w:r>
           </w:p>
         </w:tc>
@@ -25706,7 +25706,7 @@
                 <w:rFonts w:ascii="Arial" w:hAnsi="Arial"/>
                 <w:sz w:val="16"/>
               </w:rPr>
-              <w:t>Вывести — остальное</w:t>
+              <w:t>Уценить — остальное</w:t>
             </w:r>
           </w:p>
         </w:tc>
@@ -25742,7 +25742,7 @@
                 <w:rFonts w:ascii="Arial" w:hAnsi="Arial"/>
                 <w:sz w:val="16"/>
               </w:rPr>
-              <w:t>3,56</w:t>
+              <w:t>3,80</w:t>
             </w:r>
           </w:p>
         </w:tc>
@@ -25760,7 +25760,7 @@
                 <w:rFonts w:ascii="Arial" w:hAnsi="Arial"/>
                 <w:sz w:val="16"/>
               </w:rPr>
-              <w:t>1,73</w:t>
+              <w:t>2,06</w:t>
             </w:r>
           </w:p>
         </w:tc>
@@ -25778,7 +25778,7 @@
                 <w:rFonts w:ascii="Arial" w:hAnsi="Arial"/>
                 <w:sz w:val="16"/>
               </w:rPr>
-              <w:t>2026-11-08</w:t>
+              <w:t>2026-10-23</w:t>
             </w:r>
           </w:p>
         </w:tc>
@@ -25795,7 +25795,7 @@
                 <w:rFonts w:ascii="Arial" w:hAnsi="Arial"/>
                 <w:sz w:val="16"/>
               </w:rPr>
-              <w:t>Уценить — остальное</w:t>
+              <w:t>Вывести — остальное</w:t>
             </w:r>
           </w:p>
         </w:tc>
@@ -25831,7 +25831,7 @@
                 <w:rFonts w:ascii="Arial" w:hAnsi="Arial"/>
                 <w:sz w:val="16"/>
               </w:rPr>
-              <w:t>3,17</w:t>
+              <w:t>3,88</w:t>
             </w:r>
           </w:p>
         </w:tc>
@@ -25849,7 +25849,7 @@
                 <w:rFonts w:ascii="Arial" w:hAnsi="Arial"/>
                 <w:sz w:val="16"/>
               </w:rPr>
-              <w:t>1,70</w:t>
+              <w:t>1,91</w:t>
             </w:r>
           </w:p>
         </w:tc>
@@ -25867,7 +25867,7 @@
                 <w:rFonts w:ascii="Arial" w:hAnsi="Arial"/>
                 <w:sz w:val="16"/>
               </w:rPr>
-              <w:t>2026-10-23</w:t>
+              <w:t>2026-11-08</w:t>
             </w:r>
           </w:p>
         </w:tc>
@@ -25884,7 +25884,7 @@
                 <w:rFonts w:ascii="Arial" w:hAnsi="Arial"/>
                 <w:sz w:val="16"/>
               </w:rPr>
-              <w:t>Вывести</w:t>
+              <w:t>Разобраться с ценой</w:t>
             </w:r>
           </w:p>
         </w:tc>
@@ -25902,7 +25902,7 @@
                 <w:rFonts w:ascii="Arial" w:hAnsi="Arial"/>
                 <w:sz w:val="16"/>
               </w:rPr>
-              <w:t>36</w:t>
+              <w:t>64</w:t>
             </w:r>
           </w:p>
         </w:tc>
@@ -25920,7 +25920,7 @@
                 <w:rFonts w:ascii="Arial" w:hAnsi="Arial"/>
                 <w:sz w:val="16"/>
               </w:rPr>
-              <w:t>1,60</w:t>
+              <w:t>1,04</w:t>
             </w:r>
           </w:p>
         </w:tc>
@@ -25938,7 +25938,7 @@
                 <w:rFonts w:ascii="Arial" w:hAnsi="Arial"/>
                 <w:sz w:val="16"/>
               </w:rPr>
-              <w:t>0,81</w:t>
+              <w:t>1,22</w:t>
             </w:r>
           </w:p>
         </w:tc>
@@ -25956,7 +25956,7 @@
                 <w:rFonts w:ascii="Arial" w:hAnsi="Arial"/>
                 <w:sz w:val="16"/>
               </w:rPr>
-              <w:t>2026-10-11</w:t>
+              <w:t>2026-09-14</w:t>
             </w:r>
           </w:p>
         </w:tc>
@@ -25973,7 +25973,7 @@
                 <w:rFonts w:ascii="Arial" w:hAnsi="Arial"/>
                 <w:sz w:val="16"/>
               </w:rPr>
-              <w:t>Переместить</w:t>
+              <w:t>Вывести</w:t>
             </w:r>
           </w:p>
         </w:tc>
@@ -25991,7 +25991,7 @@
                 <w:rFonts w:ascii="Arial" w:hAnsi="Arial"/>
                 <w:sz w:val="16"/>
               </w:rPr>
-              <w:t>34</w:t>
+              <w:t>22</w:t>
             </w:r>
           </w:p>
         </w:tc>
@@ -26009,7 +26009,7 @@
                 <w:rFonts w:ascii="Arial" w:hAnsi="Arial"/>
                 <w:sz w:val="16"/>
               </w:rPr>
-              <w:t>0,51</w:t>
+              <w:t>1,28</w:t>
             </w:r>
           </w:p>
         </w:tc>
@@ -26027,7 +26027,7 @@
                 <w:rFonts w:ascii="Arial" w:hAnsi="Arial"/>
                 <w:sz w:val="16"/>
               </w:rPr>
-              <w:t>0,55</w:t>
+              <w:t>0,63</w:t>
             </w:r>
           </w:p>
         </w:tc>
@@ -26045,7 +26045,7 @@
                 <w:rFonts w:ascii="Arial" w:hAnsi="Arial"/>
                 <w:sz w:val="16"/>
               </w:rPr>
-              <w:t>2026-09-18</w:t>
+              <w:t>2026-10-11</w:t>
             </w:r>
           </w:p>
         </w:tc>
@@ -26062,7 +26062,7 @@
                 <w:rFonts w:ascii="Arial" w:hAnsi="Arial"/>
                 <w:sz w:val="16"/>
               </w:rPr>
-              <w:t>Уценить — мелочь пакетом</w:t>
+              <w:t>Переместить</w:t>
             </w:r>
           </w:p>
         </w:tc>
@@ -26080,7 +26080,7 @@
                 <w:rFonts w:ascii="Arial" w:hAnsi="Arial"/>
                 <w:sz w:val="16"/>
               </w:rPr>
-              <w:t>1</w:t>
+              <w:t>31</w:t>
             </w:r>
           </w:p>
         </w:tc>
@@ -26098,7 +26098,7 @@
                 <w:rFonts w:ascii="Arial" w:hAnsi="Arial"/>
                 <w:sz w:val="16"/>
               </w:rPr>
-              <w:t>0,47</w:t>
+              <w:t>0,50</w:t>
             </w:r>
           </w:p>
         </w:tc>
@@ -26116,7 +26116,7 @@
                 <w:rFonts w:ascii="Arial" w:hAnsi="Arial"/>
                 <w:sz w:val="16"/>
               </w:rPr>
-              <w:t>0,35</w:t>
+              <w:t>0,53</w:t>
             </w:r>
           </w:p>
         </w:tc>
@@ -26134,7 +26134,7 @@
                 <w:rFonts w:ascii="Arial" w:hAnsi="Arial"/>
                 <w:sz w:val="16"/>
               </w:rPr>
-              <w:t>2026-10-23</w:t>
+              <w:t>2026-09-18</w:t>
             </w:r>
           </w:p>
         </w:tc>
@@ -26151,7 +26151,7 @@
                 <w:rFonts w:ascii="Arial" w:hAnsi="Arial"/>
                 <w:sz w:val="16"/>
               </w:rPr>
-              <w:t>Дозаказать</w:t>
+              <w:t>Разобраться с ценой — мелочь пакетом</w:t>
             </w:r>
           </w:p>
         </w:tc>
@@ -26169,7 +26169,7 @@
                 <w:rFonts w:ascii="Arial" w:hAnsi="Arial"/>
                 <w:sz w:val="16"/>
               </w:rPr>
-              <w:t>23</w:t>
+              <w:t>1</w:t>
             </w:r>
           </w:p>
         </w:tc>
@@ -26187,7 +26187,7 @@
                 <w:rFonts w:ascii="Arial" w:hAnsi="Arial"/>
                 <w:sz w:val="16"/>
               </w:rPr>
-              <w:t>2,23</w:t>
+              <w:t>0,99</w:t>
             </w:r>
           </w:p>
         </w:tc>
@@ -26205,7 +26205,7 @@
                 <w:rFonts w:ascii="Arial" w:hAnsi="Arial"/>
                 <w:sz w:val="16"/>
               </w:rPr>
-              <w:t>0,27</w:t>
+              <w:t>0,45</w:t>
             </w:r>
           </w:p>
         </w:tc>
@@ -26223,7 +26223,7 @@
                 <w:rFonts w:ascii="Arial" w:hAnsi="Arial"/>
                 <w:sz w:val="16"/>
               </w:rPr>
-              <w:t>2026-09-16</w:t>
+              <w:t>2026-10-12</w:t>
             </w:r>
           </w:p>
         </w:tc>
@@ -26240,7 +26240,7 @@
                 <w:rFonts w:ascii="Arial" w:hAnsi="Arial"/>
                 <w:sz w:val="16"/>
               </w:rPr>
-              <w:t>Пересмотреть закупку</w:t>
+              <w:t>Уценить — мелочь пакетом</w:t>
             </w:r>
           </w:p>
         </w:tc>
@@ -26258,7 +26258,7 @@
                 <w:rFonts w:ascii="Arial" w:hAnsi="Arial"/>
                 <w:sz w:val="16"/>
               </w:rPr>
-              <w:t>7</w:t>
+              <w:t>1</w:t>
             </w:r>
           </w:p>
         </w:tc>
@@ -26276,7 +26276,7 @@
                 <w:rFonts w:ascii="Arial" w:hAnsi="Arial"/>
                 <w:sz w:val="16"/>
               </w:rPr>
-              <w:t>0,73</w:t>
+              <w:t>0,47</w:t>
             </w:r>
           </w:p>
         </w:tc>
@@ -26294,7 +26294,7 @@
                 <w:rFonts w:ascii="Arial" w:hAnsi="Arial"/>
                 <w:sz w:val="16"/>
               </w:rPr>
-              <w:t>0,15</w:t>
+              <w:t>0,35</w:t>
             </w:r>
           </w:p>
         </w:tc>
@@ -26312,7 +26312,7 @@
                 <w:rFonts w:ascii="Arial" w:hAnsi="Arial"/>
                 <w:sz w:val="16"/>
               </w:rPr>
-              <w:t>2026-09-16</w:t>
+              <w:t>2026-10-23</w:t>
             </w:r>
           </w:p>
         </w:tc>
@@ -26329,7 +26329,7 @@
                 <w:rFonts w:ascii="Arial" w:hAnsi="Arial"/>
                 <w:sz w:val="16"/>
               </w:rPr>
-              <w:t>Вывести — мелочь пакетом</w:t>
+              <w:t>Дозаказать</w:t>
             </w:r>
           </w:p>
         </w:tc>
@@ -26347,7 +26347,7 @@
                 <w:rFonts w:ascii="Arial" w:hAnsi="Arial"/>
                 <w:sz w:val="16"/>
               </w:rPr>
-              <w:t>1</w:t>
+              <w:t>21</w:t>
             </w:r>
           </w:p>
         </w:tc>
@@ -26365,7 +26365,7 @@
                 <w:rFonts w:ascii="Arial" w:hAnsi="Arial"/>
                 <w:sz w:val="16"/>
               </w:rPr>
-              <w:t>0,17</w:t>
+              <w:t>2,18</w:t>
             </w:r>
           </w:p>
         </w:tc>
@@ -26383,7 +26383,7 @@
                 <w:rFonts w:ascii="Arial" w:hAnsi="Arial"/>
                 <w:sz w:val="16"/>
               </w:rPr>
-              <w:t>0,12</w:t>
+              <w:t>0,26</w:t>
             </w:r>
           </w:p>
         </w:tc>
@@ -26401,7 +26401,7 @@
                 <w:rFonts w:ascii="Arial" w:hAnsi="Arial"/>
                 <w:sz w:val="16"/>
               </w:rPr>
-              <w:t>2026-11-08</w:t>
+              <w:t>2026-09-16</w:t>
             </w:r>
           </w:p>
         </w:tc>
@@ -26418,7 +26418,7 @@
                 <w:rFonts w:ascii="Arial" w:hAnsi="Arial"/>
                 <w:sz w:val="16"/>
               </w:rPr>
-              <w:t>Пересмотреть закупку — мелочь пакетом</w:t>
+              <w:t>Разобраться с ценой — остальное</w:t>
             </w:r>
           </w:p>
         </w:tc>
@@ -26454,7 +26454,7 @@
                 <w:rFonts w:ascii="Arial" w:hAnsi="Arial"/>
                 <w:sz w:val="16"/>
               </w:rPr>
-              <w:t>0,49</w:t>
+              <w:t>0,37</w:t>
             </w:r>
           </w:p>
         </w:tc>
@@ -26472,7 +26472,7 @@
                 <w:rFonts w:ascii="Arial" w:hAnsi="Arial"/>
                 <w:sz w:val="16"/>
               </w:rPr>
-              <w:t>0,11</w:t>
+              <w:t>0,24</w:t>
             </w:r>
           </w:p>
         </w:tc>
@@ -26490,7 +26490,7 @@
                 <w:rFonts w:ascii="Arial" w:hAnsi="Arial"/>
                 <w:sz w:val="16"/>
               </w:rPr>
-              <w:t>2026-10-14</w:t>
+              <w:t>2026-10-12</w:t>
             </w:r>
           </w:p>
         </w:tc>
@@ -26507,7 +26507,7 @@
                 <w:rFonts w:ascii="Arial" w:hAnsi="Arial"/>
                 <w:sz w:val="16"/>
               </w:rPr>
-              <w:t>Переместить — мелочь пакетом</w:t>
+              <w:t>Пересмотреть закупку</w:t>
             </w:r>
           </w:p>
         </w:tc>
@@ -26525,7 +26525,7 @@
                 <w:rFonts w:ascii="Arial" w:hAnsi="Arial"/>
                 <w:sz w:val="16"/>
               </w:rPr>
-              <w:t>1</w:t>
+              <w:t>6</w:t>
             </w:r>
           </w:p>
         </w:tc>
@@ -26543,7 +26543,7 @@
                 <w:rFonts w:ascii="Arial" w:hAnsi="Arial"/>
                 <w:sz w:val="16"/>
               </w:rPr>
-              <w:t>0,09</w:t>
+              <w:t>0,67</w:t>
             </w:r>
           </w:p>
         </w:tc>
@@ -26561,7 +26561,7 @@
                 <w:rFonts w:ascii="Arial" w:hAnsi="Arial"/>
                 <w:sz w:val="16"/>
               </w:rPr>
-              <w:t>0,10</w:t>
+              <w:t>0,14</w:t>
             </w:r>
           </w:p>
         </w:tc>
@@ -26579,7 +26579,7 @@
                 <w:rFonts w:ascii="Arial" w:hAnsi="Arial"/>
                 <w:sz w:val="16"/>
               </w:rPr>
-              <w:t>2026-10-16</w:t>
+              <w:t>2026-09-16</w:t>
             </w:r>
           </w:p>
         </w:tc>
@@ -26596,7 +26596,7 @@
                 <w:rFonts w:ascii="Arial" w:hAnsi="Arial"/>
                 <w:sz w:val="16"/>
               </w:rPr>
-              <w:t>Дозаказать — мелочь пакетом</w:t>
+              <w:t>Вывести — мелочь пакетом</w:t>
             </w:r>
           </w:p>
         </w:tc>
@@ -26632,7 +26632,7 @@
                 <w:rFonts w:ascii="Arial" w:hAnsi="Arial"/>
                 <w:sz w:val="16"/>
               </w:rPr>
-              <w:t>0,53</w:t>
+              <w:t>0,17</w:t>
             </w:r>
           </w:p>
         </w:tc>
@@ -26650,7 +26650,7 @@
                 <w:rFonts w:ascii="Arial" w:hAnsi="Arial"/>
                 <w:sz w:val="16"/>
               </w:rPr>
-              <w:t>0,08</w:t>
+              <w:t>0,12</w:t>
             </w:r>
           </w:p>
         </w:tc>
@@ -26668,7 +26668,7 @@
                 <w:rFonts w:ascii="Arial" w:hAnsi="Arial"/>
                 <w:sz w:val="16"/>
               </w:rPr>
-              <w:t>2026-10-14</w:t>
+              <w:t>2026-11-08</w:t>
             </w:r>
           </w:p>
         </w:tc>
@@ -26685,7 +26685,7 @@
                 <w:rFonts w:ascii="Arial" w:hAnsi="Arial"/>
                 <w:sz w:val="16"/>
               </w:rPr>
-              <w:t>Рассмотреть ввод в матрицу</w:t>
+              <w:t>Пересмотреть закупку — мелочь пакетом</w:t>
             </w:r>
           </w:p>
         </w:tc>
@@ -26721,7 +26721,7 @@
                 <w:rFonts w:ascii="Arial" w:hAnsi="Arial"/>
                 <w:sz w:val="16"/>
               </w:rPr>
-              <w:t>0,28</w:t>
+              <w:t>0,49</w:t>
             </w:r>
           </w:p>
         </w:tc>
@@ -26739,7 +26739,7 @@
                 <w:rFonts w:ascii="Arial" w:hAnsi="Arial"/>
                 <w:sz w:val="16"/>
               </w:rPr>
-              <w:t>0,07</w:t>
+              <w:t>0,11</w:t>
             </w:r>
           </w:p>
         </w:tc>
@@ -26757,7 +26757,7 @@
                 <w:rFonts w:ascii="Arial" w:hAnsi="Arial"/>
                 <w:sz w:val="16"/>
               </w:rPr>
-              <w:t>2026-10-11</w:t>
+              <w:t>2026-10-14</w:t>
             </w:r>
           </w:p>
         </w:tc>
@@ -26774,7 +26774,7 @@
                 <w:rFonts w:ascii="Arial" w:hAnsi="Arial"/>
                 <w:sz w:val="16"/>
               </w:rPr>
-              <w:t>Пересмотреть закупку — остальное</w:t>
+              <w:t>Переместить — мелочь пакетом</w:t>
             </w:r>
           </w:p>
         </w:tc>
@@ -26810,7 +26810,7 @@
                 <w:rFonts w:ascii="Arial" w:hAnsi="Arial"/>
                 <w:sz w:val="16"/>
               </w:rPr>
-              <w:t>0,69</w:t>
+              <w:t>0,09</w:t>
             </w:r>
           </w:p>
         </w:tc>
@@ -26828,7 +26828,7 @@
                 <w:rFonts w:ascii="Arial" w:hAnsi="Arial"/>
                 <w:sz w:val="16"/>
               </w:rPr>
-              <w:t>0,07</w:t>
+              <w:t>0,10</w:t>
             </w:r>
           </w:p>
         </w:tc>
@@ -26846,7 +26846,7 @@
                 <w:rFonts w:ascii="Arial" w:hAnsi="Arial"/>
                 <w:sz w:val="16"/>
               </w:rPr>
-              <w:t>2026-10-14</w:t>
+              <w:t>2026-10-16</w:t>
             </w:r>
           </w:p>
         </w:tc>
@@ -26863,7 +26863,7 @@
                 <w:rFonts w:ascii="Arial" w:hAnsi="Arial"/>
                 <w:sz w:val="16"/>
               </w:rPr>
-              <w:t>Переместить — остальное</w:t>
+              <w:t>Дозаказать — мелочь пакетом</w:t>
             </w:r>
           </w:p>
         </w:tc>
@@ -26899,7 +26899,7 @@
                 <w:rFonts w:ascii="Arial" w:hAnsi="Arial"/>
                 <w:sz w:val="16"/>
               </w:rPr>
-              <w:t>0,04</w:t>
+              <w:t>0,53</w:t>
             </w:r>
           </w:p>
         </w:tc>
@@ -26917,7 +26917,7 @@
                 <w:rFonts w:ascii="Arial" w:hAnsi="Arial"/>
                 <w:sz w:val="16"/>
               </w:rPr>
-              <w:t>0,04</w:t>
+              <w:t>0,08</w:t>
             </w:r>
           </w:p>
         </w:tc>
@@ -26935,7 +26935,7 @@
                 <w:rFonts w:ascii="Arial" w:hAnsi="Arial"/>
                 <w:sz w:val="16"/>
               </w:rPr>
-              <w:t>2026-10-16</w:t>
+              <w:t>2026-10-14</w:t>
             </w:r>
           </w:p>
         </w:tc>
@@ -26952,7 +26952,7 @@
                 <w:rFonts w:ascii="Arial" w:hAnsi="Arial"/>
                 <w:sz w:val="16"/>
               </w:rPr>
-              <w:t>Рассмотреть ввод в матрицу — мелочь пакетом</w:t>
+              <w:t>Пересмотреть закупку — остальное</w:t>
             </w:r>
           </w:p>
         </w:tc>
@@ -26988,7 +26988,7 @@
                 <w:rFonts w:ascii="Arial" w:hAnsi="Arial"/>
                 <w:sz w:val="16"/>
               </w:rPr>
-              <w:t>0,12</w:t>
+              <w:t>0,75</w:t>
             </w:r>
           </w:p>
         </w:tc>
@@ -27006,7 +27006,7 @@
                 <w:rFonts w:ascii="Arial" w:hAnsi="Arial"/>
                 <w:sz w:val="16"/>
               </w:rPr>
-              <w:t>0,02</w:t>
+              <w:t>0,08</w:t>
             </w:r>
           </w:p>
         </w:tc>
@@ -27024,7 +27024,7 @@
                 <w:rFonts w:ascii="Arial" w:hAnsi="Arial"/>
                 <w:sz w:val="16"/>
               </w:rPr>
-              <w:t>2026-11-08</w:t>
+              <w:t>2026-10-14</w:t>
             </w:r>
           </w:p>
         </w:tc>
@@ -27041,7 +27041,7 @@
                 <w:rFonts w:ascii="Arial" w:hAnsi="Arial"/>
                 <w:sz w:val="16"/>
               </w:rPr>
-              <w:t>Рассмотреть ввод в матрицу — остальное</w:t>
+              <w:t>Рассмотреть ввод в матрицу</w:t>
             </w:r>
           </w:p>
         </w:tc>
@@ -27077,7 +27077,7 @@
                 <w:rFonts w:ascii="Arial" w:hAnsi="Arial"/>
                 <w:sz w:val="16"/>
               </w:rPr>
-              <w:t>0,00</w:t>
+              <w:t>0,28</w:t>
             </w:r>
           </w:p>
         </w:tc>
@@ -27095,7 +27095,7 @@
                 <w:rFonts w:ascii="Arial" w:hAnsi="Arial"/>
                 <w:sz w:val="16"/>
               </w:rPr>
-              <w:t>0,01</w:t>
+              <w:t>0,07</w:t>
             </w:r>
           </w:p>
         </w:tc>
@@ -27113,7 +27113,7 @@
                 <w:rFonts w:ascii="Arial" w:hAnsi="Arial"/>
                 <w:sz w:val="16"/>
               </w:rPr>
-              <w:t>2026-11-08</w:t>
+              <w:t>2026-10-11</w:t>
             </w:r>
           </w:p>
         </w:tc>
@@ -27130,6 +27130,95 @@
                 <w:rFonts w:ascii="Arial" w:hAnsi="Arial"/>
                 <w:sz w:val="16"/>
               </w:rPr>
+              <w:t>Переместить — остальное</w:t>
+            </w:r>
+          </w:p>
+        </w:tc>
+        <w:tc>
+          <w:tcPr>
+            <w:tcW w:type="dxa" w:w="1134"/>
+          </w:tcPr>
+          <w:p>
+            <w:pPr>
+              <w:jc w:val="right"/>
+            </w:pPr>
+            <w:r/>
+            <w:r>
+              <w:rPr>
+                <w:rFonts w:ascii="Arial" w:hAnsi="Arial"/>
+                <w:sz w:val="16"/>
+              </w:rPr>
+              <w:t>1</w:t>
+            </w:r>
+          </w:p>
+        </w:tc>
+        <w:tc>
+          <w:tcPr>
+            <w:tcW w:type="dxa" w:w="1701"/>
+          </w:tcPr>
+          <w:p>
+            <w:pPr>
+              <w:jc w:val="right"/>
+            </w:pPr>
+            <w:r/>
+            <w:r>
+              <w:rPr>
+                <w:rFonts w:ascii="Arial" w:hAnsi="Arial"/>
+                <w:sz w:val="16"/>
+              </w:rPr>
+              <w:t>0,05</w:t>
+            </w:r>
+          </w:p>
+        </w:tc>
+        <w:tc>
+          <w:tcPr>
+            <w:tcW w:type="dxa" w:w="1701"/>
+          </w:tcPr>
+          <w:p>
+            <w:pPr>
+              <w:jc w:val="right"/>
+            </w:pPr>
+            <w:r/>
+            <w:r>
+              <w:rPr>
+                <w:rFonts w:ascii="Arial" w:hAnsi="Arial"/>
+                <w:sz w:val="16"/>
+              </w:rPr>
+              <w:t>0,05</w:t>
+            </w:r>
+          </w:p>
+        </w:tc>
+        <w:tc>
+          <w:tcPr>
+            <w:tcW w:type="dxa" w:w="1361"/>
+          </w:tcPr>
+          <w:p>
+            <w:pPr>
+              <w:jc w:val="right"/>
+            </w:pPr>
+            <w:r/>
+            <w:r>
+              <w:rPr>
+                <w:rFonts w:ascii="Arial" w:hAnsi="Arial"/>
+                <w:sz w:val="16"/>
+              </w:rPr>
+              <w:t>2026-10-16</w:t>
+            </w:r>
+          </w:p>
+        </w:tc>
+      </w:tr>
+      <w:tr>
+        <w:tc>
+          <w:tcPr>
+            <w:tcW w:type="dxa" w:w="2381"/>
+          </w:tcPr>
+          <w:p>
+            <w:r/>
+            <w:r>
+              <w:rPr>
+                <w:rFonts w:ascii="Arial" w:hAnsi="Arial"/>
+                <w:sz w:val="16"/>
+              </w:rPr>
               <w:t>Дозаказать — остальное</w:t>
             </w:r>
           </w:p>
@@ -27166,7 +27255,7 @@
                 <w:rFonts w:ascii="Arial" w:hAnsi="Arial"/>
                 <w:sz w:val="16"/>
               </w:rPr>
-              <w:t>0,04</w:t>
+              <w:t>0,09</w:t>
             </w:r>
           </w:p>
         </w:tc>
@@ -27184,6 +27273,184 @@
                 <w:rFonts w:ascii="Arial" w:hAnsi="Arial"/>
                 <w:sz w:val="16"/>
               </w:rPr>
+              <w:t>0,02</w:t>
+            </w:r>
+          </w:p>
+        </w:tc>
+        <w:tc>
+          <w:tcPr>
+            <w:tcW w:type="dxa" w:w="1361"/>
+          </w:tcPr>
+          <w:p>
+            <w:pPr>
+              <w:jc w:val="right"/>
+            </w:pPr>
+            <w:r/>
+            <w:r>
+              <w:rPr>
+                <w:rFonts w:ascii="Arial" w:hAnsi="Arial"/>
+                <w:sz w:val="16"/>
+              </w:rPr>
+              <w:t>2026-10-14</w:t>
+            </w:r>
+          </w:p>
+        </w:tc>
+      </w:tr>
+      <w:tr>
+        <w:tc>
+          <w:tcPr>
+            <w:tcW w:type="dxa" w:w="2381"/>
+          </w:tcPr>
+          <w:p>
+            <w:r/>
+            <w:r>
+              <w:rPr>
+                <w:rFonts w:ascii="Arial" w:hAnsi="Arial"/>
+                <w:sz w:val="16"/>
+              </w:rPr>
+              <w:t>Рассмотреть ввод в матрицу — мелочь пакетом</w:t>
+            </w:r>
+          </w:p>
+        </w:tc>
+        <w:tc>
+          <w:tcPr>
+            <w:tcW w:type="dxa" w:w="1134"/>
+          </w:tcPr>
+          <w:p>
+            <w:pPr>
+              <w:jc w:val="right"/>
+            </w:pPr>
+            <w:r/>
+            <w:r>
+              <w:rPr>
+                <w:rFonts w:ascii="Arial" w:hAnsi="Arial"/>
+                <w:sz w:val="16"/>
+              </w:rPr>
+              <w:t>1</w:t>
+            </w:r>
+          </w:p>
+        </w:tc>
+        <w:tc>
+          <w:tcPr>
+            <w:tcW w:type="dxa" w:w="1701"/>
+          </w:tcPr>
+          <w:p>
+            <w:pPr>
+              <w:jc w:val="right"/>
+            </w:pPr>
+            <w:r/>
+            <w:r>
+              <w:rPr>
+                <w:rFonts w:ascii="Arial" w:hAnsi="Arial"/>
+                <w:sz w:val="16"/>
+              </w:rPr>
+              <w:t>0,12</w:t>
+            </w:r>
+          </w:p>
+        </w:tc>
+        <w:tc>
+          <w:tcPr>
+            <w:tcW w:type="dxa" w:w="1701"/>
+          </w:tcPr>
+          <w:p>
+            <w:pPr>
+              <w:jc w:val="right"/>
+            </w:pPr>
+            <w:r/>
+            <w:r>
+              <w:rPr>
+                <w:rFonts w:ascii="Arial" w:hAnsi="Arial"/>
+                <w:sz w:val="16"/>
+              </w:rPr>
+              <w:t>0,02</w:t>
+            </w:r>
+          </w:p>
+        </w:tc>
+        <w:tc>
+          <w:tcPr>
+            <w:tcW w:type="dxa" w:w="1361"/>
+          </w:tcPr>
+          <w:p>
+            <w:pPr>
+              <w:jc w:val="right"/>
+            </w:pPr>
+            <w:r/>
+            <w:r>
+              <w:rPr>
+                <w:rFonts w:ascii="Arial" w:hAnsi="Arial"/>
+                <w:sz w:val="16"/>
+              </w:rPr>
+              <w:t>2026-11-08</w:t>
+            </w:r>
+          </w:p>
+        </w:tc>
+      </w:tr>
+      <w:tr>
+        <w:tc>
+          <w:tcPr>
+            <w:tcW w:type="dxa" w:w="2381"/>
+          </w:tcPr>
+          <w:p>
+            <w:r/>
+            <w:r>
+              <w:rPr>
+                <w:rFonts w:ascii="Arial" w:hAnsi="Arial"/>
+                <w:sz w:val="16"/>
+              </w:rPr>
+              <w:t>Рассмотреть ввод в матрицу — остальное</w:t>
+            </w:r>
+          </w:p>
+        </w:tc>
+        <w:tc>
+          <w:tcPr>
+            <w:tcW w:type="dxa" w:w="1134"/>
+          </w:tcPr>
+          <w:p>
+            <w:pPr>
+              <w:jc w:val="right"/>
+            </w:pPr>
+            <w:r/>
+            <w:r>
+              <w:rPr>
+                <w:rFonts w:ascii="Arial" w:hAnsi="Arial"/>
+                <w:sz w:val="16"/>
+              </w:rPr>
+              <w:t>1</w:t>
+            </w:r>
+          </w:p>
+        </w:tc>
+        <w:tc>
+          <w:tcPr>
+            <w:tcW w:type="dxa" w:w="1701"/>
+          </w:tcPr>
+          <w:p>
+            <w:pPr>
+              <w:jc w:val="right"/>
+            </w:pPr>
+            <w:r/>
+            <w:r>
+              <w:rPr>
+                <w:rFonts w:ascii="Arial" w:hAnsi="Arial"/>
+                <w:sz w:val="16"/>
+              </w:rPr>
+              <w:t>0,00</w:t>
+            </w:r>
+          </w:p>
+        </w:tc>
+        <w:tc>
+          <w:tcPr>
+            <w:tcW w:type="dxa" w:w="1701"/>
+          </w:tcPr>
+          <w:p>
+            <w:pPr>
+              <w:jc w:val="right"/>
+            </w:pPr>
+            <w:r/>
+            <w:r>
+              <w:rPr>
+                <w:rFonts w:ascii="Arial" w:hAnsi="Arial"/>
+                <w:sz w:val="16"/>
+              </w:rPr>
               <w:t>0,01</w:t>
             </w:r>
           </w:p>
@@ -27202,7 +27469,7 @@
                 <w:rFonts w:ascii="Arial" w:hAnsi="Arial"/>
                 <w:sz w:val="16"/>
               </w:rPr>
-              <w:t>2026-10-14</w:t>
+              <w:t>2026-11-08</w:t>
             </w:r>
           </w:p>
         </w:tc>
